--- a/Knowledge/3-Work knowledge/1-Software Engineering/1-Software Engineering Fundamentals/5-My Source/4-Networks Devices/1-Types of Routers/2-Home Router.docx
+++ b/Knowledge/3-Work knowledge/1-Software Engineering/1-Software Engineering Fundamentals/5-My Source/4-Networks Devices/1-Types of Routers/2-Home Router.docx
@@ -4,44 +4,28 @@
   <w:body>
     <w:p>
       <w:pPr>
-        <w:keepNext/>
-        <w:keepLines/>
-        <w:spacing w:before="400" w:after="120" w:line="276" w:lineRule="auto"/>
-        <w:outlineLvl w:val="0"/>
-        <w:rPr>
-          <w:rFonts w:ascii="Arial" w:eastAsia="Arial" w:hAnsi="Arial" w:cs="Arial"/>
-          <w:kern w:val="0"/>
-          <w:sz w:val="40"/>
-          <w:szCs w:val="40"/>
-          <w:lang w:val="en"/>
-          <w14:ligatures w14:val="none"/>
+        <w:pStyle w:val="Heading1"/>
+        <w:rPr>
+          <w:rFonts w:eastAsia="Arial"/>
+          <w:lang w:val="en"/>
         </w:rPr>
       </w:pPr>
       <w:bookmarkStart w:id="0" w:name="_g1vmg2epuam" w:colFirst="0" w:colLast="0"/>
       <w:bookmarkEnd w:id="0"/>
       <w:r>
         <w:rPr>
-          <w:rFonts w:ascii="Arial" w:eastAsia="Arial" w:hAnsi="Arial" w:cs="Arial"/>
-          <w:kern w:val="0"/>
-          <w:sz w:val="40"/>
-          <w:szCs w:val="40"/>
-          <w:lang w:val="en"/>
-          <w14:ligatures w14:val="none"/>
+          <w:rFonts w:eastAsia="Arial"/>
+          <w:lang w:val="en"/>
         </w:rPr>
         <w:t>Home Router</w:t>
       </w:r>
     </w:p>
     <w:p>
       <w:pPr>
-        <w:spacing w:before="280" w:after="120" w:line="276" w:lineRule="auto"/>
-        <w:outlineLvl w:val="1"/>
-        <w:rPr>
-          <w:rFonts w:ascii="Arial" w:eastAsia="Arial" w:hAnsi="Arial" w:cs="Arial"/>
-          <w:kern w:val="0"/>
-          <w:sz w:val="32"/>
-          <w:szCs w:val="32"/>
-          <w:lang w:val="en"/>
-          <w14:ligatures w14:val="none"/>
+        <w:pStyle w:val="Heading2"/>
+        <w:rPr>
+          <w:rFonts w:eastAsia="Arial"/>
+          <w:lang w:val="en"/>
         </w:rPr>
       </w:pPr>
       <w:bookmarkStart w:id="1" w:name="_a35bw5iw35hw" w:colFirst="0" w:colLast="0"/>
@@ -49,22 +33,14 @@
       <w:r>
         <w:rPr>
           <w:rFonts w:ascii="Segoe UI Emoji" w:eastAsia="Arial" w:hAnsi="Segoe UI Emoji" w:cs="Segoe UI Emoji"/>
-          <w:kern w:val="0"/>
-          <w:sz w:val="32"/>
-          <w:szCs w:val="32"/>
-          <w:lang w:val="en"/>
-          <w14:ligatures w14:val="none"/>
+          <w:lang w:val="en"/>
         </w:rPr>
         <w:t>🏠</w:t>
       </w:r>
       <w:r>
         <w:rPr>
-          <w:rFonts w:ascii="Arial" w:eastAsia="Arial" w:hAnsi="Arial" w:cs="Arial"/>
-          <w:kern w:val="0"/>
-          <w:sz w:val="32"/>
-          <w:szCs w:val="32"/>
-          <w:lang w:val="en"/>
-          <w14:ligatures w14:val="none"/>
+          <w:rFonts w:eastAsia="Arial"/>
+          <w:lang w:val="en"/>
         </w:rPr>
         <w:t xml:space="preserve"> What is a Home Router?</w:t>
       </w:r>
@@ -106,6 +82,7 @@
         </w:rPr>
         <w:t xml:space="preserve">: </w:t>
       </w:r>
+      <w:proofErr w:type="spellStart"/>
       <w:r>
         <w:rPr>
           <w:rFonts w:ascii="Arial" w:eastAsia="Arial" w:hAnsi="Arial" w:cs="Arial"/>
@@ -117,7 +94,21 @@
           <w:lang w:val="en"/>
           <w14:ligatures w14:val="none"/>
         </w:rPr>
-        <w:t>Chatgpt (GPT</w:t>
+        <w:t>Chatgpt</w:t>
+      </w:r>
+      <w:proofErr w:type="spellEnd"/>
+      <w:r>
+        <w:rPr>
+          <w:rFonts w:ascii="Arial" w:eastAsia="Arial" w:hAnsi="Arial" w:cs="Arial"/>
+          <w:b/>
+          <w:kern w:val="0"/>
+          <w:sz w:val="22"/>
+          <w:szCs w:val="22"/>
+          <w:highlight w:val="darkGray"/>
+          <w:lang w:val="en"/>
+          <w14:ligatures w14:val="none"/>
+        </w:rPr>
+        <w:t xml:space="preserve"> (GPT</w:t>
       </w:r>
       <w:r>
         <w:rPr>
@@ -262,15 +253,10 @@
     </w:p>
     <w:p>
       <w:pPr>
-        <w:spacing w:before="280" w:after="120" w:line="276" w:lineRule="auto"/>
-        <w:outlineLvl w:val="1"/>
-        <w:rPr>
-          <w:rFonts w:ascii="Arial" w:eastAsia="Arial" w:hAnsi="Arial" w:cs="Arial"/>
-          <w:kern w:val="0"/>
-          <w:sz w:val="32"/>
-          <w:szCs w:val="32"/>
-          <w:lang w:val="en"/>
-          <w14:ligatures w14:val="none"/>
+        <w:pStyle w:val="Heading2"/>
+        <w:rPr>
+          <w:rFonts w:eastAsia="Arial"/>
+          <w:lang w:val="en"/>
         </w:rPr>
       </w:pPr>
       <w:bookmarkStart w:id="2" w:name="_k5ubruq6f9kl" w:colFirst="0" w:colLast="0"/>
@@ -278,22 +264,14 @@
       <w:r>
         <w:rPr>
           <w:rFonts w:ascii="Segoe UI Emoji" w:eastAsia="Arial" w:hAnsi="Segoe UI Emoji" w:cs="Segoe UI Emoji"/>
-          <w:kern w:val="0"/>
-          <w:sz w:val="32"/>
-          <w:szCs w:val="32"/>
-          <w:lang w:val="en"/>
-          <w14:ligatures w14:val="none"/>
+          <w:lang w:val="en"/>
         </w:rPr>
         <w:t>🔧</w:t>
       </w:r>
       <w:r>
         <w:rPr>
-          <w:rFonts w:ascii="Arial" w:eastAsia="Arial" w:hAnsi="Arial" w:cs="Arial"/>
-          <w:kern w:val="0"/>
-          <w:sz w:val="32"/>
-          <w:szCs w:val="32"/>
-          <w:lang w:val="en"/>
-          <w14:ligatures w14:val="none"/>
+          <w:rFonts w:eastAsia="Arial"/>
+          <w:lang w:val="en"/>
         </w:rPr>
         <w:t xml:space="preserve"> Functions of a Home Router</w:t>
       </w:r>
@@ -335,6 +313,7 @@
         </w:rPr>
         <w:t xml:space="preserve">: </w:t>
       </w:r>
+      <w:proofErr w:type="spellStart"/>
       <w:r>
         <w:rPr>
           <w:rFonts w:ascii="Arial" w:eastAsia="Arial" w:hAnsi="Arial" w:cs="Arial"/>
@@ -346,7 +325,21 @@
           <w:lang w:val="en"/>
           <w14:ligatures w14:val="none"/>
         </w:rPr>
-        <w:t>Chatgpt (GPT</w:t>
+        <w:t>Chatgpt</w:t>
+      </w:r>
+      <w:proofErr w:type="spellEnd"/>
+      <w:r>
+        <w:rPr>
+          <w:rFonts w:ascii="Arial" w:eastAsia="Arial" w:hAnsi="Arial" w:cs="Arial"/>
+          <w:b/>
+          <w:kern w:val="0"/>
+          <w:sz w:val="22"/>
+          <w:szCs w:val="22"/>
+          <w:highlight w:val="darkGray"/>
+          <w:lang w:val="en"/>
+          <w14:ligatures w14:val="none"/>
+        </w:rPr>
+        <w:t xml:space="preserve"> (GPT</w:t>
       </w:r>
       <w:r>
         <w:rPr>
@@ -672,6 +665,7 @@
                 <w:lang w:val="en"/>
                 <w14:ligatures w14:val="none"/>
               </w:rPr>
+              <w:lastRenderedPageBreak/>
               <w:t>Wi-Fi Access Point</w:t>
             </w:r>
           </w:p>
@@ -1052,6 +1046,8 @@
                 <w14:ligatures w14:val="none"/>
               </w:rPr>
             </w:pPr>
+            <w:proofErr w:type="spellStart"/>
+            <w:proofErr w:type="gramStart"/>
             <w:r>
               <w:rPr>
                 <w:rFonts w:ascii="Roboto Mono" w:eastAsia="Roboto Mono" w:hAnsi="Roboto Mono" w:cs="Arial"/>
@@ -1060,7 +1056,19 @@
                 <w:lang w:val="en"/>
                 <w14:ligatures w14:val="none"/>
               </w:rPr>
-              <w:t>Lets you connect wired devices (like PCs, printers, or consoles).</w:t>
+              <w:t>Lets</w:t>
+            </w:r>
+            <w:proofErr w:type="spellEnd"/>
+            <w:proofErr w:type="gramEnd"/>
+            <w:r>
+              <w:rPr>
+                <w:rFonts w:ascii="Roboto Mono" w:eastAsia="Roboto Mono" w:hAnsi="Roboto Mono" w:cs="Arial"/>
+                <w:kern w:val="0"/>
+                <w:szCs w:val="22"/>
+                <w:lang w:val="en"/>
+                <w14:ligatures w14:val="none"/>
+              </w:rPr>
+              <w:t xml:space="preserve"> you connect wired devices (like PCs, printers, or consoles).</w:t>
             </w:r>
           </w:p>
         </w:tc>
@@ -1093,15 +1101,10 @@
     </w:p>
     <w:p>
       <w:pPr>
-        <w:spacing w:before="280" w:after="120" w:line="276" w:lineRule="auto"/>
-        <w:outlineLvl w:val="1"/>
-        <w:rPr>
-          <w:rFonts w:ascii="Arial" w:eastAsia="Arial" w:hAnsi="Arial" w:cs="Arial"/>
-          <w:kern w:val="0"/>
-          <w:sz w:val="32"/>
-          <w:szCs w:val="32"/>
-          <w:lang w:val="en"/>
-          <w14:ligatures w14:val="none"/>
+        <w:pStyle w:val="Heading2"/>
+        <w:rPr>
+          <w:rFonts w:eastAsia="Arial"/>
+          <w:lang w:val="en"/>
         </w:rPr>
       </w:pPr>
       <w:bookmarkStart w:id="3" w:name="_33lx80mb1ksl" w:colFirst="0" w:colLast="0"/>
@@ -1109,22 +1112,14 @@
       <w:r>
         <w:rPr>
           <w:rFonts w:ascii="Segoe UI Emoji" w:eastAsia="Arial" w:hAnsi="Segoe UI Emoji" w:cs="Segoe UI Emoji"/>
-          <w:kern w:val="0"/>
-          <w:sz w:val="32"/>
-          <w:szCs w:val="32"/>
-          <w:lang w:val="en"/>
-          <w14:ligatures w14:val="none"/>
+          <w:lang w:val="en"/>
         </w:rPr>
         <w:t>📦</w:t>
       </w:r>
       <w:r>
         <w:rPr>
-          <w:rFonts w:ascii="Arial" w:eastAsia="Arial" w:hAnsi="Arial" w:cs="Arial"/>
-          <w:kern w:val="0"/>
-          <w:sz w:val="32"/>
-          <w:szCs w:val="32"/>
-          <w:lang w:val="en"/>
-          <w14:ligatures w14:val="none"/>
+          <w:rFonts w:eastAsia="Arial"/>
+          <w:lang w:val="en"/>
         </w:rPr>
         <w:t xml:space="preserve"> A Home Router Usually Includes:</w:t>
       </w:r>
@@ -1166,6 +1161,7 @@
         </w:rPr>
         <w:t xml:space="preserve">: </w:t>
       </w:r>
+      <w:proofErr w:type="spellStart"/>
       <w:r>
         <w:rPr>
           <w:rFonts w:ascii="Arial" w:eastAsia="Arial" w:hAnsi="Arial" w:cs="Arial"/>
@@ -1177,7 +1173,21 @@
           <w:lang w:val="en"/>
           <w14:ligatures w14:val="none"/>
         </w:rPr>
-        <w:t>Chatgpt (GPT</w:t>
+        <w:t>Chatgpt</w:t>
+      </w:r>
+      <w:proofErr w:type="spellEnd"/>
+      <w:r>
+        <w:rPr>
+          <w:rFonts w:ascii="Arial" w:eastAsia="Arial" w:hAnsi="Arial" w:cs="Arial"/>
+          <w:b/>
+          <w:kern w:val="0"/>
+          <w:sz w:val="22"/>
+          <w:szCs w:val="22"/>
+          <w:highlight w:val="darkGray"/>
+          <w:lang w:val="en"/>
+          <w14:ligatures w14:val="none"/>
+        </w:rPr>
+        <w:t xml:space="preserve"> (GPT</w:t>
       </w:r>
       <w:r>
         <w:rPr>
@@ -1562,15 +1572,10 @@
     </w:p>
     <w:p>
       <w:pPr>
-        <w:spacing w:before="280" w:after="120" w:line="276" w:lineRule="auto"/>
-        <w:outlineLvl w:val="1"/>
-        <w:rPr>
-          <w:rFonts w:ascii="Arial" w:eastAsia="Arial" w:hAnsi="Arial" w:cs="Arial"/>
-          <w:kern w:val="0"/>
-          <w:sz w:val="32"/>
-          <w:szCs w:val="32"/>
-          <w:lang w:val="en"/>
-          <w14:ligatures w14:val="none"/>
+        <w:pStyle w:val="Heading2"/>
+        <w:rPr>
+          <w:rFonts w:eastAsia="Arial"/>
+          <w:lang w:val="en"/>
         </w:rPr>
       </w:pPr>
       <w:bookmarkStart w:id="4" w:name="_vjdawvakp43v" w:colFirst="0" w:colLast="0"/>
@@ -1578,22 +1583,14 @@
       <w:r>
         <w:rPr>
           <w:rFonts w:ascii="Segoe UI Emoji" w:eastAsia="Arial" w:hAnsi="Segoe UI Emoji" w:cs="Segoe UI Emoji"/>
-          <w:kern w:val="0"/>
-          <w:sz w:val="32"/>
-          <w:szCs w:val="32"/>
-          <w:lang w:val="en"/>
-          <w14:ligatures w14:val="none"/>
+          <w:lang w:val="en"/>
         </w:rPr>
         <w:t>🔁</w:t>
       </w:r>
       <w:r>
         <w:rPr>
-          <w:rFonts w:ascii="Arial" w:eastAsia="Arial" w:hAnsi="Arial" w:cs="Arial"/>
-          <w:kern w:val="0"/>
-          <w:sz w:val="32"/>
-          <w:szCs w:val="32"/>
-          <w:lang w:val="en"/>
-          <w14:ligatures w14:val="none"/>
+          <w:rFonts w:eastAsia="Arial"/>
+          <w:lang w:val="en"/>
         </w:rPr>
         <w:t xml:space="preserve"> Example: How a Home Router Works</w:t>
       </w:r>
@@ -1638,6 +1635,7 @@
         </w:rPr>
         <w:t xml:space="preserve">: </w:t>
       </w:r>
+      <w:proofErr w:type="spellStart"/>
       <w:r>
         <w:rPr>
           <w:rFonts w:ascii="Arial" w:eastAsia="Arial" w:hAnsi="Arial" w:cs="Arial"/>
@@ -1649,7 +1647,21 @@
           <w:lang w:val="en"/>
           <w14:ligatures w14:val="none"/>
         </w:rPr>
-        <w:t>Chatgpt (GPT</w:t>
+        <w:t>Chatgpt</w:t>
+      </w:r>
+      <w:proofErr w:type="spellEnd"/>
+      <w:r>
+        <w:rPr>
+          <w:rFonts w:ascii="Arial" w:eastAsia="Arial" w:hAnsi="Arial" w:cs="Arial"/>
+          <w:b/>
+          <w:kern w:val="0"/>
+          <w:sz w:val="22"/>
+          <w:szCs w:val="22"/>
+          <w:highlight w:val="darkGray"/>
+          <w:lang w:val="en"/>
+          <w14:ligatures w14:val="none"/>
+        </w:rPr>
+        <w:t xml:space="preserve"> (GPT</w:t>
       </w:r>
       <w:r>
         <w:rPr>
@@ -1700,6 +1712,7 @@
           <w:lang w:val="en"/>
           <w14:ligatures w14:val="none"/>
         </w:rPr>
+        <w:lastRenderedPageBreak/>
         <w:drawing>
           <wp:inline distT="114300" distB="114300" distL="114300" distR="114300" wp14:anchorId="516E3083" wp14:editId="0B47F1A7">
             <wp:extent cx="5943600" cy="2184400"/>
@@ -2244,15 +2257,10 @@
     </w:p>
     <w:p>
       <w:pPr>
-        <w:spacing w:before="280" w:after="120" w:line="276" w:lineRule="auto"/>
-        <w:outlineLvl w:val="1"/>
-        <w:rPr>
-          <w:rFonts w:ascii="Arial" w:eastAsia="Arial" w:hAnsi="Arial" w:cs="Arial"/>
-          <w:kern w:val="0"/>
-          <w:sz w:val="32"/>
-          <w:szCs w:val="32"/>
-          <w:lang w:val="en"/>
-          <w14:ligatures w14:val="none"/>
+        <w:pStyle w:val="Heading2"/>
+        <w:rPr>
+          <w:rFonts w:eastAsia="Arial"/>
+          <w:lang w:val="en"/>
         </w:rPr>
       </w:pPr>
       <w:bookmarkStart w:id="5" w:name="_jgz694cmfytu" w:colFirst="0" w:colLast="0"/>
@@ -2260,22 +2268,14 @@
       <w:r>
         <w:rPr>
           <w:rFonts w:ascii="Segoe UI Emoji" w:eastAsia="Arial" w:hAnsi="Segoe UI Emoji" w:cs="Segoe UI Emoji"/>
-          <w:kern w:val="0"/>
-          <w:sz w:val="32"/>
-          <w:szCs w:val="32"/>
-          <w:lang w:val="en"/>
-          <w14:ligatures w14:val="none"/>
+          <w:lang w:val="en"/>
         </w:rPr>
         <w:t>📌</w:t>
       </w:r>
       <w:r>
         <w:rPr>
-          <w:rFonts w:ascii="Arial" w:eastAsia="Arial" w:hAnsi="Arial" w:cs="Arial"/>
-          <w:kern w:val="0"/>
-          <w:sz w:val="32"/>
-          <w:szCs w:val="32"/>
-          <w:lang w:val="en"/>
-          <w14:ligatures w14:val="none"/>
+          <w:rFonts w:eastAsia="Arial"/>
+          <w:lang w:val="en"/>
         </w:rPr>
         <w:t xml:space="preserve"> In Summary:</w:t>
       </w:r>
@@ -2317,6 +2317,7 @@
         </w:rPr>
         <w:t xml:space="preserve">: </w:t>
       </w:r>
+      <w:proofErr w:type="spellStart"/>
       <w:r>
         <w:rPr>
           <w:rFonts w:ascii="Arial" w:eastAsia="Arial" w:hAnsi="Arial" w:cs="Arial"/>
@@ -2328,7 +2329,21 @@
           <w:lang w:val="en"/>
           <w14:ligatures w14:val="none"/>
         </w:rPr>
-        <w:t>Chatgpt (GPT</w:t>
+        <w:t>Chatgpt</w:t>
+      </w:r>
+      <w:proofErr w:type="spellEnd"/>
+      <w:r>
+        <w:rPr>
+          <w:rFonts w:ascii="Arial" w:eastAsia="Arial" w:hAnsi="Arial" w:cs="Arial"/>
+          <w:b/>
+          <w:kern w:val="0"/>
+          <w:sz w:val="22"/>
+          <w:szCs w:val="22"/>
+          <w:highlight w:val="darkGray"/>
+          <w:lang w:val="en"/>
+          <w14:ligatures w14:val="none"/>
+        </w:rPr>
+        <w:t xml:space="preserve"> (GPT</w:t>
       </w:r>
       <w:r>
         <w:rPr>
@@ -3267,7 +3282,6 @@
     <w:next w:val="Normal"/>
     <w:link w:val="Heading2Char"/>
     <w:uiPriority w:val="9"/>
-    <w:semiHidden/>
     <w:unhideWhenUsed/>
     <w:qFormat/>
     <w:rsid w:val="000C3A63"/>
@@ -3484,7 +3498,6 @@
     <w:basedOn w:val="DefaultParagraphFont"/>
     <w:link w:val="Heading2"/>
     <w:uiPriority w:val="9"/>
-    <w:semiHidden/>
     <w:rsid w:val="000C3A63"/>
     <w:rPr>
       <w:rFonts w:asciiTheme="majorHAnsi" w:eastAsiaTheme="majorEastAsia" w:hAnsiTheme="majorHAnsi" w:cstheme="majorBidi"/>

--- a/Knowledge/3-Work knowledge/1-Software Engineering/1-Software Engineering Fundamentals/5-My Source/4-Networks Devices/1-Types of Routers/2-Home Router.docx
+++ b/Knowledge/3-Work knowledge/1-Software Engineering/1-Software Engineering Fundamentals/5-My Source/4-Networks Devices/1-Types of Routers/2-Home Router.docx
@@ -59,82 +59,1597 @@
       </w:pPr>
       <w:r>
         <w:rPr>
-          <w:rFonts w:ascii="Arial" w:eastAsia="Arial" w:hAnsi="Arial" w:cs="Arial"/>
-          <w:b/>
-          <w:kern w:val="0"/>
-          <w:sz w:val="22"/>
-          <w:szCs w:val="22"/>
-          <w:highlight w:val="darkGray"/>
-          <w:lang w:val="en"/>
-          <w14:ligatures w14:val="none"/>
-        </w:rPr>
-        <w:t># Source</w:t>
-      </w:r>
-      <w:r>
-        <w:rPr>
-          <w:rFonts w:ascii="Arial" w:eastAsia="Arial" w:hAnsi="Arial" w:cs="Arial"/>
-          <w:kern w:val="0"/>
-          <w:sz w:val="22"/>
-          <w:szCs w:val="22"/>
-          <w:highlight w:val="darkGray"/>
-          <w:lang w:val="en"/>
-          <w14:ligatures w14:val="none"/>
-        </w:rPr>
-        <w:t xml:space="preserve">: </w:t>
-      </w:r>
-      <w:proofErr w:type="spellStart"/>
-      <w:r>
-        <w:rPr>
-          <w:rFonts w:ascii="Arial" w:eastAsia="Arial" w:hAnsi="Arial" w:cs="Arial"/>
-          <w:b/>
-          <w:kern w:val="0"/>
-          <w:sz w:val="22"/>
-          <w:szCs w:val="22"/>
-          <w:highlight w:val="darkGray"/>
-          <w:lang w:val="en"/>
-          <w14:ligatures w14:val="none"/>
-        </w:rPr>
-        <w:t>Chatgpt</w:t>
-      </w:r>
-      <w:proofErr w:type="spellEnd"/>
-      <w:r>
-        <w:rPr>
-          <w:rFonts w:ascii="Arial" w:eastAsia="Arial" w:hAnsi="Arial" w:cs="Arial"/>
-          <w:b/>
-          <w:kern w:val="0"/>
-          <w:sz w:val="22"/>
-          <w:szCs w:val="22"/>
-          <w:highlight w:val="darkGray"/>
-          <w:lang w:val="en"/>
-          <w14:ligatures w14:val="none"/>
-        </w:rPr>
-        <w:t xml:space="preserve"> (GPT</w:t>
-      </w:r>
-      <w:r>
-        <w:rPr>
-          <w:rFonts w:ascii="Cambria Math" w:eastAsia="Arial" w:hAnsi="Cambria Math" w:cs="Cambria Math"/>
-          <w:b/>
-          <w:kern w:val="0"/>
-          <w:sz w:val="22"/>
-          <w:szCs w:val="22"/>
-          <w:highlight w:val="darkGray"/>
-          <w:lang w:val="en"/>
-          <w14:ligatures w14:val="none"/>
+          <w:rFonts w:ascii="Arial" w:hAnsi="Arial" w:eastAsia="Arial" w:cs="Arial"/>
+          <w:b/>
+          <w:i w:val="0"/>
+          <w:color w:val="000000"/>
+          <w:sz w:val="18"/>
+          <w:highlight w:val="lightGray"/>
+        </w:rPr>
+        <w:t>#</w:t>
+      </w:r>
+      <w:r>
+        <w:rPr>
+          <w:rFonts w:ascii="Arial" w:hAnsi="Arial" w:eastAsia="Arial" w:cs="Arial"/>
+          <w:b/>
+          <w:i w:val="0"/>
+          <w:color w:val="000000"/>
+          <w:sz w:val="18"/>
+          <w:highlight w:val="lightGray"/>
+        </w:rPr>
+        <w:t xml:space="preserve"> </w:t>
+      </w:r>
+      <w:r>
+        <w:rPr>
+          <w:rFonts w:ascii="Arial" w:hAnsi="Arial" w:eastAsia="Arial" w:cs="Arial"/>
+          <w:b/>
+          <w:i w:val="0"/>
+          <w:color w:val="000000"/>
+          <w:sz w:val="18"/>
+          <w:highlight w:val="lightGray"/>
+        </w:rPr>
+        <w:t>S</w:t>
+      </w:r>
+      <w:r>
+        <w:rPr>
+          <w:rFonts w:ascii="Arial" w:hAnsi="Arial" w:eastAsia="Arial" w:cs="Arial"/>
+          <w:b/>
+          <w:i w:val="0"/>
+          <w:color w:val="000000"/>
+          <w:sz w:val="18"/>
+          <w:highlight w:val="lightGray"/>
+        </w:rPr>
+        <w:t>o</w:t>
+      </w:r>
+      <w:r>
+        <w:rPr>
+          <w:rFonts w:ascii="Arial" w:hAnsi="Arial" w:eastAsia="Arial" w:cs="Arial"/>
+          <w:b/>
+          <w:i w:val="0"/>
+          <w:color w:val="000000"/>
+          <w:sz w:val="18"/>
+          <w:highlight w:val="lightGray"/>
+        </w:rPr>
+        <w:t>u</w:t>
+      </w:r>
+      <w:r>
+        <w:rPr>
+          <w:rFonts w:ascii="Arial" w:hAnsi="Arial" w:eastAsia="Arial" w:cs="Arial"/>
+          <w:b/>
+          <w:i w:val="0"/>
+          <w:color w:val="000000"/>
+          <w:sz w:val="18"/>
+          <w:highlight w:val="lightGray"/>
+        </w:rPr>
+        <w:t>r</w:t>
+      </w:r>
+      <w:r>
+        <w:rPr>
+          <w:rFonts w:ascii="Arial" w:hAnsi="Arial" w:eastAsia="Arial" w:cs="Arial"/>
+          <w:b/>
+          <w:i w:val="0"/>
+          <w:color w:val="000000"/>
+          <w:sz w:val="18"/>
+          <w:highlight w:val="lightGray"/>
+        </w:rPr>
+        <w:t>c</w:t>
+      </w:r>
+      <w:r>
+        <w:rPr>
+          <w:rFonts w:ascii="Arial" w:hAnsi="Arial" w:eastAsia="Arial" w:cs="Arial"/>
+          <w:b/>
+          <w:i w:val="0"/>
+          <w:color w:val="000000"/>
+          <w:sz w:val="18"/>
+          <w:highlight w:val="lightGray"/>
+        </w:rPr>
+        <w:t>e</w:t>
+      </w:r>
+      <w:r>
+        <w:rPr>
+          <w:rFonts w:ascii="Arial" w:hAnsi="Arial" w:eastAsia="Arial" w:cs="Arial"/>
+          <w:b/>
+          <w:i w:val="0"/>
+          <w:color w:val="000000"/>
+          <w:sz w:val="18"/>
+          <w:highlight w:val="lightGray"/>
+        </w:rPr>
+        <w:t>:</w:t>
+      </w:r>
+      <w:r>
+        <w:rPr>
+          <w:rFonts w:ascii="Arial" w:hAnsi="Arial" w:eastAsia="Arial" w:cs="Arial"/>
+          <w:b/>
+          <w:i w:val="0"/>
+          <w:color w:val="000000"/>
+          <w:sz w:val="18"/>
+          <w:highlight w:val="lightGray"/>
+        </w:rPr>
+        <w:t xml:space="preserve"> </w:t>
+      </w:r>
+      <w:r>
+        <w:rPr>
+          <w:rFonts w:ascii="Arial" w:hAnsi="Arial" w:eastAsia="Arial" w:cs="Arial"/>
+          <w:b/>
+          <w:i w:val="0"/>
+          <w:color w:val="000000"/>
+          <w:sz w:val="18"/>
+          <w:highlight w:val="lightGray"/>
+        </w:rPr>
+        <w:t>A</w:t>
+      </w:r>
+      <w:r>
+        <w:rPr>
+          <w:rFonts w:ascii="Arial" w:hAnsi="Arial" w:eastAsia="Arial" w:cs="Arial"/>
+          <w:b/>
+          <w:i w:val="0"/>
+          <w:color w:val="000000"/>
+          <w:sz w:val="18"/>
+          <w:highlight w:val="lightGray"/>
+        </w:rPr>
+        <w:t>I</w:t>
+      </w:r>
+      <w:r>
+        <w:rPr>
+          <w:rFonts w:ascii="Arial" w:hAnsi="Arial" w:eastAsia="Arial" w:cs="Arial"/>
+          <w:b/>
+          <w:i w:val="0"/>
+          <w:color w:val="000000"/>
+          <w:sz w:val="18"/>
+          <w:highlight w:val="lightGray"/>
+        </w:rPr>
+        <w:t xml:space="preserve"> </w:t>
+      </w:r>
+      <w:r>
+        <w:rPr>
+          <w:rFonts w:ascii="Arial" w:hAnsi="Arial" w:eastAsia="Arial" w:cs="Arial"/>
+          <w:b/>
+          <w:i w:val="0"/>
+          <w:color w:val="000000"/>
+          <w:sz w:val="18"/>
+          <w:highlight w:val="lightGray"/>
+        </w:rPr>
+        <w:t>S</w:t>
+      </w:r>
+      <w:r>
+        <w:rPr>
+          <w:rFonts w:ascii="Arial" w:hAnsi="Arial" w:eastAsia="Arial" w:cs="Arial"/>
+          <w:b/>
+          <w:i w:val="0"/>
+          <w:color w:val="000000"/>
+          <w:sz w:val="18"/>
+          <w:highlight w:val="lightGray"/>
+        </w:rPr>
+        <w:t>o</w:t>
+      </w:r>
+      <w:r>
+        <w:rPr>
+          <w:rFonts w:ascii="Arial" w:hAnsi="Arial" w:eastAsia="Arial" w:cs="Arial"/>
+          <w:b/>
+          <w:i w:val="0"/>
+          <w:color w:val="000000"/>
+          <w:sz w:val="18"/>
+          <w:highlight w:val="lightGray"/>
+        </w:rPr>
+        <w:t>u</w:t>
+      </w:r>
+      <w:r>
+        <w:rPr>
+          <w:rFonts w:ascii="Arial" w:hAnsi="Arial" w:eastAsia="Arial" w:cs="Arial"/>
+          <w:b/>
+          <w:i w:val="0"/>
+          <w:color w:val="000000"/>
+          <w:sz w:val="18"/>
+          <w:highlight w:val="lightGray"/>
+        </w:rPr>
+        <w:t>r</w:t>
+      </w:r>
+      <w:r>
+        <w:rPr>
+          <w:rFonts w:ascii="Arial" w:hAnsi="Arial" w:eastAsia="Arial" w:cs="Arial"/>
+          <w:b/>
+          <w:i w:val="0"/>
+          <w:color w:val="000000"/>
+          <w:sz w:val="18"/>
+          <w:highlight w:val="lightGray"/>
+        </w:rPr>
+        <w:t>c</w:t>
+      </w:r>
+      <w:r>
+        <w:rPr>
+          <w:rFonts w:ascii="Arial" w:hAnsi="Arial" w:eastAsia="Arial" w:cs="Arial"/>
+          <w:b/>
+          <w:i w:val="0"/>
+          <w:color w:val="000000"/>
+          <w:sz w:val="18"/>
+          <w:highlight w:val="lightGray"/>
+        </w:rPr>
+        <w:t>e</w:t>
+      </w:r>
+      <w:r>
+        <w:rPr>
+          <w:rFonts w:ascii="Arial" w:hAnsi="Arial" w:eastAsia="Arial" w:cs="Arial"/>
+          <w:b/>
+          <w:i w:val="0"/>
+          <w:color w:val="000000"/>
+          <w:sz w:val="18"/>
+          <w:highlight w:val="lightGray"/>
+        </w:rPr>
+        <w:t>:</w:t>
+      </w:r>
+      <w:r>
+        <w:rPr>
+          <w:rFonts w:ascii="Arial" w:hAnsi="Arial" w:eastAsia="Arial" w:cs="Arial"/>
+          <w:b/>
+          <w:i w:val="0"/>
+          <w:color w:val="000000"/>
+          <w:sz w:val="18"/>
+          <w:highlight w:val="lightGray"/>
+        </w:rPr>
+        <w:t xml:space="preserve"> </w:t>
+      </w:r>
+      <w:r>
+        <w:rPr>
+          <w:rFonts w:ascii="Arial" w:hAnsi="Arial" w:eastAsia="Arial" w:cs="Arial"/>
+          <w:b/>
+          <w:i w:val="0"/>
+          <w:color w:val="000000"/>
+          <w:sz w:val="18"/>
+          <w:highlight w:val="lightGray"/>
+        </w:rPr>
+        <w:t>P</w:t>
+      </w:r>
+      <w:r>
+        <w:rPr>
+          <w:rFonts w:ascii="Arial" w:hAnsi="Arial" w:eastAsia="Arial" w:cs="Arial"/>
+          <w:b/>
+          <w:i w:val="0"/>
+          <w:color w:val="000000"/>
+          <w:sz w:val="18"/>
+          <w:highlight w:val="lightGray"/>
+        </w:rPr>
+        <w:t>r</w:t>
+      </w:r>
+      <w:r>
+        <w:rPr>
+          <w:rFonts w:ascii="Arial" w:hAnsi="Arial" w:eastAsia="Arial" w:cs="Arial"/>
+          <w:b/>
+          <w:i w:val="0"/>
+          <w:color w:val="000000"/>
+          <w:sz w:val="18"/>
+          <w:highlight w:val="lightGray"/>
+        </w:rPr>
+        <w:t>o</w:t>
+      </w:r>
+      <w:r>
+        <w:rPr>
+          <w:rFonts w:ascii="Arial" w:hAnsi="Arial" w:eastAsia="Arial" w:cs="Arial"/>
+          <w:b/>
+          <w:i w:val="0"/>
+          <w:color w:val="000000"/>
+          <w:sz w:val="18"/>
+          <w:highlight w:val="lightGray"/>
+        </w:rPr>
+        <w:t>v</w:t>
+      </w:r>
+      <w:r>
+        <w:rPr>
+          <w:rFonts w:ascii="Arial" w:hAnsi="Arial" w:eastAsia="Arial" w:cs="Arial"/>
+          <w:b/>
+          <w:i w:val="0"/>
+          <w:color w:val="000000"/>
+          <w:sz w:val="18"/>
+          <w:highlight w:val="lightGray"/>
+        </w:rPr>
+        <w:t>i</w:t>
+      </w:r>
+      <w:r>
+        <w:rPr>
+          <w:rFonts w:ascii="Arial" w:hAnsi="Arial" w:eastAsia="Arial" w:cs="Arial"/>
+          <w:b/>
+          <w:i w:val="0"/>
+          <w:color w:val="000000"/>
+          <w:sz w:val="18"/>
+          <w:highlight w:val="lightGray"/>
+        </w:rPr>
+        <w:t>d</w:t>
+      </w:r>
+      <w:r>
+        <w:rPr>
+          <w:rFonts w:ascii="Arial" w:hAnsi="Arial" w:eastAsia="Arial" w:cs="Arial"/>
+          <w:b/>
+          <w:i w:val="0"/>
+          <w:color w:val="000000"/>
+          <w:sz w:val="18"/>
+          <w:highlight w:val="lightGray"/>
+        </w:rPr>
+        <w:t>e</w:t>
+      </w:r>
+      <w:r>
+        <w:rPr>
+          <w:rFonts w:ascii="Arial" w:hAnsi="Arial" w:eastAsia="Arial" w:cs="Arial"/>
+          <w:b/>
+          <w:i w:val="0"/>
+          <w:color w:val="000000"/>
+          <w:sz w:val="18"/>
+          <w:highlight w:val="lightGray"/>
+        </w:rPr>
+        <w:t>d</w:t>
+      </w:r>
+      <w:r>
+        <w:rPr>
+          <w:rFonts w:ascii="Arial" w:hAnsi="Arial" w:eastAsia="Arial" w:cs="Arial"/>
+          <w:b/>
+          <w:i w:val="0"/>
+          <w:color w:val="000000"/>
+          <w:sz w:val="18"/>
+          <w:highlight w:val="lightGray"/>
+        </w:rPr>
+        <w:t xml:space="preserve"> </w:t>
+      </w:r>
+      <w:r>
+        <w:rPr>
+          <w:rFonts w:ascii="Arial" w:hAnsi="Arial" w:eastAsia="Arial" w:cs="Arial"/>
+          <w:b/>
+          <w:i w:val="0"/>
+          <w:color w:val="000000"/>
+          <w:sz w:val="18"/>
+          <w:highlight w:val="lightGray"/>
+        </w:rPr>
+        <w:t>b</w:t>
+      </w:r>
+      <w:r>
+        <w:rPr>
+          <w:rFonts w:ascii="Arial" w:hAnsi="Arial" w:eastAsia="Arial" w:cs="Arial"/>
+          <w:b/>
+          <w:i w:val="0"/>
+          <w:color w:val="000000"/>
+          <w:sz w:val="18"/>
+          <w:highlight w:val="lightGray"/>
+        </w:rPr>
+        <w:t>y</w:t>
+      </w:r>
+      <w:r>
+        <w:rPr>
+          <w:rFonts w:ascii="Arial" w:hAnsi="Arial" w:eastAsia="Arial" w:cs="Arial"/>
+          <w:b/>
+          <w:i w:val="0"/>
+          <w:color w:val="000000"/>
+          <w:sz w:val="18"/>
+          <w:highlight w:val="lightGray"/>
+        </w:rPr>
+        <w:t>:</w:t>
+      </w:r>
+      <w:r>
+        <w:rPr>
+          <w:rFonts w:ascii="Arial" w:hAnsi="Arial" w:eastAsia="Arial" w:cs="Arial"/>
+          <w:b/>
+          <w:i w:val="0"/>
+          <w:color w:val="000000"/>
+          <w:sz w:val="18"/>
+          <w:highlight w:val="lightGray"/>
+        </w:rPr>
+        <w:t xml:space="preserve"> </w:t>
+      </w:r>
+      <w:r>
+        <w:rPr>
+          <w:rFonts w:ascii="Arial" w:hAnsi="Arial" w:eastAsia="Arial" w:cs="Arial"/>
+          <w:b/>
+          <w:i w:val="0"/>
+          <w:color w:val="000000"/>
+          <w:sz w:val="18"/>
+          <w:highlight w:val="lightGray"/>
+        </w:rPr>
+        <w:t>[</w:t>
+      </w:r>
+      <w:r>
+        <w:rPr>
+          <w:rFonts w:ascii="Arial" w:hAnsi="Arial" w:eastAsia="Arial" w:cs="Arial"/>
+          <w:b/>
+          <w:i w:val="0"/>
+          <w:color w:val="000000"/>
+          <w:sz w:val="18"/>
+          <w:highlight w:val="lightGray"/>
+        </w:rPr>
+        <w:t>D</w:t>
+      </w:r>
+      <w:r>
+        <w:rPr>
+          <w:rFonts w:ascii="Arial" w:hAnsi="Arial" w:eastAsia="Arial" w:cs="Arial"/>
+          <w:b/>
+          <w:i w:val="0"/>
+          <w:color w:val="000000"/>
+          <w:sz w:val="18"/>
+          <w:highlight w:val="lightGray"/>
+        </w:rPr>
+        <w:t>a</w:t>
+      </w:r>
+      <w:r>
+        <w:rPr>
+          <w:rFonts w:ascii="Arial" w:hAnsi="Arial" w:eastAsia="Arial" w:cs="Arial"/>
+          <w:b/>
+          <w:i w:val="0"/>
+          <w:color w:val="000000"/>
+          <w:sz w:val="18"/>
+          <w:highlight w:val="lightGray"/>
+        </w:rPr>
+        <w:t>t</w:t>
+      </w:r>
+      <w:r>
+        <w:rPr>
+          <w:rFonts w:ascii="Arial" w:hAnsi="Arial" w:eastAsia="Arial" w:cs="Arial"/>
+          <w:b/>
+          <w:i w:val="0"/>
+          <w:color w:val="000000"/>
+          <w:sz w:val="18"/>
+          <w:highlight w:val="lightGray"/>
+        </w:rPr>
+        <w:t>a</w:t>
+      </w:r>
+      <w:r>
+        <w:rPr>
+          <w:rFonts w:ascii="Arial" w:hAnsi="Arial" w:eastAsia="Arial" w:cs="Arial"/>
+          <w:b/>
+          <w:i w:val="0"/>
+          <w:color w:val="000000"/>
+          <w:sz w:val="18"/>
+          <w:highlight w:val="lightGray"/>
+        </w:rPr>
+        <w:t xml:space="preserve"> </w:t>
+      </w:r>
+      <w:r>
+        <w:rPr>
+          <w:rFonts w:ascii="Arial" w:hAnsi="Arial" w:eastAsia="Arial" w:cs="Arial"/>
+          <w:b/>
+          <w:i w:val="0"/>
+          <w:color w:val="000000"/>
+          <w:sz w:val="18"/>
+          <w:highlight w:val="lightGray"/>
+        </w:rPr>
+        <w:t>P</w:t>
+      </w:r>
+      <w:r>
+        <w:rPr>
+          <w:rFonts w:ascii="Arial" w:hAnsi="Arial" w:eastAsia="Arial" w:cs="Arial"/>
+          <w:b/>
+          <w:i w:val="0"/>
+          <w:color w:val="000000"/>
+          <w:sz w:val="18"/>
+          <w:highlight w:val="lightGray"/>
+        </w:rPr>
+        <w:t>a</w:t>
+      </w:r>
+      <w:r>
+        <w:rPr>
+          <w:rFonts w:ascii="Arial" w:hAnsi="Arial" w:eastAsia="Arial" w:cs="Arial"/>
+          <w:b/>
+          <w:i w:val="0"/>
+          <w:color w:val="000000"/>
+          <w:sz w:val="18"/>
+          <w:highlight w:val="lightGray"/>
+        </w:rPr>
+        <w:t>t</w:t>
+      </w:r>
+      <w:r>
+        <w:rPr>
+          <w:rFonts w:ascii="Arial" w:hAnsi="Arial" w:eastAsia="Arial" w:cs="Arial"/>
+          <w:b/>
+          <w:i w:val="0"/>
+          <w:color w:val="000000"/>
+          <w:sz w:val="18"/>
+          <w:highlight w:val="lightGray"/>
+        </w:rPr>
+        <w:t>h</w:t>
+      </w:r>
+      <w:r>
+        <w:rPr>
+          <w:rFonts w:ascii="Arial" w:hAnsi="Arial" w:eastAsia="Arial" w:cs="Arial"/>
+          <w:b w:val="0"/>
+          <w:i w:val="0"/>
+          <w:color w:val="000000"/>
+          <w:sz w:val="18"/>
+          <w:highlight w:val="lightGray"/>
+        </w:rPr>
+        <w:t>:</w:t>
+      </w:r>
+      <w:r>
+        <w:rPr>
+          <w:rFonts w:ascii="Arial" w:hAnsi="Arial" w:eastAsia="Arial" w:cs="Arial"/>
+          <w:b w:val="0"/>
+          <w:i w:val="0"/>
+          <w:color w:val="000000"/>
+          <w:sz w:val="18"/>
+          <w:highlight w:val="lightGray"/>
+        </w:rPr>
+        <w:t xml:space="preserve"> </w:t>
+      </w:r>
+      <w:r>
+        <w:rPr>
+          <w:rFonts w:ascii="Arial" w:hAnsi="Arial" w:eastAsia="Arial" w:cs="Arial"/>
+          <w:b w:val="0"/>
+          <w:i w:val="0"/>
+          <w:color w:val="000000"/>
+          <w:sz w:val="18"/>
+          <w:highlight w:val="lightGray"/>
+        </w:rPr>
+        <w:t>P</w:t>
+      </w:r>
+      <w:r>
+        <w:rPr>
+          <w:rFonts w:ascii="Arial" w:hAnsi="Arial" w:eastAsia="Arial" w:cs="Arial"/>
+          <w:b w:val="0"/>
+          <w:i w:val="0"/>
+          <w:color w:val="000000"/>
+          <w:sz w:val="18"/>
+          <w:highlight w:val="lightGray"/>
+        </w:rPr>
+        <w:t>e</w:t>
+      </w:r>
+      <w:r>
+        <w:rPr>
+          <w:rFonts w:ascii="Arial" w:hAnsi="Arial" w:eastAsia="Arial" w:cs="Arial"/>
+          <w:b w:val="0"/>
+          <w:i w:val="0"/>
+          <w:color w:val="000000"/>
+          <w:sz w:val="18"/>
+          <w:highlight w:val="lightGray"/>
+        </w:rPr>
+        <w:t>r</w:t>
+      </w:r>
+      <w:r>
+        <w:rPr>
+          <w:rFonts w:ascii="Arial" w:hAnsi="Arial" w:eastAsia="Arial" w:cs="Arial"/>
+          <w:b w:val="0"/>
+          <w:i w:val="0"/>
+          <w:color w:val="000000"/>
+          <w:sz w:val="18"/>
+          <w:highlight w:val="lightGray"/>
+        </w:rPr>
+        <w:t>s</w:t>
+      </w:r>
+      <w:r>
+        <w:rPr>
+          <w:rFonts w:ascii="Arial" w:hAnsi="Arial" w:eastAsia="Arial" w:cs="Arial"/>
+          <w:b w:val="0"/>
+          <w:i w:val="0"/>
+          <w:color w:val="000000"/>
+          <w:sz w:val="18"/>
+          <w:highlight w:val="lightGray"/>
+        </w:rPr>
+        <w:t>o</w:t>
+      </w:r>
+      <w:r>
+        <w:rPr>
+          <w:rFonts w:ascii="Arial" w:hAnsi="Arial" w:eastAsia="Arial" w:cs="Arial"/>
+          <w:b w:val="0"/>
+          <w:i w:val="0"/>
+          <w:color w:val="000000"/>
+          <w:sz w:val="18"/>
+          <w:highlight w:val="lightGray"/>
+        </w:rPr>
+        <w:t>n</w:t>
+      </w:r>
+      <w:r>
+        <w:rPr>
+          <w:rFonts w:ascii="Arial" w:hAnsi="Arial" w:eastAsia="Arial" w:cs="Arial"/>
+          <w:b w:val="0"/>
+          <w:i w:val="0"/>
+          <w:color w:val="000000"/>
+          <w:sz w:val="18"/>
+          <w:highlight w:val="lightGray"/>
+        </w:rPr>
+        <w:t>s</w:t>
+      </w:r>
+      <w:r>
+        <w:rPr>
+          <w:rFonts w:ascii="Arial" w:hAnsi="Arial" w:eastAsia="Arial" w:cs="Arial"/>
+          <w:b w:val="0"/>
+          <w:i w:val="0"/>
+          <w:color w:val="000000"/>
+          <w:sz w:val="18"/>
+          <w:highlight w:val="lightGray"/>
+        </w:rPr>
+        <w:t xml:space="preserve"> </w:t>
+      </w:r>
+      <w:r>
+        <w:rPr>
+          <w:rFonts w:ascii="Arial" w:hAnsi="Arial" w:eastAsia="Arial" w:cs="Arial"/>
+          <w:b w:val="0"/>
+          <w:i w:val="0"/>
+          <w:color w:val="000000"/>
+          <w:sz w:val="18"/>
+          <w:highlight w:val="lightGray"/>
+        </w:rPr>
+        <w:t>T</w:t>
+      </w:r>
+      <w:r>
+        <w:rPr>
+          <w:rFonts w:ascii="Arial" w:hAnsi="Arial" w:eastAsia="Arial" w:cs="Arial"/>
+          <w:b w:val="0"/>
+          <w:i w:val="0"/>
+          <w:color w:val="000000"/>
+          <w:sz w:val="18"/>
+          <w:highlight w:val="lightGray"/>
+        </w:rPr>
+        <w:t>a</w:t>
+      </w:r>
+      <w:r>
+        <w:rPr>
+          <w:rFonts w:ascii="Arial" w:hAnsi="Arial" w:eastAsia="Arial" w:cs="Arial"/>
+          <w:b w:val="0"/>
+          <w:i w:val="0"/>
+          <w:color w:val="000000"/>
+          <w:sz w:val="18"/>
+          <w:highlight w:val="lightGray"/>
+        </w:rPr>
+        <w:t>b</w:t>
+      </w:r>
+      <w:r>
+        <w:rPr>
+          <w:rFonts w:ascii="Arial" w:hAnsi="Arial" w:eastAsia="Arial" w:cs="Arial"/>
+          <w:b w:val="0"/>
+          <w:i w:val="0"/>
+          <w:color w:val="000000"/>
+          <w:sz w:val="18"/>
+          <w:highlight w:val="lightGray"/>
+        </w:rPr>
+        <w:t>l</w:t>
+      </w:r>
+      <w:r>
+        <w:rPr>
+          <w:rFonts w:ascii="Arial" w:hAnsi="Arial" w:eastAsia="Arial" w:cs="Arial"/>
+          <w:b w:val="0"/>
+          <w:i w:val="0"/>
+          <w:color w:val="000000"/>
+          <w:sz w:val="18"/>
+          <w:highlight w:val="lightGray"/>
+        </w:rPr>
+        <w:t>e</w:t>
+      </w:r>
+      <w:r>
+        <w:rPr>
+          <w:rFonts w:ascii="Arial" w:hAnsi="Arial" w:eastAsia="Arial" w:cs="Arial"/>
+          <w:b w:val="0"/>
+          <w:i w:val="0"/>
+          <w:color w:val="000000"/>
+          <w:sz w:val="18"/>
+          <w:highlight w:val="lightGray"/>
+        </w:rPr>
+        <w:t xml:space="preserve"> </w:t>
+      </w:r>
+      <w:r>
+        <w:rPr>
+          <w:rFonts w:ascii="Arial" w:hAnsi="Arial" w:eastAsia="Arial" w:cs="Arial"/>
+          <w:b w:val="0"/>
+          <w:i w:val="0"/>
+          <w:color w:val="000000"/>
+          <w:sz w:val="18"/>
+          <w:highlight w:val="lightGray"/>
+        </w:rPr>
+        <w:t>-</w:t>
+      </w:r>
+      <w:r>
+        <w:rPr>
+          <w:rFonts w:ascii="Arial" w:hAnsi="Arial" w:eastAsia="Arial" w:cs="Arial"/>
+          <w:b w:val="0"/>
+          <w:i w:val="0"/>
+          <w:color w:val="000000"/>
+          <w:sz w:val="18"/>
+          <w:highlight w:val="lightGray"/>
+        </w:rPr>
+        <w:t>&gt;</w:t>
+      </w:r>
+      <w:r>
+        <w:rPr>
+          <w:rFonts w:ascii="Arial" w:hAnsi="Arial" w:eastAsia="Arial" w:cs="Arial"/>
+          <w:b w:val="0"/>
+          <w:i w:val="0"/>
+          <w:color w:val="000000"/>
+          <w:sz w:val="18"/>
+          <w:highlight w:val="lightGray"/>
+        </w:rPr>
+        <w:t xml:space="preserve"> </w:t>
+      </w:r>
+      <w:r>
+        <w:rPr>
+          <w:rFonts w:ascii="Arial" w:hAnsi="Arial" w:eastAsia="Arial" w:cs="Arial"/>
+          <w:b w:val="0"/>
+          <w:i w:val="0"/>
+          <w:color w:val="000000"/>
+          <w:sz w:val="18"/>
+          <w:highlight w:val="lightGray"/>
+        </w:rPr>
+        <w:t>I</w:t>
+      </w:r>
+      <w:r>
+        <w:rPr>
+          <w:rFonts w:ascii="Arial" w:hAnsi="Arial" w:eastAsia="Arial" w:cs="Arial"/>
+          <w:b w:val="0"/>
+          <w:i w:val="0"/>
+          <w:color w:val="000000"/>
+          <w:sz w:val="18"/>
+          <w:highlight w:val="lightGray"/>
+        </w:rPr>
+        <w:t>D</w:t>
+      </w:r>
+      <w:r>
+        <w:rPr>
+          <w:rFonts w:ascii="Arial" w:hAnsi="Arial" w:eastAsia="Arial" w:cs="Arial"/>
+          <w:b w:val="0"/>
+          <w:i w:val="0"/>
+          <w:color w:val="000000"/>
+          <w:sz w:val="18"/>
+          <w:highlight w:val="lightGray"/>
+        </w:rPr>
+        <w:t xml:space="preserve"> </w:t>
+      </w:r>
+      <w:r>
+        <w:rPr>
+          <w:rFonts w:ascii="Arial" w:hAnsi="Arial" w:eastAsia="Arial" w:cs="Arial"/>
+          <w:b w:val="0"/>
+          <w:i w:val="0"/>
+          <w:color w:val="000000"/>
+          <w:sz w:val="18"/>
+          <w:highlight w:val="lightGray"/>
+        </w:rPr>
+        <w:t>C</w:t>
+      </w:r>
+      <w:r>
+        <w:rPr>
+          <w:rFonts w:ascii="Arial" w:hAnsi="Arial" w:eastAsia="Arial" w:cs="Arial"/>
+          <w:b w:val="0"/>
+          <w:i w:val="0"/>
+          <w:color w:val="000000"/>
+          <w:sz w:val="18"/>
+          <w:highlight w:val="lightGray"/>
+        </w:rPr>
+        <w:t>o</w:t>
+      </w:r>
+      <w:r>
+        <w:rPr>
+          <w:rFonts w:ascii="Arial" w:hAnsi="Arial" w:eastAsia="Arial" w:cs="Arial"/>
+          <w:b w:val="0"/>
+          <w:i w:val="0"/>
+          <w:color w:val="000000"/>
+          <w:sz w:val="18"/>
+          <w:highlight w:val="lightGray"/>
+        </w:rPr>
+        <w:t>l</w:t>
+      </w:r>
+      <w:r>
+        <w:rPr>
+          <w:rFonts w:ascii="Arial" w:hAnsi="Arial" w:eastAsia="Arial" w:cs="Arial"/>
+          <w:b w:val="0"/>
+          <w:i w:val="0"/>
+          <w:color w:val="000000"/>
+          <w:sz w:val="18"/>
+          <w:highlight w:val="lightGray"/>
+        </w:rPr>
+        <w:t>u</w:t>
+      </w:r>
+      <w:r>
+        <w:rPr>
+          <w:rFonts w:ascii="Arial" w:hAnsi="Arial" w:eastAsia="Arial" w:cs="Arial"/>
+          <w:b w:val="0"/>
+          <w:i w:val="0"/>
+          <w:color w:val="000000"/>
+          <w:sz w:val="18"/>
+          <w:highlight w:val="lightGray"/>
+        </w:rPr>
+        <w:t>m</w:t>
+      </w:r>
+      <w:r>
+        <w:rPr>
+          <w:rFonts w:ascii="Arial" w:hAnsi="Arial" w:eastAsia="Arial" w:cs="Arial"/>
+          <w:b w:val="0"/>
+          <w:i w:val="0"/>
+          <w:color w:val="000000"/>
+          <w:sz w:val="18"/>
+          <w:highlight w:val="lightGray"/>
+        </w:rPr>
+        <w:t>n</w:t>
+      </w:r>
+      <w:r>
+        <w:rPr>
+          <w:rFonts w:ascii="Arial" w:hAnsi="Arial" w:eastAsia="Arial" w:cs="Arial"/>
+          <w:b w:val="0"/>
+          <w:i w:val="0"/>
+          <w:color w:val="000000"/>
+          <w:sz w:val="18"/>
+          <w:highlight w:val="lightGray"/>
+        </w:rPr>
+        <w:t>:</w:t>
+      </w:r>
+      <w:r>
+        <w:rPr>
+          <w:rFonts w:ascii="Arial" w:hAnsi="Arial" w:eastAsia="Arial" w:cs="Arial"/>
+          <w:b w:val="0"/>
+          <w:i w:val="0"/>
+          <w:color w:val="000000"/>
+          <w:sz w:val="18"/>
+          <w:highlight w:val="lightGray"/>
+        </w:rPr>
+        <w:t xml:space="preserve"> </w:t>
+      </w:r>
+      <w:r>
+        <w:rPr>
+          <w:rFonts w:ascii="Arial" w:hAnsi="Arial" w:eastAsia="Arial" w:cs="Arial"/>
+          <w:b w:val="0"/>
+          <w:i w:val="0"/>
+          <w:color w:val="000000"/>
+          <w:sz w:val="18"/>
+          <w:highlight w:val="lightGray"/>
+        </w:rPr>
+        <w:t>1</w:t>
+      </w:r>
+      <w:r>
+        <w:rPr>
+          <w:rFonts w:ascii="Arial" w:hAnsi="Arial" w:eastAsia="Arial" w:cs="Arial"/>
+          <w:b w:val="0"/>
+          <w:i w:val="0"/>
+          <w:color w:val="000000"/>
+          <w:sz w:val="18"/>
+          <w:highlight w:val="lightGray"/>
+        </w:rPr>
+        <w:t>,</w:t>
+      </w:r>
+      <w:r>
+        <w:rPr>
+          <w:rFonts w:ascii="Arial" w:hAnsi="Arial" w:eastAsia="Arial" w:cs="Arial"/>
+          <w:b w:val="0"/>
+          <w:i w:val="0"/>
+          <w:color w:val="000000"/>
+          <w:sz w:val="18"/>
+          <w:highlight w:val="lightGray"/>
+        </w:rPr>
+        <w:t xml:space="preserve"> </w:t>
+      </w:r>
+      <w:r>
+        <w:rPr>
+          <w:rFonts w:ascii="Arial" w:hAnsi="Arial" w:eastAsia="Arial" w:cs="Arial"/>
+          <w:b w:val="0"/>
+          <w:i w:val="0"/>
+          <w:color w:val="000000"/>
+          <w:sz w:val="18"/>
+          <w:highlight w:val="lightGray"/>
+        </w:rPr>
+        <w:t>N</w:t>
+      </w:r>
+      <w:r>
+        <w:rPr>
+          <w:rFonts w:ascii="Arial" w:hAnsi="Arial" w:eastAsia="Arial" w:cs="Arial"/>
+          <w:b w:val="0"/>
+          <w:i w:val="0"/>
+          <w:color w:val="000000"/>
+          <w:sz w:val="18"/>
+          <w:highlight w:val="lightGray"/>
+        </w:rPr>
+        <w:t>a</w:t>
+      </w:r>
+      <w:r>
+        <w:rPr>
+          <w:rFonts w:ascii="Arial" w:hAnsi="Arial" w:eastAsia="Arial" w:cs="Arial"/>
+          <w:b w:val="0"/>
+          <w:i w:val="0"/>
+          <w:color w:val="000000"/>
+          <w:sz w:val="18"/>
+          <w:highlight w:val="lightGray"/>
+        </w:rPr>
+        <w:t>m</w:t>
+      </w:r>
+      <w:r>
+        <w:rPr>
+          <w:rFonts w:ascii="Arial" w:hAnsi="Arial" w:eastAsia="Arial" w:cs="Arial"/>
+          <w:b w:val="0"/>
+          <w:i w:val="0"/>
+          <w:color w:val="000000"/>
+          <w:sz w:val="18"/>
+          <w:highlight w:val="lightGray"/>
+        </w:rPr>
+        <w:t>e</w:t>
+      </w:r>
+      <w:r>
+        <w:rPr>
+          <w:rFonts w:ascii="Arial" w:hAnsi="Arial" w:eastAsia="Arial" w:cs="Arial"/>
+          <w:b w:val="0"/>
+          <w:i w:val="0"/>
+          <w:color w:val="000000"/>
+          <w:sz w:val="18"/>
+          <w:highlight w:val="lightGray"/>
+        </w:rPr>
+        <w:t>_</w:t>
+      </w:r>
+      <w:r>
+        <w:rPr>
+          <w:rFonts w:ascii="Arial" w:hAnsi="Arial" w:eastAsia="Arial" w:cs="Arial"/>
+          <w:b w:val="0"/>
+          <w:i w:val="0"/>
+          <w:color w:val="000000"/>
+          <w:sz w:val="18"/>
+          <w:highlight w:val="lightGray"/>
+        </w:rPr>
+        <w:t>E</w:t>
+      </w:r>
+      <w:r>
+        <w:rPr>
+          <w:rFonts w:ascii="Arial" w:hAnsi="Arial" w:eastAsia="Arial" w:cs="Arial"/>
+          <w:b w:val="0"/>
+          <w:i w:val="0"/>
+          <w:color w:val="000000"/>
+          <w:sz w:val="18"/>
+          <w:highlight w:val="lightGray"/>
+        </w:rPr>
+        <w:t>n</w:t>
+      </w:r>
+      <w:r>
+        <w:rPr>
+          <w:rFonts w:ascii="Arial" w:hAnsi="Arial" w:eastAsia="Arial" w:cs="Arial"/>
+          <w:b w:val="0"/>
+          <w:i w:val="0"/>
+          <w:color w:val="000000"/>
+          <w:sz w:val="18"/>
+          <w:highlight w:val="lightGray"/>
+        </w:rPr>
+        <w:t xml:space="preserve"> </w:t>
+      </w:r>
+      <w:r>
+        <w:rPr>
+          <w:rFonts w:ascii="Arial" w:hAnsi="Arial" w:eastAsia="Arial" w:cs="Arial"/>
+          <w:b w:val="0"/>
+          <w:i w:val="0"/>
+          <w:color w:val="000000"/>
+          <w:sz w:val="18"/>
+          <w:highlight w:val="lightGray"/>
+        </w:rPr>
+        <w:t>C</w:t>
+      </w:r>
+      <w:r>
+        <w:rPr>
+          <w:rFonts w:ascii="Arial" w:hAnsi="Arial" w:eastAsia="Arial" w:cs="Arial"/>
+          <w:b w:val="0"/>
+          <w:i w:val="0"/>
+          <w:color w:val="000000"/>
+          <w:sz w:val="18"/>
+          <w:highlight w:val="lightGray"/>
+        </w:rPr>
+        <w:t>o</w:t>
+      </w:r>
+      <w:r>
+        <w:rPr>
+          <w:rFonts w:ascii="Arial" w:hAnsi="Arial" w:eastAsia="Arial" w:cs="Arial"/>
+          <w:b w:val="0"/>
+          <w:i w:val="0"/>
+          <w:color w:val="000000"/>
+          <w:sz w:val="18"/>
+          <w:highlight w:val="lightGray"/>
+        </w:rPr>
+        <w:t>l</w:t>
+      </w:r>
+      <w:r>
+        <w:rPr>
+          <w:rFonts w:ascii="Arial" w:hAnsi="Arial" w:eastAsia="Arial" w:cs="Arial"/>
+          <w:b w:val="0"/>
+          <w:i w:val="0"/>
+          <w:color w:val="000000"/>
+          <w:sz w:val="18"/>
+          <w:highlight w:val="lightGray"/>
+        </w:rPr>
+        <w:t>u</w:t>
+      </w:r>
+      <w:r>
+        <w:rPr>
+          <w:rFonts w:ascii="Arial" w:hAnsi="Arial" w:eastAsia="Arial" w:cs="Arial"/>
+          <w:b w:val="0"/>
+          <w:i w:val="0"/>
+          <w:color w:val="000000"/>
+          <w:sz w:val="18"/>
+          <w:highlight w:val="lightGray"/>
+        </w:rPr>
+        <w:t>m</w:t>
+      </w:r>
+      <w:r>
+        <w:rPr>
+          <w:rFonts w:ascii="Arial" w:hAnsi="Arial" w:eastAsia="Arial" w:cs="Arial"/>
+          <w:b w:val="0"/>
+          <w:i w:val="0"/>
+          <w:color w:val="000000"/>
+          <w:sz w:val="18"/>
+          <w:highlight w:val="lightGray"/>
+        </w:rPr>
+        <w:t>n</w:t>
+      </w:r>
+      <w:r>
+        <w:rPr>
+          <w:rFonts w:ascii="Arial" w:hAnsi="Arial" w:eastAsia="Arial" w:cs="Arial"/>
+          <w:b w:val="0"/>
+          <w:i w:val="0"/>
+          <w:color w:val="000000"/>
+          <w:sz w:val="18"/>
+          <w:highlight w:val="lightGray"/>
+        </w:rPr>
+        <w:t>:</w:t>
+      </w:r>
+      <w:r>
+        <w:rPr>
+          <w:rFonts w:ascii="Arial" w:hAnsi="Arial" w:eastAsia="Arial" w:cs="Arial"/>
+          <w:b w:val="0"/>
+          <w:i w:val="0"/>
+          <w:color w:val="000000"/>
+          <w:sz w:val="18"/>
+          <w:highlight w:val="lightGray"/>
+        </w:rPr>
+        <w:t xml:space="preserve"> </w:t>
+      </w:r>
+      <w:r>
+        <w:rPr>
+          <w:rFonts w:ascii="Arial" w:hAnsi="Arial" w:eastAsia="Arial" w:cs="Arial"/>
+          <w:b w:val="0"/>
+          <w:i w:val="0"/>
+          <w:color w:val="000000"/>
+          <w:sz w:val="18"/>
+          <w:highlight w:val="lightGray"/>
+        </w:rPr>
+        <w:t>M</w:t>
+      </w:r>
+      <w:r>
+        <w:rPr>
+          <w:rFonts w:ascii="Arial" w:hAnsi="Arial" w:eastAsia="Arial" w:cs="Arial"/>
+          <w:b w:val="0"/>
+          <w:i w:val="0"/>
+          <w:color w:val="000000"/>
+          <w:sz w:val="18"/>
+          <w:highlight w:val="lightGray"/>
+        </w:rPr>
+        <w:t>o</w:t>
+      </w:r>
+      <w:r>
+        <w:rPr>
+          <w:rFonts w:ascii="Arial" w:hAnsi="Arial" w:eastAsia="Arial" w:cs="Arial"/>
+          <w:b w:val="0"/>
+          <w:i w:val="0"/>
+          <w:color w:val="000000"/>
+          <w:sz w:val="18"/>
+          <w:highlight w:val="lightGray"/>
+        </w:rPr>
+        <w:t>t</w:t>
+      </w:r>
+      <w:r>
+        <w:rPr>
+          <w:rFonts w:ascii="Arial" w:hAnsi="Arial" w:eastAsia="Arial" w:cs="Arial"/>
+          <w:b w:val="0"/>
+          <w:i w:val="0"/>
+          <w:color w:val="000000"/>
+          <w:sz w:val="18"/>
+          <w:highlight w:val="lightGray"/>
+        </w:rPr>
+        <w:t>a</w:t>
+      </w:r>
+      <w:r>
+        <w:rPr>
+          <w:rFonts w:ascii="Arial" w:hAnsi="Arial" w:eastAsia="Arial" w:cs="Arial"/>
+          <w:b w:val="0"/>
+          <w:i w:val="0"/>
+          <w:color w:val="000000"/>
+          <w:sz w:val="18"/>
+          <w:highlight w:val="lightGray"/>
+        </w:rPr>
+        <w:t>s</w:t>
+      </w:r>
+      <w:r>
+        <w:rPr>
+          <w:rFonts w:ascii="Arial" w:hAnsi="Arial" w:eastAsia="Arial" w:cs="Arial"/>
+          <w:b w:val="0"/>
+          <w:i w:val="0"/>
+          <w:color w:val="000000"/>
+          <w:sz w:val="18"/>
+          <w:highlight w:val="lightGray"/>
+        </w:rPr>
+        <w:t>e</w:t>
+      </w:r>
+      <w:r>
+        <w:rPr>
+          <w:rFonts w:ascii="Arial" w:hAnsi="Arial" w:eastAsia="Arial" w:cs="Arial"/>
+          <w:b w:val="0"/>
+          <w:i w:val="0"/>
+          <w:color w:val="000000"/>
+          <w:sz w:val="18"/>
+          <w:highlight w:val="lightGray"/>
+        </w:rPr>
+        <w:t>m</w:t>
+      </w:r>
+      <w:r>
+        <w:rPr>
+          <w:rFonts w:ascii="Arial" w:hAnsi="Arial" w:eastAsia="Arial" w:cs="Arial"/>
+          <w:b w:val="0"/>
+          <w:i w:val="0"/>
+          <w:color w:val="000000"/>
+          <w:sz w:val="18"/>
+          <w:highlight w:val="lightGray"/>
+        </w:rPr>
+        <w:t xml:space="preserve"> </w:t>
+      </w:r>
+      <w:r>
+        <w:rPr>
+          <w:rFonts w:ascii="Arial" w:hAnsi="Arial" w:eastAsia="Arial" w:cs="Arial"/>
+          <w:b w:val="0"/>
+          <w:i w:val="0"/>
+          <w:color w:val="000000"/>
+          <w:sz w:val="18"/>
+          <w:highlight w:val="lightGray"/>
+        </w:rPr>
+        <w:t>E</w:t>
+      </w:r>
+      <w:r>
+        <w:rPr>
+          <w:rFonts w:ascii="Arial" w:hAnsi="Arial" w:eastAsia="Arial" w:cs="Arial"/>
+          <w:b w:val="0"/>
+          <w:i w:val="0"/>
+          <w:color w:val="000000"/>
+          <w:sz w:val="18"/>
+          <w:highlight w:val="lightGray"/>
+        </w:rPr>
+        <w:t>s</w:t>
+      </w:r>
+      <w:r>
+        <w:rPr>
+          <w:rFonts w:ascii="Arial" w:hAnsi="Arial" w:eastAsia="Arial" w:cs="Arial"/>
+          <w:b w:val="0"/>
+          <w:i w:val="0"/>
+          <w:color w:val="000000"/>
+          <w:sz w:val="18"/>
+          <w:highlight w:val="lightGray"/>
+        </w:rPr>
+        <w:t>s</w:t>
+      </w:r>
+      <w:r>
+        <w:rPr>
+          <w:rFonts w:ascii="Arial" w:hAnsi="Arial" w:eastAsia="Arial" w:cs="Arial"/>
+          <w:b w:val="0"/>
+          <w:i w:val="0"/>
+          <w:color w:val="000000"/>
+          <w:sz w:val="18"/>
+          <w:highlight w:val="lightGray"/>
+        </w:rPr>
+        <w:t>a</w:t>
+      </w:r>
+      <w:r>
+        <w:rPr>
+          <w:rFonts w:ascii="Arial" w:hAnsi="Arial" w:eastAsia="Arial" w:cs="Arial"/>
+          <w:b w:val="0"/>
+          <w:i w:val="0"/>
+          <w:color w:val="000000"/>
+          <w:sz w:val="18"/>
+          <w:highlight w:val="lightGray"/>
+        </w:rPr>
+        <w:t>m</w:t>
+      </w:r>
+      <w:r>
+        <w:rPr>
+          <w:rFonts w:ascii="Arial" w:hAnsi="Arial" w:eastAsia="Arial" w:cs="Arial"/>
+          <w:b w:val="0"/>
+          <w:i w:val="0"/>
+          <w:color w:val="000000"/>
+          <w:sz w:val="18"/>
+          <w:highlight w:val="lightGray"/>
+        </w:rPr>
+        <w:t>]</w:t>
+      </w:r>
+      <w:r>
+        <w:rPr>
+          <w:rFonts w:ascii="Arial" w:hAnsi="Arial" w:eastAsia="Arial" w:cs="Arial"/>
+          <w:b w:val="0"/>
+          <w:i w:val="0"/>
+          <w:color w:val="000000"/>
+          <w:sz w:val="18"/>
+          <w:highlight w:val="lightGray"/>
+        </w:rPr>
+        <w:t xml:space="preserve"> </w:t>
+      </w:r>
+      <w:r>
+        <w:rPr>
+          <w:rFonts w:ascii="Arial" w:hAnsi="Arial" w:eastAsia="Arial" w:cs="Arial"/>
+          <w:b w:val="0"/>
+          <w:i w:val="0"/>
+          <w:color w:val="000000"/>
+          <w:sz w:val="18"/>
+          <w:highlight w:val="lightGray"/>
+        </w:rPr>
+        <w:t>-</w:t>
+      </w:r>
+      <w:r>
+        <w:rPr>
+          <w:rFonts w:ascii="Arial" w:hAnsi="Arial" w:eastAsia="Arial" w:cs="Arial"/>
+          <w:b w:val="0"/>
+          <w:i w:val="0"/>
+          <w:color w:val="000000"/>
+          <w:sz w:val="18"/>
+          <w:highlight w:val="lightGray"/>
+        </w:rPr>
+        <w:t>&gt;</w:t>
+      </w:r>
+      <w:r>
+        <w:rPr>
+          <w:rFonts w:ascii="Arial" w:hAnsi="Arial" w:eastAsia="Arial" w:cs="Arial"/>
+          <w:b w:val="0"/>
+          <w:i w:val="0"/>
+          <w:color w:val="000000"/>
+          <w:sz w:val="18"/>
+          <w:highlight w:val="lightGray"/>
+        </w:rPr>
+        <w:t xml:space="preserve"> </w:t>
+      </w:r>
+      <w:r>
+        <w:rPr>
+          <w:rFonts w:ascii="Arial" w:hAnsi="Arial" w:eastAsia="Arial" w:cs="Arial"/>
+          <w:b/>
+          <w:i w:val="0"/>
+          <w:color w:val="000000"/>
+          <w:sz w:val="18"/>
+          <w:highlight w:val="lightGray"/>
+        </w:rPr>
+        <w:t>F</w:t>
+      </w:r>
+      <w:r>
+        <w:rPr>
+          <w:rFonts w:ascii="Arial" w:hAnsi="Arial" w:eastAsia="Arial" w:cs="Arial"/>
+          <w:b/>
+          <w:i w:val="0"/>
+          <w:color w:val="000000"/>
+          <w:sz w:val="18"/>
+          <w:highlight w:val="lightGray"/>
+        </w:rPr>
+        <w:t>r</w:t>
+      </w:r>
+      <w:r>
+        <w:rPr>
+          <w:rFonts w:ascii="Arial" w:hAnsi="Arial" w:eastAsia="Arial" w:cs="Arial"/>
+          <w:b/>
+          <w:i w:val="0"/>
+          <w:color w:val="000000"/>
+          <w:sz w:val="18"/>
+          <w:highlight w:val="lightGray"/>
+        </w:rPr>
+        <w:t>o</w:t>
+      </w:r>
+      <w:r>
+        <w:rPr>
+          <w:rFonts w:ascii="Arial" w:hAnsi="Arial" w:eastAsia="Arial" w:cs="Arial"/>
+          <w:b/>
+          <w:i w:val="0"/>
+          <w:color w:val="000000"/>
+          <w:sz w:val="18"/>
+          <w:highlight w:val="lightGray"/>
+        </w:rPr>
+        <w:t>m</w:t>
+      </w:r>
+      <w:r>
+        <w:rPr>
+          <w:rFonts w:ascii="Arial" w:hAnsi="Arial" w:eastAsia="Arial" w:cs="Arial"/>
+          <w:b/>
+          <w:i w:val="0"/>
+          <w:color w:val="000000"/>
+          <w:sz w:val="18"/>
+          <w:highlight w:val="lightGray"/>
+        </w:rPr>
+        <w:t>:</w:t>
+      </w:r>
+      <w:r>
+        <w:rPr>
+          <w:rFonts w:ascii="Arial" w:hAnsi="Arial" w:eastAsia="Arial" w:cs="Arial"/>
+          <w:b w:val="0"/>
+          <w:i w:val="0"/>
+          <w:color w:val="000000"/>
+          <w:sz w:val="18"/>
+          <w:highlight w:val="lightGray"/>
+        </w:rPr>
+        <w:t xml:space="preserve"> </w:t>
+      </w:r>
+      <w:r>
+        <w:rPr>
+          <w:rFonts w:ascii="Arial" w:hAnsi="Arial" w:eastAsia="Arial" w:cs="Arial"/>
+          <w:b w:val="0"/>
+          <w:i w:val="0"/>
+          <w:color w:val="000000"/>
+          <w:sz w:val="18"/>
+          <w:highlight w:val="lightGray"/>
+        </w:rPr>
+        <w:t>[</w:t>
+      </w:r>
+      <w:r>
+        <w:rPr>
+          <w:rFonts w:ascii="Arial" w:hAnsi="Arial" w:eastAsia="Arial" w:cs="Arial"/>
+          <w:b w:val="0"/>
+          <w:i w:val="0"/>
+          <w:color w:val="000000"/>
+          <w:sz w:val="18"/>
+          <w:highlight w:val="lightGray"/>
+        </w:rPr>
+        <w:t>C</w:t>
+      </w:r>
+      <w:r>
+        <w:rPr>
+          <w:rFonts w:ascii="Arial" w:hAnsi="Arial" w:eastAsia="Arial" w:cs="Arial"/>
+          <w:b w:val="0"/>
+          <w:i w:val="0"/>
+          <w:color w:val="000000"/>
+          <w:sz w:val="18"/>
+          <w:highlight w:val="lightGray"/>
+        </w:rPr>
+        <w:t>h</w:t>
+      </w:r>
+      <w:r>
+        <w:rPr>
+          <w:rFonts w:ascii="Arial" w:hAnsi="Arial" w:eastAsia="Arial" w:cs="Arial"/>
+          <w:b w:val="0"/>
+          <w:i w:val="0"/>
+          <w:color w:val="000000"/>
+          <w:sz w:val="18"/>
+          <w:highlight w:val="lightGray"/>
+        </w:rPr>
+        <w:t>a</w:t>
+      </w:r>
+      <w:r>
+        <w:rPr>
+          <w:rFonts w:ascii="Arial" w:hAnsi="Arial" w:eastAsia="Arial" w:cs="Arial"/>
+          <w:b w:val="0"/>
+          <w:i w:val="0"/>
+          <w:color w:val="000000"/>
+          <w:sz w:val="18"/>
+          <w:highlight w:val="lightGray"/>
+        </w:rPr>
+        <w:t>t</w:t>
+      </w:r>
+      <w:r>
+        <w:rPr>
+          <w:rFonts w:ascii="Arial" w:hAnsi="Arial" w:eastAsia="Arial" w:cs="Arial"/>
+          <w:b w:val="0"/>
+          <w:i w:val="0"/>
+          <w:color w:val="000000"/>
+          <w:sz w:val="18"/>
+          <w:highlight w:val="lightGray"/>
+        </w:rPr>
+        <w:t>g</w:t>
+      </w:r>
+      <w:r>
+        <w:rPr>
+          <w:rFonts w:ascii="Arial" w:hAnsi="Arial" w:eastAsia="Arial" w:cs="Arial"/>
+          <w:b w:val="0"/>
+          <w:i w:val="0"/>
+          <w:color w:val="000000"/>
+          <w:sz w:val="18"/>
+          <w:highlight w:val="lightGray"/>
+        </w:rPr>
+        <w:t>p</w:t>
+      </w:r>
+      <w:r>
+        <w:rPr>
+          <w:rFonts w:ascii="Arial" w:hAnsi="Arial" w:eastAsia="Arial" w:cs="Arial"/>
+          <w:b w:val="0"/>
+          <w:i w:val="0"/>
+          <w:color w:val="000000"/>
+          <w:sz w:val="18"/>
+          <w:highlight w:val="lightGray"/>
+        </w:rPr>
+        <w:t>t</w:t>
+      </w:r>
+      <w:r>
+        <w:rPr>
+          <w:rFonts w:ascii="Arial" w:hAnsi="Arial" w:eastAsia="Arial" w:cs="Arial"/>
+          <w:b w:val="0"/>
+          <w:i w:val="0"/>
+          <w:color w:val="000000"/>
+          <w:sz w:val="18"/>
+          <w:highlight w:val="lightGray"/>
+        </w:rPr>
+        <w:t xml:space="preserve"> </w:t>
+      </w:r>
+      <w:r>
+        <w:rPr>
+          <w:rFonts w:ascii="Arial" w:hAnsi="Arial" w:eastAsia="Arial" w:cs="Arial"/>
+          <w:b w:val="0"/>
+          <w:i w:val="0"/>
+          <w:color w:val="000000"/>
+          <w:sz w:val="18"/>
+          <w:highlight w:val="lightGray"/>
+        </w:rPr>
+        <w:t>(</w:t>
+      </w:r>
+      <w:r>
+        <w:rPr>
+          <w:rFonts w:ascii="Arial" w:hAnsi="Arial" w:eastAsia="Arial" w:cs="Arial"/>
+          <w:b w:val="0"/>
+          <w:i w:val="0"/>
+          <w:color w:val="000000"/>
+          <w:sz w:val="18"/>
+          <w:highlight w:val="lightGray"/>
+        </w:rPr>
+        <w:t>G</w:t>
+      </w:r>
+      <w:r>
+        <w:rPr>
+          <w:rFonts w:ascii="Arial" w:hAnsi="Arial" w:eastAsia="Arial" w:cs="Arial"/>
+          <w:b w:val="0"/>
+          <w:i w:val="0"/>
+          <w:color w:val="000000"/>
+          <w:sz w:val="18"/>
+          <w:highlight w:val="lightGray"/>
+        </w:rPr>
+        <w:t>P</w:t>
+      </w:r>
+      <w:r>
+        <w:rPr>
+          <w:rFonts w:ascii="Arial" w:hAnsi="Arial" w:eastAsia="Arial" w:cs="Arial"/>
+          <w:b w:val="0"/>
+          <w:i w:val="0"/>
+          <w:color w:val="000000"/>
+          <w:sz w:val="18"/>
+          <w:highlight w:val="lightGray"/>
+        </w:rPr>
+        <w:t>T</w:t>
+      </w:r>
+      <w:r>
+        <w:rPr>
+          <w:rFonts w:ascii="Arial" w:hAnsi="Arial" w:eastAsia="Arial" w:cs="Arial"/>
+          <w:b w:val="0"/>
+          <w:i w:val="0"/>
+          <w:color w:val="000000"/>
+          <w:sz w:val="18"/>
+          <w:highlight w:val="lightGray"/>
         </w:rPr>
         <w:t>‑</w:t>
       </w:r>
       <w:r>
         <w:rPr>
-          <w:rFonts w:ascii="Arial" w:eastAsia="Arial" w:hAnsi="Arial" w:cs="Arial"/>
-          <w:b/>
-          <w:kern w:val="0"/>
-          <w:sz w:val="22"/>
-          <w:szCs w:val="22"/>
-          <w:highlight w:val="darkGray"/>
-          <w:lang w:val="en"/>
-          <w14:ligatures w14:val="none"/>
-        </w:rPr>
-        <w:t>5 Mini) at [12/18/2025]</w:t>
+          <w:rFonts w:ascii="Arial" w:hAnsi="Arial" w:eastAsia="Arial" w:cs="Arial"/>
+          <w:b w:val="0"/>
+          <w:i w:val="0"/>
+          <w:color w:val="000000"/>
+          <w:sz w:val="18"/>
+          <w:highlight w:val="lightGray"/>
+        </w:rPr>
+        <w:t>5</w:t>
+      </w:r>
+      <w:r>
+        <w:rPr>
+          <w:rFonts w:ascii="Arial" w:hAnsi="Arial" w:eastAsia="Arial" w:cs="Arial"/>
+          <w:b w:val="0"/>
+          <w:i w:val="0"/>
+          <w:color w:val="000000"/>
+          <w:sz w:val="18"/>
+          <w:highlight w:val="lightGray"/>
+        </w:rPr>
+        <w:t xml:space="preserve"> </w:t>
+      </w:r>
+      <w:r>
+        <w:rPr>
+          <w:rFonts w:ascii="Arial" w:hAnsi="Arial" w:eastAsia="Arial" w:cs="Arial"/>
+          <w:b w:val="0"/>
+          <w:i w:val="0"/>
+          <w:color w:val="000000"/>
+          <w:sz w:val="18"/>
+          <w:highlight w:val="lightGray"/>
+        </w:rPr>
+        <w:t>M</w:t>
+      </w:r>
+      <w:r>
+        <w:rPr>
+          <w:rFonts w:ascii="Arial" w:hAnsi="Arial" w:eastAsia="Arial" w:cs="Arial"/>
+          <w:b w:val="0"/>
+          <w:i w:val="0"/>
+          <w:color w:val="000000"/>
+          <w:sz w:val="18"/>
+          <w:highlight w:val="lightGray"/>
+        </w:rPr>
+        <w:t>i</w:t>
+      </w:r>
+      <w:r>
+        <w:rPr>
+          <w:rFonts w:ascii="Arial" w:hAnsi="Arial" w:eastAsia="Arial" w:cs="Arial"/>
+          <w:b w:val="0"/>
+          <w:i w:val="0"/>
+          <w:color w:val="000000"/>
+          <w:sz w:val="18"/>
+          <w:highlight w:val="lightGray"/>
+        </w:rPr>
+        <w:t>n</w:t>
+      </w:r>
+      <w:r>
+        <w:rPr>
+          <w:rFonts w:ascii="Arial" w:hAnsi="Arial" w:eastAsia="Arial" w:cs="Arial"/>
+          <w:b w:val="0"/>
+          <w:i w:val="0"/>
+          <w:color w:val="000000"/>
+          <w:sz w:val="18"/>
+          <w:highlight w:val="lightGray"/>
+        </w:rPr>
+        <w:t>i</w:t>
+      </w:r>
+      <w:r>
+        <w:rPr>
+          <w:rFonts w:ascii="Arial" w:hAnsi="Arial" w:eastAsia="Arial" w:cs="Arial"/>
+          <w:b w:val="0"/>
+          <w:i w:val="0"/>
+          <w:color w:val="000000"/>
+          <w:sz w:val="18"/>
+          <w:highlight w:val="lightGray"/>
+        </w:rPr>
+        <w:t>)</w:t>
+      </w:r>
+      <w:r>
+        <w:rPr>
+          <w:rFonts w:ascii="Arial" w:hAnsi="Arial" w:eastAsia="Arial" w:cs="Arial"/>
+          <w:b w:val="0"/>
+          <w:i w:val="0"/>
+          <w:color w:val="000000"/>
+          <w:sz w:val="18"/>
+          <w:highlight w:val="lightGray"/>
+        </w:rPr>
+        <w:t>]</w:t>
+      </w:r>
+      <w:r>
+        <w:rPr>
+          <w:rFonts w:ascii="Arial" w:hAnsi="Arial" w:eastAsia="Arial" w:cs="Arial"/>
+          <w:b w:val="0"/>
+          <w:i w:val="0"/>
+          <w:color w:val="000000"/>
+          <w:sz w:val="18"/>
+          <w:highlight w:val="lightGray"/>
+        </w:rPr>
+        <w:t xml:space="preserve"> </w:t>
+      </w:r>
+      <w:r>
+        <w:rPr>
+          <w:rFonts w:ascii="Arial" w:hAnsi="Arial" w:eastAsia="Arial" w:cs="Arial"/>
+          <w:b/>
+          <w:i w:val="0"/>
+          <w:color w:val="000000"/>
+          <w:sz w:val="18"/>
+          <w:highlight w:val="lightGray"/>
+        </w:rPr>
+        <w:t>o</w:t>
+      </w:r>
+      <w:r>
+        <w:rPr>
+          <w:rFonts w:ascii="Arial" w:hAnsi="Arial" w:eastAsia="Arial" w:cs="Arial"/>
+          <w:b/>
+          <w:i w:val="0"/>
+          <w:color w:val="000000"/>
+          <w:sz w:val="18"/>
+          <w:highlight w:val="lightGray"/>
+        </w:rPr>
+        <w:t>n</w:t>
+      </w:r>
+      <w:r>
+        <w:rPr>
+          <w:rFonts w:ascii="Arial" w:hAnsi="Arial"/>
+          <w:b w:val="0"/>
+          <w:i w:val="0"/>
+          <w:color w:val="000000"/>
+          <w:sz w:val="18"/>
+          <w:highlight w:val="lightGray"/>
+        </w:rPr>
+        <w:t xml:space="preserve"> </w:t>
+      </w:r>
+      <w:r>
+        <w:rPr>
+          <w:rFonts w:ascii="Arial" w:hAnsi="Arial"/>
+          <w:b w:val="0"/>
+          <w:i w:val="0"/>
+          <w:color w:val="000000"/>
+          <w:sz w:val="18"/>
+          <w:highlight w:val="lightGray"/>
+        </w:rPr>
+        <w:t>[</w:t>
+      </w:r>
+      <w:r>
+        <w:rPr>
+          <w:rFonts w:ascii="Arial" w:hAnsi="Arial"/>
+          <w:b w:val="0"/>
+          <w:i w:val="0"/>
+          <w:sz w:val="18"/>
+          <w:highlight w:val="lightGray"/>
+        </w:rPr>
+        <w:t>12/18/2025]</w:t>
       </w:r>
     </w:p>
     <w:p>
@@ -290,82 +1805,1597 @@
       </w:pPr>
       <w:r>
         <w:rPr>
-          <w:rFonts w:ascii="Arial" w:eastAsia="Arial" w:hAnsi="Arial" w:cs="Arial"/>
-          <w:b/>
-          <w:kern w:val="0"/>
-          <w:sz w:val="22"/>
-          <w:szCs w:val="22"/>
-          <w:highlight w:val="darkGray"/>
-          <w:lang w:val="en"/>
-          <w14:ligatures w14:val="none"/>
-        </w:rPr>
-        <w:t># Source</w:t>
-      </w:r>
-      <w:r>
-        <w:rPr>
-          <w:rFonts w:ascii="Arial" w:eastAsia="Arial" w:hAnsi="Arial" w:cs="Arial"/>
-          <w:kern w:val="0"/>
-          <w:sz w:val="22"/>
-          <w:szCs w:val="22"/>
-          <w:highlight w:val="darkGray"/>
-          <w:lang w:val="en"/>
-          <w14:ligatures w14:val="none"/>
-        </w:rPr>
-        <w:t xml:space="preserve">: </w:t>
-      </w:r>
-      <w:proofErr w:type="spellStart"/>
-      <w:r>
-        <w:rPr>
-          <w:rFonts w:ascii="Arial" w:eastAsia="Arial" w:hAnsi="Arial" w:cs="Arial"/>
-          <w:b/>
-          <w:kern w:val="0"/>
-          <w:sz w:val="22"/>
-          <w:szCs w:val="22"/>
-          <w:highlight w:val="darkGray"/>
-          <w:lang w:val="en"/>
-          <w14:ligatures w14:val="none"/>
-        </w:rPr>
-        <w:t>Chatgpt</w:t>
-      </w:r>
-      <w:proofErr w:type="spellEnd"/>
-      <w:r>
-        <w:rPr>
-          <w:rFonts w:ascii="Arial" w:eastAsia="Arial" w:hAnsi="Arial" w:cs="Arial"/>
-          <w:b/>
-          <w:kern w:val="0"/>
-          <w:sz w:val="22"/>
-          <w:szCs w:val="22"/>
-          <w:highlight w:val="darkGray"/>
-          <w:lang w:val="en"/>
-          <w14:ligatures w14:val="none"/>
-        </w:rPr>
-        <w:t xml:space="preserve"> (GPT</w:t>
-      </w:r>
-      <w:r>
-        <w:rPr>
-          <w:rFonts w:ascii="Cambria Math" w:eastAsia="Arial" w:hAnsi="Cambria Math" w:cs="Cambria Math"/>
-          <w:b/>
-          <w:kern w:val="0"/>
-          <w:sz w:val="22"/>
-          <w:szCs w:val="22"/>
-          <w:highlight w:val="darkGray"/>
-          <w:lang w:val="en"/>
-          <w14:ligatures w14:val="none"/>
+          <w:rFonts w:ascii="Arial" w:hAnsi="Arial" w:eastAsia="Arial" w:cs="Arial"/>
+          <w:b/>
+          <w:i w:val="0"/>
+          <w:color w:val="000000"/>
+          <w:sz w:val="18"/>
+          <w:highlight w:val="lightGray"/>
+        </w:rPr>
+        <w:t>#</w:t>
+      </w:r>
+      <w:r>
+        <w:rPr>
+          <w:rFonts w:ascii="Arial" w:hAnsi="Arial" w:eastAsia="Arial" w:cs="Arial"/>
+          <w:b/>
+          <w:i w:val="0"/>
+          <w:color w:val="000000"/>
+          <w:sz w:val="18"/>
+          <w:highlight w:val="lightGray"/>
+        </w:rPr>
+        <w:t xml:space="preserve"> </w:t>
+      </w:r>
+      <w:r>
+        <w:rPr>
+          <w:rFonts w:ascii="Arial" w:hAnsi="Arial" w:eastAsia="Arial" w:cs="Arial"/>
+          <w:b/>
+          <w:i w:val="0"/>
+          <w:color w:val="000000"/>
+          <w:sz w:val="18"/>
+          <w:highlight w:val="lightGray"/>
+        </w:rPr>
+        <w:t>S</w:t>
+      </w:r>
+      <w:r>
+        <w:rPr>
+          <w:rFonts w:ascii="Arial" w:hAnsi="Arial" w:eastAsia="Arial" w:cs="Arial"/>
+          <w:b/>
+          <w:i w:val="0"/>
+          <w:color w:val="000000"/>
+          <w:sz w:val="18"/>
+          <w:highlight w:val="lightGray"/>
+        </w:rPr>
+        <w:t>o</w:t>
+      </w:r>
+      <w:r>
+        <w:rPr>
+          <w:rFonts w:ascii="Arial" w:hAnsi="Arial" w:eastAsia="Arial" w:cs="Arial"/>
+          <w:b/>
+          <w:i w:val="0"/>
+          <w:color w:val="000000"/>
+          <w:sz w:val="18"/>
+          <w:highlight w:val="lightGray"/>
+        </w:rPr>
+        <w:t>u</w:t>
+      </w:r>
+      <w:r>
+        <w:rPr>
+          <w:rFonts w:ascii="Arial" w:hAnsi="Arial" w:eastAsia="Arial" w:cs="Arial"/>
+          <w:b/>
+          <w:i w:val="0"/>
+          <w:color w:val="000000"/>
+          <w:sz w:val="18"/>
+          <w:highlight w:val="lightGray"/>
+        </w:rPr>
+        <w:t>r</w:t>
+      </w:r>
+      <w:r>
+        <w:rPr>
+          <w:rFonts w:ascii="Arial" w:hAnsi="Arial" w:eastAsia="Arial" w:cs="Arial"/>
+          <w:b/>
+          <w:i w:val="0"/>
+          <w:color w:val="000000"/>
+          <w:sz w:val="18"/>
+          <w:highlight w:val="lightGray"/>
+        </w:rPr>
+        <w:t>c</w:t>
+      </w:r>
+      <w:r>
+        <w:rPr>
+          <w:rFonts w:ascii="Arial" w:hAnsi="Arial" w:eastAsia="Arial" w:cs="Arial"/>
+          <w:b/>
+          <w:i w:val="0"/>
+          <w:color w:val="000000"/>
+          <w:sz w:val="18"/>
+          <w:highlight w:val="lightGray"/>
+        </w:rPr>
+        <w:t>e</w:t>
+      </w:r>
+      <w:r>
+        <w:rPr>
+          <w:rFonts w:ascii="Arial" w:hAnsi="Arial" w:eastAsia="Arial" w:cs="Arial"/>
+          <w:b/>
+          <w:i w:val="0"/>
+          <w:color w:val="000000"/>
+          <w:sz w:val="18"/>
+          <w:highlight w:val="lightGray"/>
+        </w:rPr>
+        <w:t>:</w:t>
+      </w:r>
+      <w:r>
+        <w:rPr>
+          <w:rFonts w:ascii="Arial" w:hAnsi="Arial" w:eastAsia="Arial" w:cs="Arial"/>
+          <w:b/>
+          <w:i w:val="0"/>
+          <w:color w:val="000000"/>
+          <w:sz w:val="18"/>
+          <w:highlight w:val="lightGray"/>
+        </w:rPr>
+        <w:t xml:space="preserve"> </w:t>
+      </w:r>
+      <w:r>
+        <w:rPr>
+          <w:rFonts w:ascii="Arial" w:hAnsi="Arial" w:eastAsia="Arial" w:cs="Arial"/>
+          <w:b/>
+          <w:i w:val="0"/>
+          <w:color w:val="000000"/>
+          <w:sz w:val="18"/>
+          <w:highlight w:val="lightGray"/>
+        </w:rPr>
+        <w:t>A</w:t>
+      </w:r>
+      <w:r>
+        <w:rPr>
+          <w:rFonts w:ascii="Arial" w:hAnsi="Arial" w:eastAsia="Arial" w:cs="Arial"/>
+          <w:b/>
+          <w:i w:val="0"/>
+          <w:color w:val="000000"/>
+          <w:sz w:val="18"/>
+          <w:highlight w:val="lightGray"/>
+        </w:rPr>
+        <w:t>I</w:t>
+      </w:r>
+      <w:r>
+        <w:rPr>
+          <w:rFonts w:ascii="Arial" w:hAnsi="Arial" w:eastAsia="Arial" w:cs="Arial"/>
+          <w:b/>
+          <w:i w:val="0"/>
+          <w:color w:val="000000"/>
+          <w:sz w:val="18"/>
+          <w:highlight w:val="lightGray"/>
+        </w:rPr>
+        <w:t xml:space="preserve"> </w:t>
+      </w:r>
+      <w:r>
+        <w:rPr>
+          <w:rFonts w:ascii="Arial" w:hAnsi="Arial" w:eastAsia="Arial" w:cs="Arial"/>
+          <w:b/>
+          <w:i w:val="0"/>
+          <w:color w:val="000000"/>
+          <w:sz w:val="18"/>
+          <w:highlight w:val="lightGray"/>
+        </w:rPr>
+        <w:t>S</w:t>
+      </w:r>
+      <w:r>
+        <w:rPr>
+          <w:rFonts w:ascii="Arial" w:hAnsi="Arial" w:eastAsia="Arial" w:cs="Arial"/>
+          <w:b/>
+          <w:i w:val="0"/>
+          <w:color w:val="000000"/>
+          <w:sz w:val="18"/>
+          <w:highlight w:val="lightGray"/>
+        </w:rPr>
+        <w:t>o</w:t>
+      </w:r>
+      <w:r>
+        <w:rPr>
+          <w:rFonts w:ascii="Arial" w:hAnsi="Arial" w:eastAsia="Arial" w:cs="Arial"/>
+          <w:b/>
+          <w:i w:val="0"/>
+          <w:color w:val="000000"/>
+          <w:sz w:val="18"/>
+          <w:highlight w:val="lightGray"/>
+        </w:rPr>
+        <w:t>u</w:t>
+      </w:r>
+      <w:r>
+        <w:rPr>
+          <w:rFonts w:ascii="Arial" w:hAnsi="Arial" w:eastAsia="Arial" w:cs="Arial"/>
+          <w:b/>
+          <w:i w:val="0"/>
+          <w:color w:val="000000"/>
+          <w:sz w:val="18"/>
+          <w:highlight w:val="lightGray"/>
+        </w:rPr>
+        <w:t>r</w:t>
+      </w:r>
+      <w:r>
+        <w:rPr>
+          <w:rFonts w:ascii="Arial" w:hAnsi="Arial" w:eastAsia="Arial" w:cs="Arial"/>
+          <w:b/>
+          <w:i w:val="0"/>
+          <w:color w:val="000000"/>
+          <w:sz w:val="18"/>
+          <w:highlight w:val="lightGray"/>
+        </w:rPr>
+        <w:t>c</w:t>
+      </w:r>
+      <w:r>
+        <w:rPr>
+          <w:rFonts w:ascii="Arial" w:hAnsi="Arial" w:eastAsia="Arial" w:cs="Arial"/>
+          <w:b/>
+          <w:i w:val="0"/>
+          <w:color w:val="000000"/>
+          <w:sz w:val="18"/>
+          <w:highlight w:val="lightGray"/>
+        </w:rPr>
+        <w:t>e</w:t>
+      </w:r>
+      <w:r>
+        <w:rPr>
+          <w:rFonts w:ascii="Arial" w:hAnsi="Arial" w:eastAsia="Arial" w:cs="Arial"/>
+          <w:b/>
+          <w:i w:val="0"/>
+          <w:color w:val="000000"/>
+          <w:sz w:val="18"/>
+          <w:highlight w:val="lightGray"/>
+        </w:rPr>
+        <w:t>:</w:t>
+      </w:r>
+      <w:r>
+        <w:rPr>
+          <w:rFonts w:ascii="Arial" w:hAnsi="Arial" w:eastAsia="Arial" w:cs="Arial"/>
+          <w:b/>
+          <w:i w:val="0"/>
+          <w:color w:val="000000"/>
+          <w:sz w:val="18"/>
+          <w:highlight w:val="lightGray"/>
+        </w:rPr>
+        <w:t xml:space="preserve"> </w:t>
+      </w:r>
+      <w:r>
+        <w:rPr>
+          <w:rFonts w:ascii="Arial" w:hAnsi="Arial" w:eastAsia="Arial" w:cs="Arial"/>
+          <w:b/>
+          <w:i w:val="0"/>
+          <w:color w:val="000000"/>
+          <w:sz w:val="18"/>
+          <w:highlight w:val="lightGray"/>
+        </w:rPr>
+        <w:t>P</w:t>
+      </w:r>
+      <w:r>
+        <w:rPr>
+          <w:rFonts w:ascii="Arial" w:hAnsi="Arial" w:eastAsia="Arial" w:cs="Arial"/>
+          <w:b/>
+          <w:i w:val="0"/>
+          <w:color w:val="000000"/>
+          <w:sz w:val="18"/>
+          <w:highlight w:val="lightGray"/>
+        </w:rPr>
+        <w:t>r</w:t>
+      </w:r>
+      <w:r>
+        <w:rPr>
+          <w:rFonts w:ascii="Arial" w:hAnsi="Arial" w:eastAsia="Arial" w:cs="Arial"/>
+          <w:b/>
+          <w:i w:val="0"/>
+          <w:color w:val="000000"/>
+          <w:sz w:val="18"/>
+          <w:highlight w:val="lightGray"/>
+        </w:rPr>
+        <w:t>o</w:t>
+      </w:r>
+      <w:r>
+        <w:rPr>
+          <w:rFonts w:ascii="Arial" w:hAnsi="Arial" w:eastAsia="Arial" w:cs="Arial"/>
+          <w:b/>
+          <w:i w:val="0"/>
+          <w:color w:val="000000"/>
+          <w:sz w:val="18"/>
+          <w:highlight w:val="lightGray"/>
+        </w:rPr>
+        <w:t>v</w:t>
+      </w:r>
+      <w:r>
+        <w:rPr>
+          <w:rFonts w:ascii="Arial" w:hAnsi="Arial" w:eastAsia="Arial" w:cs="Arial"/>
+          <w:b/>
+          <w:i w:val="0"/>
+          <w:color w:val="000000"/>
+          <w:sz w:val="18"/>
+          <w:highlight w:val="lightGray"/>
+        </w:rPr>
+        <w:t>i</w:t>
+      </w:r>
+      <w:r>
+        <w:rPr>
+          <w:rFonts w:ascii="Arial" w:hAnsi="Arial" w:eastAsia="Arial" w:cs="Arial"/>
+          <w:b/>
+          <w:i w:val="0"/>
+          <w:color w:val="000000"/>
+          <w:sz w:val="18"/>
+          <w:highlight w:val="lightGray"/>
+        </w:rPr>
+        <w:t>d</w:t>
+      </w:r>
+      <w:r>
+        <w:rPr>
+          <w:rFonts w:ascii="Arial" w:hAnsi="Arial" w:eastAsia="Arial" w:cs="Arial"/>
+          <w:b/>
+          <w:i w:val="0"/>
+          <w:color w:val="000000"/>
+          <w:sz w:val="18"/>
+          <w:highlight w:val="lightGray"/>
+        </w:rPr>
+        <w:t>e</w:t>
+      </w:r>
+      <w:r>
+        <w:rPr>
+          <w:rFonts w:ascii="Arial" w:hAnsi="Arial" w:eastAsia="Arial" w:cs="Arial"/>
+          <w:b/>
+          <w:i w:val="0"/>
+          <w:color w:val="000000"/>
+          <w:sz w:val="18"/>
+          <w:highlight w:val="lightGray"/>
+        </w:rPr>
+        <w:t>d</w:t>
+      </w:r>
+      <w:r>
+        <w:rPr>
+          <w:rFonts w:ascii="Arial" w:hAnsi="Arial" w:eastAsia="Arial" w:cs="Arial"/>
+          <w:b/>
+          <w:i w:val="0"/>
+          <w:color w:val="000000"/>
+          <w:sz w:val="18"/>
+          <w:highlight w:val="lightGray"/>
+        </w:rPr>
+        <w:t xml:space="preserve"> </w:t>
+      </w:r>
+      <w:r>
+        <w:rPr>
+          <w:rFonts w:ascii="Arial" w:hAnsi="Arial" w:eastAsia="Arial" w:cs="Arial"/>
+          <w:b/>
+          <w:i w:val="0"/>
+          <w:color w:val="000000"/>
+          <w:sz w:val="18"/>
+          <w:highlight w:val="lightGray"/>
+        </w:rPr>
+        <w:t>b</w:t>
+      </w:r>
+      <w:r>
+        <w:rPr>
+          <w:rFonts w:ascii="Arial" w:hAnsi="Arial" w:eastAsia="Arial" w:cs="Arial"/>
+          <w:b/>
+          <w:i w:val="0"/>
+          <w:color w:val="000000"/>
+          <w:sz w:val="18"/>
+          <w:highlight w:val="lightGray"/>
+        </w:rPr>
+        <w:t>y</w:t>
+      </w:r>
+      <w:r>
+        <w:rPr>
+          <w:rFonts w:ascii="Arial" w:hAnsi="Arial" w:eastAsia="Arial" w:cs="Arial"/>
+          <w:b/>
+          <w:i w:val="0"/>
+          <w:color w:val="000000"/>
+          <w:sz w:val="18"/>
+          <w:highlight w:val="lightGray"/>
+        </w:rPr>
+        <w:t>:</w:t>
+      </w:r>
+      <w:r>
+        <w:rPr>
+          <w:rFonts w:ascii="Arial" w:hAnsi="Arial" w:eastAsia="Arial" w:cs="Arial"/>
+          <w:b/>
+          <w:i w:val="0"/>
+          <w:color w:val="000000"/>
+          <w:sz w:val="18"/>
+          <w:highlight w:val="lightGray"/>
+        </w:rPr>
+        <w:t xml:space="preserve"> </w:t>
+      </w:r>
+      <w:r>
+        <w:rPr>
+          <w:rFonts w:ascii="Arial" w:hAnsi="Arial" w:eastAsia="Arial" w:cs="Arial"/>
+          <w:b/>
+          <w:i w:val="0"/>
+          <w:color w:val="000000"/>
+          <w:sz w:val="18"/>
+          <w:highlight w:val="lightGray"/>
+        </w:rPr>
+        <w:t>[</w:t>
+      </w:r>
+      <w:r>
+        <w:rPr>
+          <w:rFonts w:ascii="Arial" w:hAnsi="Arial" w:eastAsia="Arial" w:cs="Arial"/>
+          <w:b/>
+          <w:i w:val="0"/>
+          <w:color w:val="000000"/>
+          <w:sz w:val="18"/>
+          <w:highlight w:val="lightGray"/>
+        </w:rPr>
+        <w:t>D</w:t>
+      </w:r>
+      <w:r>
+        <w:rPr>
+          <w:rFonts w:ascii="Arial" w:hAnsi="Arial" w:eastAsia="Arial" w:cs="Arial"/>
+          <w:b/>
+          <w:i w:val="0"/>
+          <w:color w:val="000000"/>
+          <w:sz w:val="18"/>
+          <w:highlight w:val="lightGray"/>
+        </w:rPr>
+        <w:t>a</w:t>
+      </w:r>
+      <w:r>
+        <w:rPr>
+          <w:rFonts w:ascii="Arial" w:hAnsi="Arial" w:eastAsia="Arial" w:cs="Arial"/>
+          <w:b/>
+          <w:i w:val="0"/>
+          <w:color w:val="000000"/>
+          <w:sz w:val="18"/>
+          <w:highlight w:val="lightGray"/>
+        </w:rPr>
+        <w:t>t</w:t>
+      </w:r>
+      <w:r>
+        <w:rPr>
+          <w:rFonts w:ascii="Arial" w:hAnsi="Arial" w:eastAsia="Arial" w:cs="Arial"/>
+          <w:b/>
+          <w:i w:val="0"/>
+          <w:color w:val="000000"/>
+          <w:sz w:val="18"/>
+          <w:highlight w:val="lightGray"/>
+        </w:rPr>
+        <w:t>a</w:t>
+      </w:r>
+      <w:r>
+        <w:rPr>
+          <w:rFonts w:ascii="Arial" w:hAnsi="Arial" w:eastAsia="Arial" w:cs="Arial"/>
+          <w:b/>
+          <w:i w:val="0"/>
+          <w:color w:val="000000"/>
+          <w:sz w:val="18"/>
+          <w:highlight w:val="lightGray"/>
+        </w:rPr>
+        <w:t xml:space="preserve"> </w:t>
+      </w:r>
+      <w:r>
+        <w:rPr>
+          <w:rFonts w:ascii="Arial" w:hAnsi="Arial" w:eastAsia="Arial" w:cs="Arial"/>
+          <w:b/>
+          <w:i w:val="0"/>
+          <w:color w:val="000000"/>
+          <w:sz w:val="18"/>
+          <w:highlight w:val="lightGray"/>
+        </w:rPr>
+        <w:t>P</w:t>
+      </w:r>
+      <w:r>
+        <w:rPr>
+          <w:rFonts w:ascii="Arial" w:hAnsi="Arial" w:eastAsia="Arial" w:cs="Arial"/>
+          <w:b/>
+          <w:i w:val="0"/>
+          <w:color w:val="000000"/>
+          <w:sz w:val="18"/>
+          <w:highlight w:val="lightGray"/>
+        </w:rPr>
+        <w:t>a</w:t>
+      </w:r>
+      <w:r>
+        <w:rPr>
+          <w:rFonts w:ascii="Arial" w:hAnsi="Arial" w:eastAsia="Arial" w:cs="Arial"/>
+          <w:b/>
+          <w:i w:val="0"/>
+          <w:color w:val="000000"/>
+          <w:sz w:val="18"/>
+          <w:highlight w:val="lightGray"/>
+        </w:rPr>
+        <w:t>t</w:t>
+      </w:r>
+      <w:r>
+        <w:rPr>
+          <w:rFonts w:ascii="Arial" w:hAnsi="Arial" w:eastAsia="Arial" w:cs="Arial"/>
+          <w:b/>
+          <w:i w:val="0"/>
+          <w:color w:val="000000"/>
+          <w:sz w:val="18"/>
+          <w:highlight w:val="lightGray"/>
+        </w:rPr>
+        <w:t>h</w:t>
+      </w:r>
+      <w:r>
+        <w:rPr>
+          <w:rFonts w:ascii="Arial" w:hAnsi="Arial" w:eastAsia="Arial" w:cs="Arial"/>
+          <w:b w:val="0"/>
+          <w:i w:val="0"/>
+          <w:color w:val="000000"/>
+          <w:sz w:val="18"/>
+          <w:highlight w:val="lightGray"/>
+        </w:rPr>
+        <w:t>:</w:t>
+      </w:r>
+      <w:r>
+        <w:rPr>
+          <w:rFonts w:ascii="Arial" w:hAnsi="Arial" w:eastAsia="Arial" w:cs="Arial"/>
+          <w:b w:val="0"/>
+          <w:i w:val="0"/>
+          <w:color w:val="000000"/>
+          <w:sz w:val="18"/>
+          <w:highlight w:val="lightGray"/>
+        </w:rPr>
+        <w:t xml:space="preserve"> </w:t>
+      </w:r>
+      <w:r>
+        <w:rPr>
+          <w:rFonts w:ascii="Arial" w:hAnsi="Arial" w:eastAsia="Arial" w:cs="Arial"/>
+          <w:b w:val="0"/>
+          <w:i w:val="0"/>
+          <w:color w:val="000000"/>
+          <w:sz w:val="18"/>
+          <w:highlight w:val="lightGray"/>
+        </w:rPr>
+        <w:t>P</w:t>
+      </w:r>
+      <w:r>
+        <w:rPr>
+          <w:rFonts w:ascii="Arial" w:hAnsi="Arial" w:eastAsia="Arial" w:cs="Arial"/>
+          <w:b w:val="0"/>
+          <w:i w:val="0"/>
+          <w:color w:val="000000"/>
+          <w:sz w:val="18"/>
+          <w:highlight w:val="lightGray"/>
+        </w:rPr>
+        <w:t>e</w:t>
+      </w:r>
+      <w:r>
+        <w:rPr>
+          <w:rFonts w:ascii="Arial" w:hAnsi="Arial" w:eastAsia="Arial" w:cs="Arial"/>
+          <w:b w:val="0"/>
+          <w:i w:val="0"/>
+          <w:color w:val="000000"/>
+          <w:sz w:val="18"/>
+          <w:highlight w:val="lightGray"/>
+        </w:rPr>
+        <w:t>r</w:t>
+      </w:r>
+      <w:r>
+        <w:rPr>
+          <w:rFonts w:ascii="Arial" w:hAnsi="Arial" w:eastAsia="Arial" w:cs="Arial"/>
+          <w:b w:val="0"/>
+          <w:i w:val="0"/>
+          <w:color w:val="000000"/>
+          <w:sz w:val="18"/>
+          <w:highlight w:val="lightGray"/>
+        </w:rPr>
+        <w:t>s</w:t>
+      </w:r>
+      <w:r>
+        <w:rPr>
+          <w:rFonts w:ascii="Arial" w:hAnsi="Arial" w:eastAsia="Arial" w:cs="Arial"/>
+          <w:b w:val="0"/>
+          <w:i w:val="0"/>
+          <w:color w:val="000000"/>
+          <w:sz w:val="18"/>
+          <w:highlight w:val="lightGray"/>
+        </w:rPr>
+        <w:t>o</w:t>
+      </w:r>
+      <w:r>
+        <w:rPr>
+          <w:rFonts w:ascii="Arial" w:hAnsi="Arial" w:eastAsia="Arial" w:cs="Arial"/>
+          <w:b w:val="0"/>
+          <w:i w:val="0"/>
+          <w:color w:val="000000"/>
+          <w:sz w:val="18"/>
+          <w:highlight w:val="lightGray"/>
+        </w:rPr>
+        <w:t>n</w:t>
+      </w:r>
+      <w:r>
+        <w:rPr>
+          <w:rFonts w:ascii="Arial" w:hAnsi="Arial" w:eastAsia="Arial" w:cs="Arial"/>
+          <w:b w:val="0"/>
+          <w:i w:val="0"/>
+          <w:color w:val="000000"/>
+          <w:sz w:val="18"/>
+          <w:highlight w:val="lightGray"/>
+        </w:rPr>
+        <w:t>s</w:t>
+      </w:r>
+      <w:r>
+        <w:rPr>
+          <w:rFonts w:ascii="Arial" w:hAnsi="Arial" w:eastAsia="Arial" w:cs="Arial"/>
+          <w:b w:val="0"/>
+          <w:i w:val="0"/>
+          <w:color w:val="000000"/>
+          <w:sz w:val="18"/>
+          <w:highlight w:val="lightGray"/>
+        </w:rPr>
+        <w:t xml:space="preserve"> </w:t>
+      </w:r>
+      <w:r>
+        <w:rPr>
+          <w:rFonts w:ascii="Arial" w:hAnsi="Arial" w:eastAsia="Arial" w:cs="Arial"/>
+          <w:b w:val="0"/>
+          <w:i w:val="0"/>
+          <w:color w:val="000000"/>
+          <w:sz w:val="18"/>
+          <w:highlight w:val="lightGray"/>
+        </w:rPr>
+        <w:t>T</w:t>
+      </w:r>
+      <w:r>
+        <w:rPr>
+          <w:rFonts w:ascii="Arial" w:hAnsi="Arial" w:eastAsia="Arial" w:cs="Arial"/>
+          <w:b w:val="0"/>
+          <w:i w:val="0"/>
+          <w:color w:val="000000"/>
+          <w:sz w:val="18"/>
+          <w:highlight w:val="lightGray"/>
+        </w:rPr>
+        <w:t>a</w:t>
+      </w:r>
+      <w:r>
+        <w:rPr>
+          <w:rFonts w:ascii="Arial" w:hAnsi="Arial" w:eastAsia="Arial" w:cs="Arial"/>
+          <w:b w:val="0"/>
+          <w:i w:val="0"/>
+          <w:color w:val="000000"/>
+          <w:sz w:val="18"/>
+          <w:highlight w:val="lightGray"/>
+        </w:rPr>
+        <w:t>b</w:t>
+      </w:r>
+      <w:r>
+        <w:rPr>
+          <w:rFonts w:ascii="Arial" w:hAnsi="Arial" w:eastAsia="Arial" w:cs="Arial"/>
+          <w:b w:val="0"/>
+          <w:i w:val="0"/>
+          <w:color w:val="000000"/>
+          <w:sz w:val="18"/>
+          <w:highlight w:val="lightGray"/>
+        </w:rPr>
+        <w:t>l</w:t>
+      </w:r>
+      <w:r>
+        <w:rPr>
+          <w:rFonts w:ascii="Arial" w:hAnsi="Arial" w:eastAsia="Arial" w:cs="Arial"/>
+          <w:b w:val="0"/>
+          <w:i w:val="0"/>
+          <w:color w:val="000000"/>
+          <w:sz w:val="18"/>
+          <w:highlight w:val="lightGray"/>
+        </w:rPr>
+        <w:t>e</w:t>
+      </w:r>
+      <w:r>
+        <w:rPr>
+          <w:rFonts w:ascii="Arial" w:hAnsi="Arial" w:eastAsia="Arial" w:cs="Arial"/>
+          <w:b w:val="0"/>
+          <w:i w:val="0"/>
+          <w:color w:val="000000"/>
+          <w:sz w:val="18"/>
+          <w:highlight w:val="lightGray"/>
+        </w:rPr>
+        <w:t xml:space="preserve"> </w:t>
+      </w:r>
+      <w:r>
+        <w:rPr>
+          <w:rFonts w:ascii="Arial" w:hAnsi="Arial" w:eastAsia="Arial" w:cs="Arial"/>
+          <w:b w:val="0"/>
+          <w:i w:val="0"/>
+          <w:color w:val="000000"/>
+          <w:sz w:val="18"/>
+          <w:highlight w:val="lightGray"/>
+        </w:rPr>
+        <w:t>-</w:t>
+      </w:r>
+      <w:r>
+        <w:rPr>
+          <w:rFonts w:ascii="Arial" w:hAnsi="Arial" w:eastAsia="Arial" w:cs="Arial"/>
+          <w:b w:val="0"/>
+          <w:i w:val="0"/>
+          <w:color w:val="000000"/>
+          <w:sz w:val="18"/>
+          <w:highlight w:val="lightGray"/>
+        </w:rPr>
+        <w:t>&gt;</w:t>
+      </w:r>
+      <w:r>
+        <w:rPr>
+          <w:rFonts w:ascii="Arial" w:hAnsi="Arial" w:eastAsia="Arial" w:cs="Arial"/>
+          <w:b w:val="0"/>
+          <w:i w:val="0"/>
+          <w:color w:val="000000"/>
+          <w:sz w:val="18"/>
+          <w:highlight w:val="lightGray"/>
+        </w:rPr>
+        <w:t xml:space="preserve"> </w:t>
+      </w:r>
+      <w:r>
+        <w:rPr>
+          <w:rFonts w:ascii="Arial" w:hAnsi="Arial" w:eastAsia="Arial" w:cs="Arial"/>
+          <w:b w:val="0"/>
+          <w:i w:val="0"/>
+          <w:color w:val="000000"/>
+          <w:sz w:val="18"/>
+          <w:highlight w:val="lightGray"/>
+        </w:rPr>
+        <w:t>I</w:t>
+      </w:r>
+      <w:r>
+        <w:rPr>
+          <w:rFonts w:ascii="Arial" w:hAnsi="Arial" w:eastAsia="Arial" w:cs="Arial"/>
+          <w:b w:val="0"/>
+          <w:i w:val="0"/>
+          <w:color w:val="000000"/>
+          <w:sz w:val="18"/>
+          <w:highlight w:val="lightGray"/>
+        </w:rPr>
+        <w:t>D</w:t>
+      </w:r>
+      <w:r>
+        <w:rPr>
+          <w:rFonts w:ascii="Arial" w:hAnsi="Arial" w:eastAsia="Arial" w:cs="Arial"/>
+          <w:b w:val="0"/>
+          <w:i w:val="0"/>
+          <w:color w:val="000000"/>
+          <w:sz w:val="18"/>
+          <w:highlight w:val="lightGray"/>
+        </w:rPr>
+        <w:t xml:space="preserve"> </w:t>
+      </w:r>
+      <w:r>
+        <w:rPr>
+          <w:rFonts w:ascii="Arial" w:hAnsi="Arial" w:eastAsia="Arial" w:cs="Arial"/>
+          <w:b w:val="0"/>
+          <w:i w:val="0"/>
+          <w:color w:val="000000"/>
+          <w:sz w:val="18"/>
+          <w:highlight w:val="lightGray"/>
+        </w:rPr>
+        <w:t>C</w:t>
+      </w:r>
+      <w:r>
+        <w:rPr>
+          <w:rFonts w:ascii="Arial" w:hAnsi="Arial" w:eastAsia="Arial" w:cs="Arial"/>
+          <w:b w:val="0"/>
+          <w:i w:val="0"/>
+          <w:color w:val="000000"/>
+          <w:sz w:val="18"/>
+          <w:highlight w:val="lightGray"/>
+        </w:rPr>
+        <w:t>o</w:t>
+      </w:r>
+      <w:r>
+        <w:rPr>
+          <w:rFonts w:ascii="Arial" w:hAnsi="Arial" w:eastAsia="Arial" w:cs="Arial"/>
+          <w:b w:val="0"/>
+          <w:i w:val="0"/>
+          <w:color w:val="000000"/>
+          <w:sz w:val="18"/>
+          <w:highlight w:val="lightGray"/>
+        </w:rPr>
+        <w:t>l</w:t>
+      </w:r>
+      <w:r>
+        <w:rPr>
+          <w:rFonts w:ascii="Arial" w:hAnsi="Arial" w:eastAsia="Arial" w:cs="Arial"/>
+          <w:b w:val="0"/>
+          <w:i w:val="0"/>
+          <w:color w:val="000000"/>
+          <w:sz w:val="18"/>
+          <w:highlight w:val="lightGray"/>
+        </w:rPr>
+        <w:t>u</w:t>
+      </w:r>
+      <w:r>
+        <w:rPr>
+          <w:rFonts w:ascii="Arial" w:hAnsi="Arial" w:eastAsia="Arial" w:cs="Arial"/>
+          <w:b w:val="0"/>
+          <w:i w:val="0"/>
+          <w:color w:val="000000"/>
+          <w:sz w:val="18"/>
+          <w:highlight w:val="lightGray"/>
+        </w:rPr>
+        <w:t>m</w:t>
+      </w:r>
+      <w:r>
+        <w:rPr>
+          <w:rFonts w:ascii="Arial" w:hAnsi="Arial" w:eastAsia="Arial" w:cs="Arial"/>
+          <w:b w:val="0"/>
+          <w:i w:val="0"/>
+          <w:color w:val="000000"/>
+          <w:sz w:val="18"/>
+          <w:highlight w:val="lightGray"/>
+        </w:rPr>
+        <w:t>n</w:t>
+      </w:r>
+      <w:r>
+        <w:rPr>
+          <w:rFonts w:ascii="Arial" w:hAnsi="Arial" w:eastAsia="Arial" w:cs="Arial"/>
+          <w:b w:val="0"/>
+          <w:i w:val="0"/>
+          <w:color w:val="000000"/>
+          <w:sz w:val="18"/>
+          <w:highlight w:val="lightGray"/>
+        </w:rPr>
+        <w:t>:</w:t>
+      </w:r>
+      <w:r>
+        <w:rPr>
+          <w:rFonts w:ascii="Arial" w:hAnsi="Arial" w:eastAsia="Arial" w:cs="Arial"/>
+          <w:b w:val="0"/>
+          <w:i w:val="0"/>
+          <w:color w:val="000000"/>
+          <w:sz w:val="18"/>
+          <w:highlight w:val="lightGray"/>
+        </w:rPr>
+        <w:t xml:space="preserve"> </w:t>
+      </w:r>
+      <w:r>
+        <w:rPr>
+          <w:rFonts w:ascii="Arial" w:hAnsi="Arial" w:eastAsia="Arial" w:cs="Arial"/>
+          <w:b w:val="0"/>
+          <w:i w:val="0"/>
+          <w:color w:val="000000"/>
+          <w:sz w:val="18"/>
+          <w:highlight w:val="lightGray"/>
+        </w:rPr>
+        <w:t>1</w:t>
+      </w:r>
+      <w:r>
+        <w:rPr>
+          <w:rFonts w:ascii="Arial" w:hAnsi="Arial" w:eastAsia="Arial" w:cs="Arial"/>
+          <w:b w:val="0"/>
+          <w:i w:val="0"/>
+          <w:color w:val="000000"/>
+          <w:sz w:val="18"/>
+          <w:highlight w:val="lightGray"/>
+        </w:rPr>
+        <w:t>,</w:t>
+      </w:r>
+      <w:r>
+        <w:rPr>
+          <w:rFonts w:ascii="Arial" w:hAnsi="Arial" w:eastAsia="Arial" w:cs="Arial"/>
+          <w:b w:val="0"/>
+          <w:i w:val="0"/>
+          <w:color w:val="000000"/>
+          <w:sz w:val="18"/>
+          <w:highlight w:val="lightGray"/>
+        </w:rPr>
+        <w:t xml:space="preserve"> </w:t>
+      </w:r>
+      <w:r>
+        <w:rPr>
+          <w:rFonts w:ascii="Arial" w:hAnsi="Arial" w:eastAsia="Arial" w:cs="Arial"/>
+          <w:b w:val="0"/>
+          <w:i w:val="0"/>
+          <w:color w:val="000000"/>
+          <w:sz w:val="18"/>
+          <w:highlight w:val="lightGray"/>
+        </w:rPr>
+        <w:t>N</w:t>
+      </w:r>
+      <w:r>
+        <w:rPr>
+          <w:rFonts w:ascii="Arial" w:hAnsi="Arial" w:eastAsia="Arial" w:cs="Arial"/>
+          <w:b w:val="0"/>
+          <w:i w:val="0"/>
+          <w:color w:val="000000"/>
+          <w:sz w:val="18"/>
+          <w:highlight w:val="lightGray"/>
+        </w:rPr>
+        <w:t>a</w:t>
+      </w:r>
+      <w:r>
+        <w:rPr>
+          <w:rFonts w:ascii="Arial" w:hAnsi="Arial" w:eastAsia="Arial" w:cs="Arial"/>
+          <w:b w:val="0"/>
+          <w:i w:val="0"/>
+          <w:color w:val="000000"/>
+          <w:sz w:val="18"/>
+          <w:highlight w:val="lightGray"/>
+        </w:rPr>
+        <w:t>m</w:t>
+      </w:r>
+      <w:r>
+        <w:rPr>
+          <w:rFonts w:ascii="Arial" w:hAnsi="Arial" w:eastAsia="Arial" w:cs="Arial"/>
+          <w:b w:val="0"/>
+          <w:i w:val="0"/>
+          <w:color w:val="000000"/>
+          <w:sz w:val="18"/>
+          <w:highlight w:val="lightGray"/>
+        </w:rPr>
+        <w:t>e</w:t>
+      </w:r>
+      <w:r>
+        <w:rPr>
+          <w:rFonts w:ascii="Arial" w:hAnsi="Arial" w:eastAsia="Arial" w:cs="Arial"/>
+          <w:b w:val="0"/>
+          <w:i w:val="0"/>
+          <w:color w:val="000000"/>
+          <w:sz w:val="18"/>
+          <w:highlight w:val="lightGray"/>
+        </w:rPr>
+        <w:t>_</w:t>
+      </w:r>
+      <w:r>
+        <w:rPr>
+          <w:rFonts w:ascii="Arial" w:hAnsi="Arial" w:eastAsia="Arial" w:cs="Arial"/>
+          <w:b w:val="0"/>
+          <w:i w:val="0"/>
+          <w:color w:val="000000"/>
+          <w:sz w:val="18"/>
+          <w:highlight w:val="lightGray"/>
+        </w:rPr>
+        <w:t>E</w:t>
+      </w:r>
+      <w:r>
+        <w:rPr>
+          <w:rFonts w:ascii="Arial" w:hAnsi="Arial" w:eastAsia="Arial" w:cs="Arial"/>
+          <w:b w:val="0"/>
+          <w:i w:val="0"/>
+          <w:color w:val="000000"/>
+          <w:sz w:val="18"/>
+          <w:highlight w:val="lightGray"/>
+        </w:rPr>
+        <w:t>n</w:t>
+      </w:r>
+      <w:r>
+        <w:rPr>
+          <w:rFonts w:ascii="Arial" w:hAnsi="Arial" w:eastAsia="Arial" w:cs="Arial"/>
+          <w:b w:val="0"/>
+          <w:i w:val="0"/>
+          <w:color w:val="000000"/>
+          <w:sz w:val="18"/>
+          <w:highlight w:val="lightGray"/>
+        </w:rPr>
+        <w:t xml:space="preserve"> </w:t>
+      </w:r>
+      <w:r>
+        <w:rPr>
+          <w:rFonts w:ascii="Arial" w:hAnsi="Arial" w:eastAsia="Arial" w:cs="Arial"/>
+          <w:b w:val="0"/>
+          <w:i w:val="0"/>
+          <w:color w:val="000000"/>
+          <w:sz w:val="18"/>
+          <w:highlight w:val="lightGray"/>
+        </w:rPr>
+        <w:t>C</w:t>
+      </w:r>
+      <w:r>
+        <w:rPr>
+          <w:rFonts w:ascii="Arial" w:hAnsi="Arial" w:eastAsia="Arial" w:cs="Arial"/>
+          <w:b w:val="0"/>
+          <w:i w:val="0"/>
+          <w:color w:val="000000"/>
+          <w:sz w:val="18"/>
+          <w:highlight w:val="lightGray"/>
+        </w:rPr>
+        <w:t>o</w:t>
+      </w:r>
+      <w:r>
+        <w:rPr>
+          <w:rFonts w:ascii="Arial" w:hAnsi="Arial" w:eastAsia="Arial" w:cs="Arial"/>
+          <w:b w:val="0"/>
+          <w:i w:val="0"/>
+          <w:color w:val="000000"/>
+          <w:sz w:val="18"/>
+          <w:highlight w:val="lightGray"/>
+        </w:rPr>
+        <w:t>l</w:t>
+      </w:r>
+      <w:r>
+        <w:rPr>
+          <w:rFonts w:ascii="Arial" w:hAnsi="Arial" w:eastAsia="Arial" w:cs="Arial"/>
+          <w:b w:val="0"/>
+          <w:i w:val="0"/>
+          <w:color w:val="000000"/>
+          <w:sz w:val="18"/>
+          <w:highlight w:val="lightGray"/>
+        </w:rPr>
+        <w:t>u</w:t>
+      </w:r>
+      <w:r>
+        <w:rPr>
+          <w:rFonts w:ascii="Arial" w:hAnsi="Arial" w:eastAsia="Arial" w:cs="Arial"/>
+          <w:b w:val="0"/>
+          <w:i w:val="0"/>
+          <w:color w:val="000000"/>
+          <w:sz w:val="18"/>
+          <w:highlight w:val="lightGray"/>
+        </w:rPr>
+        <w:t>m</w:t>
+      </w:r>
+      <w:r>
+        <w:rPr>
+          <w:rFonts w:ascii="Arial" w:hAnsi="Arial" w:eastAsia="Arial" w:cs="Arial"/>
+          <w:b w:val="0"/>
+          <w:i w:val="0"/>
+          <w:color w:val="000000"/>
+          <w:sz w:val="18"/>
+          <w:highlight w:val="lightGray"/>
+        </w:rPr>
+        <w:t>n</w:t>
+      </w:r>
+      <w:r>
+        <w:rPr>
+          <w:rFonts w:ascii="Arial" w:hAnsi="Arial" w:eastAsia="Arial" w:cs="Arial"/>
+          <w:b w:val="0"/>
+          <w:i w:val="0"/>
+          <w:color w:val="000000"/>
+          <w:sz w:val="18"/>
+          <w:highlight w:val="lightGray"/>
+        </w:rPr>
+        <w:t>:</w:t>
+      </w:r>
+      <w:r>
+        <w:rPr>
+          <w:rFonts w:ascii="Arial" w:hAnsi="Arial" w:eastAsia="Arial" w:cs="Arial"/>
+          <w:b w:val="0"/>
+          <w:i w:val="0"/>
+          <w:color w:val="000000"/>
+          <w:sz w:val="18"/>
+          <w:highlight w:val="lightGray"/>
+        </w:rPr>
+        <w:t xml:space="preserve"> </w:t>
+      </w:r>
+      <w:r>
+        <w:rPr>
+          <w:rFonts w:ascii="Arial" w:hAnsi="Arial" w:eastAsia="Arial" w:cs="Arial"/>
+          <w:b w:val="0"/>
+          <w:i w:val="0"/>
+          <w:color w:val="000000"/>
+          <w:sz w:val="18"/>
+          <w:highlight w:val="lightGray"/>
+        </w:rPr>
+        <w:t>M</w:t>
+      </w:r>
+      <w:r>
+        <w:rPr>
+          <w:rFonts w:ascii="Arial" w:hAnsi="Arial" w:eastAsia="Arial" w:cs="Arial"/>
+          <w:b w:val="0"/>
+          <w:i w:val="0"/>
+          <w:color w:val="000000"/>
+          <w:sz w:val="18"/>
+          <w:highlight w:val="lightGray"/>
+        </w:rPr>
+        <w:t>o</w:t>
+      </w:r>
+      <w:r>
+        <w:rPr>
+          <w:rFonts w:ascii="Arial" w:hAnsi="Arial" w:eastAsia="Arial" w:cs="Arial"/>
+          <w:b w:val="0"/>
+          <w:i w:val="0"/>
+          <w:color w:val="000000"/>
+          <w:sz w:val="18"/>
+          <w:highlight w:val="lightGray"/>
+        </w:rPr>
+        <w:t>t</w:t>
+      </w:r>
+      <w:r>
+        <w:rPr>
+          <w:rFonts w:ascii="Arial" w:hAnsi="Arial" w:eastAsia="Arial" w:cs="Arial"/>
+          <w:b w:val="0"/>
+          <w:i w:val="0"/>
+          <w:color w:val="000000"/>
+          <w:sz w:val="18"/>
+          <w:highlight w:val="lightGray"/>
+        </w:rPr>
+        <w:t>a</w:t>
+      </w:r>
+      <w:r>
+        <w:rPr>
+          <w:rFonts w:ascii="Arial" w:hAnsi="Arial" w:eastAsia="Arial" w:cs="Arial"/>
+          <w:b w:val="0"/>
+          <w:i w:val="0"/>
+          <w:color w:val="000000"/>
+          <w:sz w:val="18"/>
+          <w:highlight w:val="lightGray"/>
+        </w:rPr>
+        <w:t>s</w:t>
+      </w:r>
+      <w:r>
+        <w:rPr>
+          <w:rFonts w:ascii="Arial" w:hAnsi="Arial" w:eastAsia="Arial" w:cs="Arial"/>
+          <w:b w:val="0"/>
+          <w:i w:val="0"/>
+          <w:color w:val="000000"/>
+          <w:sz w:val="18"/>
+          <w:highlight w:val="lightGray"/>
+        </w:rPr>
+        <w:t>e</w:t>
+      </w:r>
+      <w:r>
+        <w:rPr>
+          <w:rFonts w:ascii="Arial" w:hAnsi="Arial" w:eastAsia="Arial" w:cs="Arial"/>
+          <w:b w:val="0"/>
+          <w:i w:val="0"/>
+          <w:color w:val="000000"/>
+          <w:sz w:val="18"/>
+          <w:highlight w:val="lightGray"/>
+        </w:rPr>
+        <w:t>m</w:t>
+      </w:r>
+      <w:r>
+        <w:rPr>
+          <w:rFonts w:ascii="Arial" w:hAnsi="Arial" w:eastAsia="Arial" w:cs="Arial"/>
+          <w:b w:val="0"/>
+          <w:i w:val="0"/>
+          <w:color w:val="000000"/>
+          <w:sz w:val="18"/>
+          <w:highlight w:val="lightGray"/>
+        </w:rPr>
+        <w:t xml:space="preserve"> </w:t>
+      </w:r>
+      <w:r>
+        <w:rPr>
+          <w:rFonts w:ascii="Arial" w:hAnsi="Arial" w:eastAsia="Arial" w:cs="Arial"/>
+          <w:b w:val="0"/>
+          <w:i w:val="0"/>
+          <w:color w:val="000000"/>
+          <w:sz w:val="18"/>
+          <w:highlight w:val="lightGray"/>
+        </w:rPr>
+        <w:t>E</w:t>
+      </w:r>
+      <w:r>
+        <w:rPr>
+          <w:rFonts w:ascii="Arial" w:hAnsi="Arial" w:eastAsia="Arial" w:cs="Arial"/>
+          <w:b w:val="0"/>
+          <w:i w:val="0"/>
+          <w:color w:val="000000"/>
+          <w:sz w:val="18"/>
+          <w:highlight w:val="lightGray"/>
+        </w:rPr>
+        <w:t>s</w:t>
+      </w:r>
+      <w:r>
+        <w:rPr>
+          <w:rFonts w:ascii="Arial" w:hAnsi="Arial" w:eastAsia="Arial" w:cs="Arial"/>
+          <w:b w:val="0"/>
+          <w:i w:val="0"/>
+          <w:color w:val="000000"/>
+          <w:sz w:val="18"/>
+          <w:highlight w:val="lightGray"/>
+        </w:rPr>
+        <w:t>s</w:t>
+      </w:r>
+      <w:r>
+        <w:rPr>
+          <w:rFonts w:ascii="Arial" w:hAnsi="Arial" w:eastAsia="Arial" w:cs="Arial"/>
+          <w:b w:val="0"/>
+          <w:i w:val="0"/>
+          <w:color w:val="000000"/>
+          <w:sz w:val="18"/>
+          <w:highlight w:val="lightGray"/>
+        </w:rPr>
+        <w:t>a</w:t>
+      </w:r>
+      <w:r>
+        <w:rPr>
+          <w:rFonts w:ascii="Arial" w:hAnsi="Arial" w:eastAsia="Arial" w:cs="Arial"/>
+          <w:b w:val="0"/>
+          <w:i w:val="0"/>
+          <w:color w:val="000000"/>
+          <w:sz w:val="18"/>
+          <w:highlight w:val="lightGray"/>
+        </w:rPr>
+        <w:t>m</w:t>
+      </w:r>
+      <w:r>
+        <w:rPr>
+          <w:rFonts w:ascii="Arial" w:hAnsi="Arial" w:eastAsia="Arial" w:cs="Arial"/>
+          <w:b w:val="0"/>
+          <w:i w:val="0"/>
+          <w:color w:val="000000"/>
+          <w:sz w:val="18"/>
+          <w:highlight w:val="lightGray"/>
+        </w:rPr>
+        <w:t>]</w:t>
+      </w:r>
+      <w:r>
+        <w:rPr>
+          <w:rFonts w:ascii="Arial" w:hAnsi="Arial" w:eastAsia="Arial" w:cs="Arial"/>
+          <w:b w:val="0"/>
+          <w:i w:val="0"/>
+          <w:color w:val="000000"/>
+          <w:sz w:val="18"/>
+          <w:highlight w:val="lightGray"/>
+        </w:rPr>
+        <w:t xml:space="preserve"> </w:t>
+      </w:r>
+      <w:r>
+        <w:rPr>
+          <w:rFonts w:ascii="Arial" w:hAnsi="Arial" w:eastAsia="Arial" w:cs="Arial"/>
+          <w:b w:val="0"/>
+          <w:i w:val="0"/>
+          <w:color w:val="000000"/>
+          <w:sz w:val="18"/>
+          <w:highlight w:val="lightGray"/>
+        </w:rPr>
+        <w:t>-</w:t>
+      </w:r>
+      <w:r>
+        <w:rPr>
+          <w:rFonts w:ascii="Arial" w:hAnsi="Arial" w:eastAsia="Arial" w:cs="Arial"/>
+          <w:b w:val="0"/>
+          <w:i w:val="0"/>
+          <w:color w:val="000000"/>
+          <w:sz w:val="18"/>
+          <w:highlight w:val="lightGray"/>
+        </w:rPr>
+        <w:t>&gt;</w:t>
+      </w:r>
+      <w:r>
+        <w:rPr>
+          <w:rFonts w:ascii="Arial" w:hAnsi="Arial" w:eastAsia="Arial" w:cs="Arial"/>
+          <w:b w:val="0"/>
+          <w:i w:val="0"/>
+          <w:color w:val="000000"/>
+          <w:sz w:val="18"/>
+          <w:highlight w:val="lightGray"/>
+        </w:rPr>
+        <w:t xml:space="preserve"> </w:t>
+      </w:r>
+      <w:r>
+        <w:rPr>
+          <w:rFonts w:ascii="Arial" w:hAnsi="Arial" w:eastAsia="Arial" w:cs="Arial"/>
+          <w:b/>
+          <w:i w:val="0"/>
+          <w:color w:val="000000"/>
+          <w:sz w:val="18"/>
+          <w:highlight w:val="lightGray"/>
+        </w:rPr>
+        <w:t>F</w:t>
+      </w:r>
+      <w:r>
+        <w:rPr>
+          <w:rFonts w:ascii="Arial" w:hAnsi="Arial" w:eastAsia="Arial" w:cs="Arial"/>
+          <w:b/>
+          <w:i w:val="0"/>
+          <w:color w:val="000000"/>
+          <w:sz w:val="18"/>
+          <w:highlight w:val="lightGray"/>
+        </w:rPr>
+        <w:t>r</w:t>
+      </w:r>
+      <w:r>
+        <w:rPr>
+          <w:rFonts w:ascii="Arial" w:hAnsi="Arial" w:eastAsia="Arial" w:cs="Arial"/>
+          <w:b/>
+          <w:i w:val="0"/>
+          <w:color w:val="000000"/>
+          <w:sz w:val="18"/>
+          <w:highlight w:val="lightGray"/>
+        </w:rPr>
+        <w:t>o</w:t>
+      </w:r>
+      <w:r>
+        <w:rPr>
+          <w:rFonts w:ascii="Arial" w:hAnsi="Arial" w:eastAsia="Arial" w:cs="Arial"/>
+          <w:b/>
+          <w:i w:val="0"/>
+          <w:color w:val="000000"/>
+          <w:sz w:val="18"/>
+          <w:highlight w:val="lightGray"/>
+        </w:rPr>
+        <w:t>m</w:t>
+      </w:r>
+      <w:r>
+        <w:rPr>
+          <w:rFonts w:ascii="Arial" w:hAnsi="Arial" w:eastAsia="Arial" w:cs="Arial"/>
+          <w:b/>
+          <w:i w:val="0"/>
+          <w:color w:val="000000"/>
+          <w:sz w:val="18"/>
+          <w:highlight w:val="lightGray"/>
+        </w:rPr>
+        <w:t>:</w:t>
+      </w:r>
+      <w:r>
+        <w:rPr>
+          <w:rFonts w:ascii="Arial" w:hAnsi="Arial" w:eastAsia="Arial" w:cs="Arial"/>
+          <w:b w:val="0"/>
+          <w:i w:val="0"/>
+          <w:color w:val="000000"/>
+          <w:sz w:val="18"/>
+          <w:highlight w:val="lightGray"/>
+        </w:rPr>
+        <w:t xml:space="preserve"> </w:t>
+      </w:r>
+      <w:r>
+        <w:rPr>
+          <w:rFonts w:ascii="Arial" w:hAnsi="Arial" w:eastAsia="Arial" w:cs="Arial"/>
+          <w:b w:val="0"/>
+          <w:i w:val="0"/>
+          <w:color w:val="000000"/>
+          <w:sz w:val="18"/>
+          <w:highlight w:val="lightGray"/>
+        </w:rPr>
+        <w:t>[</w:t>
+      </w:r>
+      <w:r>
+        <w:rPr>
+          <w:rFonts w:ascii="Arial" w:hAnsi="Arial" w:eastAsia="Arial" w:cs="Arial"/>
+          <w:b w:val="0"/>
+          <w:i w:val="0"/>
+          <w:color w:val="000000"/>
+          <w:sz w:val="18"/>
+          <w:highlight w:val="lightGray"/>
+        </w:rPr>
+        <w:t>C</w:t>
+      </w:r>
+      <w:r>
+        <w:rPr>
+          <w:rFonts w:ascii="Arial" w:hAnsi="Arial" w:eastAsia="Arial" w:cs="Arial"/>
+          <w:b w:val="0"/>
+          <w:i w:val="0"/>
+          <w:color w:val="000000"/>
+          <w:sz w:val="18"/>
+          <w:highlight w:val="lightGray"/>
+        </w:rPr>
+        <w:t>h</w:t>
+      </w:r>
+      <w:r>
+        <w:rPr>
+          <w:rFonts w:ascii="Arial" w:hAnsi="Arial" w:eastAsia="Arial" w:cs="Arial"/>
+          <w:b w:val="0"/>
+          <w:i w:val="0"/>
+          <w:color w:val="000000"/>
+          <w:sz w:val="18"/>
+          <w:highlight w:val="lightGray"/>
+        </w:rPr>
+        <w:t>a</w:t>
+      </w:r>
+      <w:r>
+        <w:rPr>
+          <w:rFonts w:ascii="Arial" w:hAnsi="Arial" w:eastAsia="Arial" w:cs="Arial"/>
+          <w:b w:val="0"/>
+          <w:i w:val="0"/>
+          <w:color w:val="000000"/>
+          <w:sz w:val="18"/>
+          <w:highlight w:val="lightGray"/>
+        </w:rPr>
+        <w:t>t</w:t>
+      </w:r>
+      <w:r>
+        <w:rPr>
+          <w:rFonts w:ascii="Arial" w:hAnsi="Arial" w:eastAsia="Arial" w:cs="Arial"/>
+          <w:b w:val="0"/>
+          <w:i w:val="0"/>
+          <w:color w:val="000000"/>
+          <w:sz w:val="18"/>
+          <w:highlight w:val="lightGray"/>
+        </w:rPr>
+        <w:t>g</w:t>
+      </w:r>
+      <w:r>
+        <w:rPr>
+          <w:rFonts w:ascii="Arial" w:hAnsi="Arial" w:eastAsia="Arial" w:cs="Arial"/>
+          <w:b w:val="0"/>
+          <w:i w:val="0"/>
+          <w:color w:val="000000"/>
+          <w:sz w:val="18"/>
+          <w:highlight w:val="lightGray"/>
+        </w:rPr>
+        <w:t>p</w:t>
+      </w:r>
+      <w:r>
+        <w:rPr>
+          <w:rFonts w:ascii="Arial" w:hAnsi="Arial" w:eastAsia="Arial" w:cs="Arial"/>
+          <w:b w:val="0"/>
+          <w:i w:val="0"/>
+          <w:color w:val="000000"/>
+          <w:sz w:val="18"/>
+          <w:highlight w:val="lightGray"/>
+        </w:rPr>
+        <w:t>t</w:t>
+      </w:r>
+      <w:r>
+        <w:rPr>
+          <w:rFonts w:ascii="Arial" w:hAnsi="Arial" w:eastAsia="Arial" w:cs="Arial"/>
+          <w:b w:val="0"/>
+          <w:i w:val="0"/>
+          <w:color w:val="000000"/>
+          <w:sz w:val="18"/>
+          <w:highlight w:val="lightGray"/>
+        </w:rPr>
+        <w:t xml:space="preserve"> </w:t>
+      </w:r>
+      <w:r>
+        <w:rPr>
+          <w:rFonts w:ascii="Arial" w:hAnsi="Arial" w:eastAsia="Arial" w:cs="Arial"/>
+          <w:b w:val="0"/>
+          <w:i w:val="0"/>
+          <w:color w:val="000000"/>
+          <w:sz w:val="18"/>
+          <w:highlight w:val="lightGray"/>
+        </w:rPr>
+        <w:t>(</w:t>
+      </w:r>
+      <w:r>
+        <w:rPr>
+          <w:rFonts w:ascii="Arial" w:hAnsi="Arial" w:eastAsia="Arial" w:cs="Arial"/>
+          <w:b w:val="0"/>
+          <w:i w:val="0"/>
+          <w:color w:val="000000"/>
+          <w:sz w:val="18"/>
+          <w:highlight w:val="lightGray"/>
+        </w:rPr>
+        <w:t>G</w:t>
+      </w:r>
+      <w:r>
+        <w:rPr>
+          <w:rFonts w:ascii="Arial" w:hAnsi="Arial" w:eastAsia="Arial" w:cs="Arial"/>
+          <w:b w:val="0"/>
+          <w:i w:val="0"/>
+          <w:color w:val="000000"/>
+          <w:sz w:val="18"/>
+          <w:highlight w:val="lightGray"/>
+        </w:rPr>
+        <w:t>P</w:t>
+      </w:r>
+      <w:r>
+        <w:rPr>
+          <w:rFonts w:ascii="Arial" w:hAnsi="Arial" w:eastAsia="Arial" w:cs="Arial"/>
+          <w:b w:val="0"/>
+          <w:i w:val="0"/>
+          <w:color w:val="000000"/>
+          <w:sz w:val="18"/>
+          <w:highlight w:val="lightGray"/>
+        </w:rPr>
+        <w:t>T</w:t>
+      </w:r>
+      <w:r>
+        <w:rPr>
+          <w:rFonts w:ascii="Arial" w:hAnsi="Arial" w:eastAsia="Arial" w:cs="Arial"/>
+          <w:b w:val="0"/>
+          <w:i w:val="0"/>
+          <w:color w:val="000000"/>
+          <w:sz w:val="18"/>
+          <w:highlight w:val="lightGray"/>
         </w:rPr>
         <w:t>‑</w:t>
       </w:r>
       <w:r>
         <w:rPr>
-          <w:rFonts w:ascii="Arial" w:eastAsia="Arial" w:hAnsi="Arial" w:cs="Arial"/>
-          <w:b/>
-          <w:kern w:val="0"/>
-          <w:sz w:val="22"/>
-          <w:szCs w:val="22"/>
-          <w:highlight w:val="darkGray"/>
-          <w:lang w:val="en"/>
-          <w14:ligatures w14:val="none"/>
-        </w:rPr>
-        <w:t>5 Mini) at [12/18/2025]</w:t>
+          <w:rFonts w:ascii="Arial" w:hAnsi="Arial" w:eastAsia="Arial" w:cs="Arial"/>
+          <w:b w:val="0"/>
+          <w:i w:val="0"/>
+          <w:color w:val="000000"/>
+          <w:sz w:val="18"/>
+          <w:highlight w:val="lightGray"/>
+        </w:rPr>
+        <w:t>5</w:t>
+      </w:r>
+      <w:r>
+        <w:rPr>
+          <w:rFonts w:ascii="Arial" w:hAnsi="Arial" w:eastAsia="Arial" w:cs="Arial"/>
+          <w:b w:val="0"/>
+          <w:i w:val="0"/>
+          <w:color w:val="000000"/>
+          <w:sz w:val="18"/>
+          <w:highlight w:val="lightGray"/>
+        </w:rPr>
+        <w:t xml:space="preserve"> </w:t>
+      </w:r>
+      <w:r>
+        <w:rPr>
+          <w:rFonts w:ascii="Arial" w:hAnsi="Arial" w:eastAsia="Arial" w:cs="Arial"/>
+          <w:b w:val="0"/>
+          <w:i w:val="0"/>
+          <w:color w:val="000000"/>
+          <w:sz w:val="18"/>
+          <w:highlight w:val="lightGray"/>
+        </w:rPr>
+        <w:t>M</w:t>
+      </w:r>
+      <w:r>
+        <w:rPr>
+          <w:rFonts w:ascii="Arial" w:hAnsi="Arial" w:eastAsia="Arial" w:cs="Arial"/>
+          <w:b w:val="0"/>
+          <w:i w:val="0"/>
+          <w:color w:val="000000"/>
+          <w:sz w:val="18"/>
+          <w:highlight w:val="lightGray"/>
+        </w:rPr>
+        <w:t>i</w:t>
+      </w:r>
+      <w:r>
+        <w:rPr>
+          <w:rFonts w:ascii="Arial" w:hAnsi="Arial" w:eastAsia="Arial" w:cs="Arial"/>
+          <w:b w:val="0"/>
+          <w:i w:val="0"/>
+          <w:color w:val="000000"/>
+          <w:sz w:val="18"/>
+          <w:highlight w:val="lightGray"/>
+        </w:rPr>
+        <w:t>n</w:t>
+      </w:r>
+      <w:r>
+        <w:rPr>
+          <w:rFonts w:ascii="Arial" w:hAnsi="Arial" w:eastAsia="Arial" w:cs="Arial"/>
+          <w:b w:val="0"/>
+          <w:i w:val="0"/>
+          <w:color w:val="000000"/>
+          <w:sz w:val="18"/>
+          <w:highlight w:val="lightGray"/>
+        </w:rPr>
+        <w:t>i</w:t>
+      </w:r>
+      <w:r>
+        <w:rPr>
+          <w:rFonts w:ascii="Arial" w:hAnsi="Arial" w:eastAsia="Arial" w:cs="Arial"/>
+          <w:b w:val="0"/>
+          <w:i w:val="0"/>
+          <w:color w:val="000000"/>
+          <w:sz w:val="18"/>
+          <w:highlight w:val="lightGray"/>
+        </w:rPr>
+        <w:t>)</w:t>
+      </w:r>
+      <w:r>
+        <w:rPr>
+          <w:rFonts w:ascii="Arial" w:hAnsi="Arial" w:eastAsia="Arial" w:cs="Arial"/>
+          <w:b w:val="0"/>
+          <w:i w:val="0"/>
+          <w:color w:val="000000"/>
+          <w:sz w:val="18"/>
+          <w:highlight w:val="lightGray"/>
+        </w:rPr>
+        <w:t>]</w:t>
+      </w:r>
+      <w:r>
+        <w:rPr>
+          <w:rFonts w:ascii="Arial" w:hAnsi="Arial" w:eastAsia="Arial" w:cs="Arial"/>
+          <w:b w:val="0"/>
+          <w:i w:val="0"/>
+          <w:color w:val="000000"/>
+          <w:sz w:val="18"/>
+          <w:highlight w:val="lightGray"/>
+        </w:rPr>
+        <w:t xml:space="preserve"> </w:t>
+      </w:r>
+      <w:r>
+        <w:rPr>
+          <w:rFonts w:ascii="Arial" w:hAnsi="Arial" w:eastAsia="Arial" w:cs="Arial"/>
+          <w:b/>
+          <w:i w:val="0"/>
+          <w:color w:val="000000"/>
+          <w:sz w:val="18"/>
+          <w:highlight w:val="lightGray"/>
+        </w:rPr>
+        <w:t>o</w:t>
+      </w:r>
+      <w:r>
+        <w:rPr>
+          <w:rFonts w:ascii="Arial" w:hAnsi="Arial" w:eastAsia="Arial" w:cs="Arial"/>
+          <w:b/>
+          <w:i w:val="0"/>
+          <w:color w:val="000000"/>
+          <w:sz w:val="18"/>
+          <w:highlight w:val="lightGray"/>
+        </w:rPr>
+        <w:t>n</w:t>
+      </w:r>
+      <w:r>
+        <w:rPr>
+          <w:rFonts w:ascii="Arial" w:hAnsi="Arial"/>
+          <w:b w:val="0"/>
+          <w:i w:val="0"/>
+          <w:color w:val="000000"/>
+          <w:sz w:val="18"/>
+          <w:highlight w:val="lightGray"/>
+        </w:rPr>
+        <w:t xml:space="preserve"> </w:t>
+      </w:r>
+      <w:r>
+        <w:rPr>
+          <w:rFonts w:ascii="Arial" w:hAnsi="Arial"/>
+          <w:b w:val="0"/>
+          <w:i w:val="0"/>
+          <w:color w:val="000000"/>
+          <w:sz w:val="18"/>
+          <w:highlight w:val="lightGray"/>
+        </w:rPr>
+        <w:t>[</w:t>
+      </w:r>
+      <w:r>
+        <w:rPr>
+          <w:rFonts w:ascii="Arial" w:hAnsi="Arial"/>
+          <w:b w:val="0"/>
+          <w:i w:val="0"/>
+          <w:sz w:val="18"/>
+          <w:highlight w:val="lightGray"/>
+        </w:rPr>
+        <w:t>12/18/2025]</w:t>
       </w:r>
     </w:p>
     <w:p>
@@ -1138,82 +4168,1597 @@
       </w:pPr>
       <w:r>
         <w:rPr>
-          <w:rFonts w:ascii="Arial" w:eastAsia="Arial" w:hAnsi="Arial" w:cs="Arial"/>
-          <w:b/>
-          <w:kern w:val="0"/>
-          <w:sz w:val="22"/>
-          <w:szCs w:val="22"/>
-          <w:highlight w:val="darkGray"/>
-          <w:lang w:val="en"/>
-          <w14:ligatures w14:val="none"/>
-        </w:rPr>
-        <w:t># Source</w:t>
-      </w:r>
-      <w:r>
-        <w:rPr>
-          <w:rFonts w:ascii="Arial" w:eastAsia="Arial" w:hAnsi="Arial" w:cs="Arial"/>
-          <w:kern w:val="0"/>
-          <w:sz w:val="22"/>
-          <w:szCs w:val="22"/>
-          <w:highlight w:val="darkGray"/>
-          <w:lang w:val="en"/>
-          <w14:ligatures w14:val="none"/>
-        </w:rPr>
-        <w:t xml:space="preserve">: </w:t>
-      </w:r>
-      <w:proofErr w:type="spellStart"/>
-      <w:r>
-        <w:rPr>
-          <w:rFonts w:ascii="Arial" w:eastAsia="Arial" w:hAnsi="Arial" w:cs="Arial"/>
-          <w:b/>
-          <w:kern w:val="0"/>
-          <w:sz w:val="22"/>
-          <w:szCs w:val="22"/>
-          <w:highlight w:val="darkGray"/>
-          <w:lang w:val="en"/>
-          <w14:ligatures w14:val="none"/>
-        </w:rPr>
-        <w:t>Chatgpt</w:t>
-      </w:r>
-      <w:proofErr w:type="spellEnd"/>
-      <w:r>
-        <w:rPr>
-          <w:rFonts w:ascii="Arial" w:eastAsia="Arial" w:hAnsi="Arial" w:cs="Arial"/>
-          <w:b/>
-          <w:kern w:val="0"/>
-          <w:sz w:val="22"/>
-          <w:szCs w:val="22"/>
-          <w:highlight w:val="darkGray"/>
-          <w:lang w:val="en"/>
-          <w14:ligatures w14:val="none"/>
-        </w:rPr>
-        <w:t xml:space="preserve"> (GPT</w:t>
-      </w:r>
-      <w:r>
-        <w:rPr>
-          <w:rFonts w:ascii="Cambria Math" w:eastAsia="Arial" w:hAnsi="Cambria Math" w:cs="Cambria Math"/>
-          <w:b/>
-          <w:kern w:val="0"/>
-          <w:sz w:val="22"/>
-          <w:szCs w:val="22"/>
-          <w:highlight w:val="darkGray"/>
-          <w:lang w:val="en"/>
-          <w14:ligatures w14:val="none"/>
+          <w:rFonts w:ascii="Arial" w:hAnsi="Arial" w:eastAsia="Arial" w:cs="Arial"/>
+          <w:b/>
+          <w:i w:val="0"/>
+          <w:color w:val="000000"/>
+          <w:sz w:val="18"/>
+          <w:highlight w:val="lightGray"/>
+        </w:rPr>
+        <w:t>#</w:t>
+      </w:r>
+      <w:r>
+        <w:rPr>
+          <w:rFonts w:ascii="Arial" w:hAnsi="Arial" w:eastAsia="Arial" w:cs="Arial"/>
+          <w:b/>
+          <w:i w:val="0"/>
+          <w:color w:val="000000"/>
+          <w:sz w:val="18"/>
+          <w:highlight w:val="lightGray"/>
+        </w:rPr>
+        <w:t xml:space="preserve"> </w:t>
+      </w:r>
+      <w:r>
+        <w:rPr>
+          <w:rFonts w:ascii="Arial" w:hAnsi="Arial" w:eastAsia="Arial" w:cs="Arial"/>
+          <w:b/>
+          <w:i w:val="0"/>
+          <w:color w:val="000000"/>
+          <w:sz w:val="18"/>
+          <w:highlight w:val="lightGray"/>
+        </w:rPr>
+        <w:t>S</w:t>
+      </w:r>
+      <w:r>
+        <w:rPr>
+          <w:rFonts w:ascii="Arial" w:hAnsi="Arial" w:eastAsia="Arial" w:cs="Arial"/>
+          <w:b/>
+          <w:i w:val="0"/>
+          <w:color w:val="000000"/>
+          <w:sz w:val="18"/>
+          <w:highlight w:val="lightGray"/>
+        </w:rPr>
+        <w:t>o</w:t>
+      </w:r>
+      <w:r>
+        <w:rPr>
+          <w:rFonts w:ascii="Arial" w:hAnsi="Arial" w:eastAsia="Arial" w:cs="Arial"/>
+          <w:b/>
+          <w:i w:val="0"/>
+          <w:color w:val="000000"/>
+          <w:sz w:val="18"/>
+          <w:highlight w:val="lightGray"/>
+        </w:rPr>
+        <w:t>u</w:t>
+      </w:r>
+      <w:r>
+        <w:rPr>
+          <w:rFonts w:ascii="Arial" w:hAnsi="Arial" w:eastAsia="Arial" w:cs="Arial"/>
+          <w:b/>
+          <w:i w:val="0"/>
+          <w:color w:val="000000"/>
+          <w:sz w:val="18"/>
+          <w:highlight w:val="lightGray"/>
+        </w:rPr>
+        <w:t>r</w:t>
+      </w:r>
+      <w:r>
+        <w:rPr>
+          <w:rFonts w:ascii="Arial" w:hAnsi="Arial" w:eastAsia="Arial" w:cs="Arial"/>
+          <w:b/>
+          <w:i w:val="0"/>
+          <w:color w:val="000000"/>
+          <w:sz w:val="18"/>
+          <w:highlight w:val="lightGray"/>
+        </w:rPr>
+        <w:t>c</w:t>
+      </w:r>
+      <w:r>
+        <w:rPr>
+          <w:rFonts w:ascii="Arial" w:hAnsi="Arial" w:eastAsia="Arial" w:cs="Arial"/>
+          <w:b/>
+          <w:i w:val="0"/>
+          <w:color w:val="000000"/>
+          <w:sz w:val="18"/>
+          <w:highlight w:val="lightGray"/>
+        </w:rPr>
+        <w:t>e</w:t>
+      </w:r>
+      <w:r>
+        <w:rPr>
+          <w:rFonts w:ascii="Arial" w:hAnsi="Arial" w:eastAsia="Arial" w:cs="Arial"/>
+          <w:b/>
+          <w:i w:val="0"/>
+          <w:color w:val="000000"/>
+          <w:sz w:val="18"/>
+          <w:highlight w:val="lightGray"/>
+        </w:rPr>
+        <w:t>:</w:t>
+      </w:r>
+      <w:r>
+        <w:rPr>
+          <w:rFonts w:ascii="Arial" w:hAnsi="Arial" w:eastAsia="Arial" w:cs="Arial"/>
+          <w:b/>
+          <w:i w:val="0"/>
+          <w:color w:val="000000"/>
+          <w:sz w:val="18"/>
+          <w:highlight w:val="lightGray"/>
+        </w:rPr>
+        <w:t xml:space="preserve"> </w:t>
+      </w:r>
+      <w:r>
+        <w:rPr>
+          <w:rFonts w:ascii="Arial" w:hAnsi="Arial" w:eastAsia="Arial" w:cs="Arial"/>
+          <w:b/>
+          <w:i w:val="0"/>
+          <w:color w:val="000000"/>
+          <w:sz w:val="18"/>
+          <w:highlight w:val="lightGray"/>
+        </w:rPr>
+        <w:t>A</w:t>
+      </w:r>
+      <w:r>
+        <w:rPr>
+          <w:rFonts w:ascii="Arial" w:hAnsi="Arial" w:eastAsia="Arial" w:cs="Arial"/>
+          <w:b/>
+          <w:i w:val="0"/>
+          <w:color w:val="000000"/>
+          <w:sz w:val="18"/>
+          <w:highlight w:val="lightGray"/>
+        </w:rPr>
+        <w:t>I</w:t>
+      </w:r>
+      <w:r>
+        <w:rPr>
+          <w:rFonts w:ascii="Arial" w:hAnsi="Arial" w:eastAsia="Arial" w:cs="Arial"/>
+          <w:b/>
+          <w:i w:val="0"/>
+          <w:color w:val="000000"/>
+          <w:sz w:val="18"/>
+          <w:highlight w:val="lightGray"/>
+        </w:rPr>
+        <w:t xml:space="preserve"> </w:t>
+      </w:r>
+      <w:r>
+        <w:rPr>
+          <w:rFonts w:ascii="Arial" w:hAnsi="Arial" w:eastAsia="Arial" w:cs="Arial"/>
+          <w:b/>
+          <w:i w:val="0"/>
+          <w:color w:val="000000"/>
+          <w:sz w:val="18"/>
+          <w:highlight w:val="lightGray"/>
+        </w:rPr>
+        <w:t>S</w:t>
+      </w:r>
+      <w:r>
+        <w:rPr>
+          <w:rFonts w:ascii="Arial" w:hAnsi="Arial" w:eastAsia="Arial" w:cs="Arial"/>
+          <w:b/>
+          <w:i w:val="0"/>
+          <w:color w:val="000000"/>
+          <w:sz w:val="18"/>
+          <w:highlight w:val="lightGray"/>
+        </w:rPr>
+        <w:t>o</w:t>
+      </w:r>
+      <w:r>
+        <w:rPr>
+          <w:rFonts w:ascii="Arial" w:hAnsi="Arial" w:eastAsia="Arial" w:cs="Arial"/>
+          <w:b/>
+          <w:i w:val="0"/>
+          <w:color w:val="000000"/>
+          <w:sz w:val="18"/>
+          <w:highlight w:val="lightGray"/>
+        </w:rPr>
+        <w:t>u</w:t>
+      </w:r>
+      <w:r>
+        <w:rPr>
+          <w:rFonts w:ascii="Arial" w:hAnsi="Arial" w:eastAsia="Arial" w:cs="Arial"/>
+          <w:b/>
+          <w:i w:val="0"/>
+          <w:color w:val="000000"/>
+          <w:sz w:val="18"/>
+          <w:highlight w:val="lightGray"/>
+        </w:rPr>
+        <w:t>r</w:t>
+      </w:r>
+      <w:r>
+        <w:rPr>
+          <w:rFonts w:ascii="Arial" w:hAnsi="Arial" w:eastAsia="Arial" w:cs="Arial"/>
+          <w:b/>
+          <w:i w:val="0"/>
+          <w:color w:val="000000"/>
+          <w:sz w:val="18"/>
+          <w:highlight w:val="lightGray"/>
+        </w:rPr>
+        <w:t>c</w:t>
+      </w:r>
+      <w:r>
+        <w:rPr>
+          <w:rFonts w:ascii="Arial" w:hAnsi="Arial" w:eastAsia="Arial" w:cs="Arial"/>
+          <w:b/>
+          <w:i w:val="0"/>
+          <w:color w:val="000000"/>
+          <w:sz w:val="18"/>
+          <w:highlight w:val="lightGray"/>
+        </w:rPr>
+        <w:t>e</w:t>
+      </w:r>
+      <w:r>
+        <w:rPr>
+          <w:rFonts w:ascii="Arial" w:hAnsi="Arial" w:eastAsia="Arial" w:cs="Arial"/>
+          <w:b/>
+          <w:i w:val="0"/>
+          <w:color w:val="000000"/>
+          <w:sz w:val="18"/>
+          <w:highlight w:val="lightGray"/>
+        </w:rPr>
+        <w:t>:</w:t>
+      </w:r>
+      <w:r>
+        <w:rPr>
+          <w:rFonts w:ascii="Arial" w:hAnsi="Arial" w:eastAsia="Arial" w:cs="Arial"/>
+          <w:b/>
+          <w:i w:val="0"/>
+          <w:color w:val="000000"/>
+          <w:sz w:val="18"/>
+          <w:highlight w:val="lightGray"/>
+        </w:rPr>
+        <w:t xml:space="preserve"> </w:t>
+      </w:r>
+      <w:r>
+        <w:rPr>
+          <w:rFonts w:ascii="Arial" w:hAnsi="Arial" w:eastAsia="Arial" w:cs="Arial"/>
+          <w:b/>
+          <w:i w:val="0"/>
+          <w:color w:val="000000"/>
+          <w:sz w:val="18"/>
+          <w:highlight w:val="lightGray"/>
+        </w:rPr>
+        <w:t>P</w:t>
+      </w:r>
+      <w:r>
+        <w:rPr>
+          <w:rFonts w:ascii="Arial" w:hAnsi="Arial" w:eastAsia="Arial" w:cs="Arial"/>
+          <w:b/>
+          <w:i w:val="0"/>
+          <w:color w:val="000000"/>
+          <w:sz w:val="18"/>
+          <w:highlight w:val="lightGray"/>
+        </w:rPr>
+        <w:t>r</w:t>
+      </w:r>
+      <w:r>
+        <w:rPr>
+          <w:rFonts w:ascii="Arial" w:hAnsi="Arial" w:eastAsia="Arial" w:cs="Arial"/>
+          <w:b/>
+          <w:i w:val="0"/>
+          <w:color w:val="000000"/>
+          <w:sz w:val="18"/>
+          <w:highlight w:val="lightGray"/>
+        </w:rPr>
+        <w:t>o</w:t>
+      </w:r>
+      <w:r>
+        <w:rPr>
+          <w:rFonts w:ascii="Arial" w:hAnsi="Arial" w:eastAsia="Arial" w:cs="Arial"/>
+          <w:b/>
+          <w:i w:val="0"/>
+          <w:color w:val="000000"/>
+          <w:sz w:val="18"/>
+          <w:highlight w:val="lightGray"/>
+        </w:rPr>
+        <w:t>v</w:t>
+      </w:r>
+      <w:r>
+        <w:rPr>
+          <w:rFonts w:ascii="Arial" w:hAnsi="Arial" w:eastAsia="Arial" w:cs="Arial"/>
+          <w:b/>
+          <w:i w:val="0"/>
+          <w:color w:val="000000"/>
+          <w:sz w:val="18"/>
+          <w:highlight w:val="lightGray"/>
+        </w:rPr>
+        <w:t>i</w:t>
+      </w:r>
+      <w:r>
+        <w:rPr>
+          <w:rFonts w:ascii="Arial" w:hAnsi="Arial" w:eastAsia="Arial" w:cs="Arial"/>
+          <w:b/>
+          <w:i w:val="0"/>
+          <w:color w:val="000000"/>
+          <w:sz w:val="18"/>
+          <w:highlight w:val="lightGray"/>
+        </w:rPr>
+        <w:t>d</w:t>
+      </w:r>
+      <w:r>
+        <w:rPr>
+          <w:rFonts w:ascii="Arial" w:hAnsi="Arial" w:eastAsia="Arial" w:cs="Arial"/>
+          <w:b/>
+          <w:i w:val="0"/>
+          <w:color w:val="000000"/>
+          <w:sz w:val="18"/>
+          <w:highlight w:val="lightGray"/>
+        </w:rPr>
+        <w:t>e</w:t>
+      </w:r>
+      <w:r>
+        <w:rPr>
+          <w:rFonts w:ascii="Arial" w:hAnsi="Arial" w:eastAsia="Arial" w:cs="Arial"/>
+          <w:b/>
+          <w:i w:val="0"/>
+          <w:color w:val="000000"/>
+          <w:sz w:val="18"/>
+          <w:highlight w:val="lightGray"/>
+        </w:rPr>
+        <w:t>d</w:t>
+      </w:r>
+      <w:r>
+        <w:rPr>
+          <w:rFonts w:ascii="Arial" w:hAnsi="Arial" w:eastAsia="Arial" w:cs="Arial"/>
+          <w:b/>
+          <w:i w:val="0"/>
+          <w:color w:val="000000"/>
+          <w:sz w:val="18"/>
+          <w:highlight w:val="lightGray"/>
+        </w:rPr>
+        <w:t xml:space="preserve"> </w:t>
+      </w:r>
+      <w:r>
+        <w:rPr>
+          <w:rFonts w:ascii="Arial" w:hAnsi="Arial" w:eastAsia="Arial" w:cs="Arial"/>
+          <w:b/>
+          <w:i w:val="0"/>
+          <w:color w:val="000000"/>
+          <w:sz w:val="18"/>
+          <w:highlight w:val="lightGray"/>
+        </w:rPr>
+        <w:t>b</w:t>
+      </w:r>
+      <w:r>
+        <w:rPr>
+          <w:rFonts w:ascii="Arial" w:hAnsi="Arial" w:eastAsia="Arial" w:cs="Arial"/>
+          <w:b/>
+          <w:i w:val="0"/>
+          <w:color w:val="000000"/>
+          <w:sz w:val="18"/>
+          <w:highlight w:val="lightGray"/>
+        </w:rPr>
+        <w:t>y</w:t>
+      </w:r>
+      <w:r>
+        <w:rPr>
+          <w:rFonts w:ascii="Arial" w:hAnsi="Arial" w:eastAsia="Arial" w:cs="Arial"/>
+          <w:b/>
+          <w:i w:val="0"/>
+          <w:color w:val="000000"/>
+          <w:sz w:val="18"/>
+          <w:highlight w:val="lightGray"/>
+        </w:rPr>
+        <w:t>:</w:t>
+      </w:r>
+      <w:r>
+        <w:rPr>
+          <w:rFonts w:ascii="Arial" w:hAnsi="Arial" w:eastAsia="Arial" w:cs="Arial"/>
+          <w:b/>
+          <w:i w:val="0"/>
+          <w:color w:val="000000"/>
+          <w:sz w:val="18"/>
+          <w:highlight w:val="lightGray"/>
+        </w:rPr>
+        <w:t xml:space="preserve"> </w:t>
+      </w:r>
+      <w:r>
+        <w:rPr>
+          <w:rFonts w:ascii="Arial" w:hAnsi="Arial" w:eastAsia="Arial" w:cs="Arial"/>
+          <w:b/>
+          <w:i w:val="0"/>
+          <w:color w:val="000000"/>
+          <w:sz w:val="18"/>
+          <w:highlight w:val="lightGray"/>
+        </w:rPr>
+        <w:t>[</w:t>
+      </w:r>
+      <w:r>
+        <w:rPr>
+          <w:rFonts w:ascii="Arial" w:hAnsi="Arial" w:eastAsia="Arial" w:cs="Arial"/>
+          <w:b/>
+          <w:i w:val="0"/>
+          <w:color w:val="000000"/>
+          <w:sz w:val="18"/>
+          <w:highlight w:val="lightGray"/>
+        </w:rPr>
+        <w:t>D</w:t>
+      </w:r>
+      <w:r>
+        <w:rPr>
+          <w:rFonts w:ascii="Arial" w:hAnsi="Arial" w:eastAsia="Arial" w:cs="Arial"/>
+          <w:b/>
+          <w:i w:val="0"/>
+          <w:color w:val="000000"/>
+          <w:sz w:val="18"/>
+          <w:highlight w:val="lightGray"/>
+        </w:rPr>
+        <w:t>a</w:t>
+      </w:r>
+      <w:r>
+        <w:rPr>
+          <w:rFonts w:ascii="Arial" w:hAnsi="Arial" w:eastAsia="Arial" w:cs="Arial"/>
+          <w:b/>
+          <w:i w:val="0"/>
+          <w:color w:val="000000"/>
+          <w:sz w:val="18"/>
+          <w:highlight w:val="lightGray"/>
+        </w:rPr>
+        <w:t>t</w:t>
+      </w:r>
+      <w:r>
+        <w:rPr>
+          <w:rFonts w:ascii="Arial" w:hAnsi="Arial" w:eastAsia="Arial" w:cs="Arial"/>
+          <w:b/>
+          <w:i w:val="0"/>
+          <w:color w:val="000000"/>
+          <w:sz w:val="18"/>
+          <w:highlight w:val="lightGray"/>
+        </w:rPr>
+        <w:t>a</w:t>
+      </w:r>
+      <w:r>
+        <w:rPr>
+          <w:rFonts w:ascii="Arial" w:hAnsi="Arial" w:eastAsia="Arial" w:cs="Arial"/>
+          <w:b/>
+          <w:i w:val="0"/>
+          <w:color w:val="000000"/>
+          <w:sz w:val="18"/>
+          <w:highlight w:val="lightGray"/>
+        </w:rPr>
+        <w:t xml:space="preserve"> </w:t>
+      </w:r>
+      <w:r>
+        <w:rPr>
+          <w:rFonts w:ascii="Arial" w:hAnsi="Arial" w:eastAsia="Arial" w:cs="Arial"/>
+          <w:b/>
+          <w:i w:val="0"/>
+          <w:color w:val="000000"/>
+          <w:sz w:val="18"/>
+          <w:highlight w:val="lightGray"/>
+        </w:rPr>
+        <w:t>P</w:t>
+      </w:r>
+      <w:r>
+        <w:rPr>
+          <w:rFonts w:ascii="Arial" w:hAnsi="Arial" w:eastAsia="Arial" w:cs="Arial"/>
+          <w:b/>
+          <w:i w:val="0"/>
+          <w:color w:val="000000"/>
+          <w:sz w:val="18"/>
+          <w:highlight w:val="lightGray"/>
+        </w:rPr>
+        <w:t>a</w:t>
+      </w:r>
+      <w:r>
+        <w:rPr>
+          <w:rFonts w:ascii="Arial" w:hAnsi="Arial" w:eastAsia="Arial" w:cs="Arial"/>
+          <w:b/>
+          <w:i w:val="0"/>
+          <w:color w:val="000000"/>
+          <w:sz w:val="18"/>
+          <w:highlight w:val="lightGray"/>
+        </w:rPr>
+        <w:t>t</w:t>
+      </w:r>
+      <w:r>
+        <w:rPr>
+          <w:rFonts w:ascii="Arial" w:hAnsi="Arial" w:eastAsia="Arial" w:cs="Arial"/>
+          <w:b/>
+          <w:i w:val="0"/>
+          <w:color w:val="000000"/>
+          <w:sz w:val="18"/>
+          <w:highlight w:val="lightGray"/>
+        </w:rPr>
+        <w:t>h</w:t>
+      </w:r>
+      <w:r>
+        <w:rPr>
+          <w:rFonts w:ascii="Arial" w:hAnsi="Arial" w:eastAsia="Arial" w:cs="Arial"/>
+          <w:b w:val="0"/>
+          <w:i w:val="0"/>
+          <w:color w:val="000000"/>
+          <w:sz w:val="18"/>
+          <w:highlight w:val="lightGray"/>
+        </w:rPr>
+        <w:t>:</w:t>
+      </w:r>
+      <w:r>
+        <w:rPr>
+          <w:rFonts w:ascii="Arial" w:hAnsi="Arial" w:eastAsia="Arial" w:cs="Arial"/>
+          <w:b w:val="0"/>
+          <w:i w:val="0"/>
+          <w:color w:val="000000"/>
+          <w:sz w:val="18"/>
+          <w:highlight w:val="lightGray"/>
+        </w:rPr>
+        <w:t xml:space="preserve"> </w:t>
+      </w:r>
+      <w:r>
+        <w:rPr>
+          <w:rFonts w:ascii="Arial" w:hAnsi="Arial" w:eastAsia="Arial" w:cs="Arial"/>
+          <w:b w:val="0"/>
+          <w:i w:val="0"/>
+          <w:color w:val="000000"/>
+          <w:sz w:val="18"/>
+          <w:highlight w:val="lightGray"/>
+        </w:rPr>
+        <w:t>P</w:t>
+      </w:r>
+      <w:r>
+        <w:rPr>
+          <w:rFonts w:ascii="Arial" w:hAnsi="Arial" w:eastAsia="Arial" w:cs="Arial"/>
+          <w:b w:val="0"/>
+          <w:i w:val="0"/>
+          <w:color w:val="000000"/>
+          <w:sz w:val="18"/>
+          <w:highlight w:val="lightGray"/>
+        </w:rPr>
+        <w:t>e</w:t>
+      </w:r>
+      <w:r>
+        <w:rPr>
+          <w:rFonts w:ascii="Arial" w:hAnsi="Arial" w:eastAsia="Arial" w:cs="Arial"/>
+          <w:b w:val="0"/>
+          <w:i w:val="0"/>
+          <w:color w:val="000000"/>
+          <w:sz w:val="18"/>
+          <w:highlight w:val="lightGray"/>
+        </w:rPr>
+        <w:t>r</w:t>
+      </w:r>
+      <w:r>
+        <w:rPr>
+          <w:rFonts w:ascii="Arial" w:hAnsi="Arial" w:eastAsia="Arial" w:cs="Arial"/>
+          <w:b w:val="0"/>
+          <w:i w:val="0"/>
+          <w:color w:val="000000"/>
+          <w:sz w:val="18"/>
+          <w:highlight w:val="lightGray"/>
+        </w:rPr>
+        <w:t>s</w:t>
+      </w:r>
+      <w:r>
+        <w:rPr>
+          <w:rFonts w:ascii="Arial" w:hAnsi="Arial" w:eastAsia="Arial" w:cs="Arial"/>
+          <w:b w:val="0"/>
+          <w:i w:val="0"/>
+          <w:color w:val="000000"/>
+          <w:sz w:val="18"/>
+          <w:highlight w:val="lightGray"/>
+        </w:rPr>
+        <w:t>o</w:t>
+      </w:r>
+      <w:r>
+        <w:rPr>
+          <w:rFonts w:ascii="Arial" w:hAnsi="Arial" w:eastAsia="Arial" w:cs="Arial"/>
+          <w:b w:val="0"/>
+          <w:i w:val="0"/>
+          <w:color w:val="000000"/>
+          <w:sz w:val="18"/>
+          <w:highlight w:val="lightGray"/>
+        </w:rPr>
+        <w:t>n</w:t>
+      </w:r>
+      <w:r>
+        <w:rPr>
+          <w:rFonts w:ascii="Arial" w:hAnsi="Arial" w:eastAsia="Arial" w:cs="Arial"/>
+          <w:b w:val="0"/>
+          <w:i w:val="0"/>
+          <w:color w:val="000000"/>
+          <w:sz w:val="18"/>
+          <w:highlight w:val="lightGray"/>
+        </w:rPr>
+        <w:t>s</w:t>
+      </w:r>
+      <w:r>
+        <w:rPr>
+          <w:rFonts w:ascii="Arial" w:hAnsi="Arial" w:eastAsia="Arial" w:cs="Arial"/>
+          <w:b w:val="0"/>
+          <w:i w:val="0"/>
+          <w:color w:val="000000"/>
+          <w:sz w:val="18"/>
+          <w:highlight w:val="lightGray"/>
+        </w:rPr>
+        <w:t xml:space="preserve"> </w:t>
+      </w:r>
+      <w:r>
+        <w:rPr>
+          <w:rFonts w:ascii="Arial" w:hAnsi="Arial" w:eastAsia="Arial" w:cs="Arial"/>
+          <w:b w:val="0"/>
+          <w:i w:val="0"/>
+          <w:color w:val="000000"/>
+          <w:sz w:val="18"/>
+          <w:highlight w:val="lightGray"/>
+        </w:rPr>
+        <w:t>T</w:t>
+      </w:r>
+      <w:r>
+        <w:rPr>
+          <w:rFonts w:ascii="Arial" w:hAnsi="Arial" w:eastAsia="Arial" w:cs="Arial"/>
+          <w:b w:val="0"/>
+          <w:i w:val="0"/>
+          <w:color w:val="000000"/>
+          <w:sz w:val="18"/>
+          <w:highlight w:val="lightGray"/>
+        </w:rPr>
+        <w:t>a</w:t>
+      </w:r>
+      <w:r>
+        <w:rPr>
+          <w:rFonts w:ascii="Arial" w:hAnsi="Arial" w:eastAsia="Arial" w:cs="Arial"/>
+          <w:b w:val="0"/>
+          <w:i w:val="0"/>
+          <w:color w:val="000000"/>
+          <w:sz w:val="18"/>
+          <w:highlight w:val="lightGray"/>
+        </w:rPr>
+        <w:t>b</w:t>
+      </w:r>
+      <w:r>
+        <w:rPr>
+          <w:rFonts w:ascii="Arial" w:hAnsi="Arial" w:eastAsia="Arial" w:cs="Arial"/>
+          <w:b w:val="0"/>
+          <w:i w:val="0"/>
+          <w:color w:val="000000"/>
+          <w:sz w:val="18"/>
+          <w:highlight w:val="lightGray"/>
+        </w:rPr>
+        <w:t>l</w:t>
+      </w:r>
+      <w:r>
+        <w:rPr>
+          <w:rFonts w:ascii="Arial" w:hAnsi="Arial" w:eastAsia="Arial" w:cs="Arial"/>
+          <w:b w:val="0"/>
+          <w:i w:val="0"/>
+          <w:color w:val="000000"/>
+          <w:sz w:val="18"/>
+          <w:highlight w:val="lightGray"/>
+        </w:rPr>
+        <w:t>e</w:t>
+      </w:r>
+      <w:r>
+        <w:rPr>
+          <w:rFonts w:ascii="Arial" w:hAnsi="Arial" w:eastAsia="Arial" w:cs="Arial"/>
+          <w:b w:val="0"/>
+          <w:i w:val="0"/>
+          <w:color w:val="000000"/>
+          <w:sz w:val="18"/>
+          <w:highlight w:val="lightGray"/>
+        </w:rPr>
+        <w:t xml:space="preserve"> </w:t>
+      </w:r>
+      <w:r>
+        <w:rPr>
+          <w:rFonts w:ascii="Arial" w:hAnsi="Arial" w:eastAsia="Arial" w:cs="Arial"/>
+          <w:b w:val="0"/>
+          <w:i w:val="0"/>
+          <w:color w:val="000000"/>
+          <w:sz w:val="18"/>
+          <w:highlight w:val="lightGray"/>
+        </w:rPr>
+        <w:t>-</w:t>
+      </w:r>
+      <w:r>
+        <w:rPr>
+          <w:rFonts w:ascii="Arial" w:hAnsi="Arial" w:eastAsia="Arial" w:cs="Arial"/>
+          <w:b w:val="0"/>
+          <w:i w:val="0"/>
+          <w:color w:val="000000"/>
+          <w:sz w:val="18"/>
+          <w:highlight w:val="lightGray"/>
+        </w:rPr>
+        <w:t>&gt;</w:t>
+      </w:r>
+      <w:r>
+        <w:rPr>
+          <w:rFonts w:ascii="Arial" w:hAnsi="Arial" w:eastAsia="Arial" w:cs="Arial"/>
+          <w:b w:val="0"/>
+          <w:i w:val="0"/>
+          <w:color w:val="000000"/>
+          <w:sz w:val="18"/>
+          <w:highlight w:val="lightGray"/>
+        </w:rPr>
+        <w:t xml:space="preserve"> </w:t>
+      </w:r>
+      <w:r>
+        <w:rPr>
+          <w:rFonts w:ascii="Arial" w:hAnsi="Arial" w:eastAsia="Arial" w:cs="Arial"/>
+          <w:b w:val="0"/>
+          <w:i w:val="0"/>
+          <w:color w:val="000000"/>
+          <w:sz w:val="18"/>
+          <w:highlight w:val="lightGray"/>
+        </w:rPr>
+        <w:t>I</w:t>
+      </w:r>
+      <w:r>
+        <w:rPr>
+          <w:rFonts w:ascii="Arial" w:hAnsi="Arial" w:eastAsia="Arial" w:cs="Arial"/>
+          <w:b w:val="0"/>
+          <w:i w:val="0"/>
+          <w:color w:val="000000"/>
+          <w:sz w:val="18"/>
+          <w:highlight w:val="lightGray"/>
+        </w:rPr>
+        <w:t>D</w:t>
+      </w:r>
+      <w:r>
+        <w:rPr>
+          <w:rFonts w:ascii="Arial" w:hAnsi="Arial" w:eastAsia="Arial" w:cs="Arial"/>
+          <w:b w:val="0"/>
+          <w:i w:val="0"/>
+          <w:color w:val="000000"/>
+          <w:sz w:val="18"/>
+          <w:highlight w:val="lightGray"/>
+        </w:rPr>
+        <w:t xml:space="preserve"> </w:t>
+      </w:r>
+      <w:r>
+        <w:rPr>
+          <w:rFonts w:ascii="Arial" w:hAnsi="Arial" w:eastAsia="Arial" w:cs="Arial"/>
+          <w:b w:val="0"/>
+          <w:i w:val="0"/>
+          <w:color w:val="000000"/>
+          <w:sz w:val="18"/>
+          <w:highlight w:val="lightGray"/>
+        </w:rPr>
+        <w:t>C</w:t>
+      </w:r>
+      <w:r>
+        <w:rPr>
+          <w:rFonts w:ascii="Arial" w:hAnsi="Arial" w:eastAsia="Arial" w:cs="Arial"/>
+          <w:b w:val="0"/>
+          <w:i w:val="0"/>
+          <w:color w:val="000000"/>
+          <w:sz w:val="18"/>
+          <w:highlight w:val="lightGray"/>
+        </w:rPr>
+        <w:t>o</w:t>
+      </w:r>
+      <w:r>
+        <w:rPr>
+          <w:rFonts w:ascii="Arial" w:hAnsi="Arial" w:eastAsia="Arial" w:cs="Arial"/>
+          <w:b w:val="0"/>
+          <w:i w:val="0"/>
+          <w:color w:val="000000"/>
+          <w:sz w:val="18"/>
+          <w:highlight w:val="lightGray"/>
+        </w:rPr>
+        <w:t>l</w:t>
+      </w:r>
+      <w:r>
+        <w:rPr>
+          <w:rFonts w:ascii="Arial" w:hAnsi="Arial" w:eastAsia="Arial" w:cs="Arial"/>
+          <w:b w:val="0"/>
+          <w:i w:val="0"/>
+          <w:color w:val="000000"/>
+          <w:sz w:val="18"/>
+          <w:highlight w:val="lightGray"/>
+        </w:rPr>
+        <w:t>u</w:t>
+      </w:r>
+      <w:r>
+        <w:rPr>
+          <w:rFonts w:ascii="Arial" w:hAnsi="Arial" w:eastAsia="Arial" w:cs="Arial"/>
+          <w:b w:val="0"/>
+          <w:i w:val="0"/>
+          <w:color w:val="000000"/>
+          <w:sz w:val="18"/>
+          <w:highlight w:val="lightGray"/>
+        </w:rPr>
+        <w:t>m</w:t>
+      </w:r>
+      <w:r>
+        <w:rPr>
+          <w:rFonts w:ascii="Arial" w:hAnsi="Arial" w:eastAsia="Arial" w:cs="Arial"/>
+          <w:b w:val="0"/>
+          <w:i w:val="0"/>
+          <w:color w:val="000000"/>
+          <w:sz w:val="18"/>
+          <w:highlight w:val="lightGray"/>
+        </w:rPr>
+        <w:t>n</w:t>
+      </w:r>
+      <w:r>
+        <w:rPr>
+          <w:rFonts w:ascii="Arial" w:hAnsi="Arial" w:eastAsia="Arial" w:cs="Arial"/>
+          <w:b w:val="0"/>
+          <w:i w:val="0"/>
+          <w:color w:val="000000"/>
+          <w:sz w:val="18"/>
+          <w:highlight w:val="lightGray"/>
+        </w:rPr>
+        <w:t>:</w:t>
+      </w:r>
+      <w:r>
+        <w:rPr>
+          <w:rFonts w:ascii="Arial" w:hAnsi="Arial" w:eastAsia="Arial" w:cs="Arial"/>
+          <w:b w:val="0"/>
+          <w:i w:val="0"/>
+          <w:color w:val="000000"/>
+          <w:sz w:val="18"/>
+          <w:highlight w:val="lightGray"/>
+        </w:rPr>
+        <w:t xml:space="preserve"> </w:t>
+      </w:r>
+      <w:r>
+        <w:rPr>
+          <w:rFonts w:ascii="Arial" w:hAnsi="Arial" w:eastAsia="Arial" w:cs="Arial"/>
+          <w:b w:val="0"/>
+          <w:i w:val="0"/>
+          <w:color w:val="000000"/>
+          <w:sz w:val="18"/>
+          <w:highlight w:val="lightGray"/>
+        </w:rPr>
+        <w:t>1</w:t>
+      </w:r>
+      <w:r>
+        <w:rPr>
+          <w:rFonts w:ascii="Arial" w:hAnsi="Arial" w:eastAsia="Arial" w:cs="Arial"/>
+          <w:b w:val="0"/>
+          <w:i w:val="0"/>
+          <w:color w:val="000000"/>
+          <w:sz w:val="18"/>
+          <w:highlight w:val="lightGray"/>
+        </w:rPr>
+        <w:t>,</w:t>
+      </w:r>
+      <w:r>
+        <w:rPr>
+          <w:rFonts w:ascii="Arial" w:hAnsi="Arial" w:eastAsia="Arial" w:cs="Arial"/>
+          <w:b w:val="0"/>
+          <w:i w:val="0"/>
+          <w:color w:val="000000"/>
+          <w:sz w:val="18"/>
+          <w:highlight w:val="lightGray"/>
+        </w:rPr>
+        <w:t xml:space="preserve"> </w:t>
+      </w:r>
+      <w:r>
+        <w:rPr>
+          <w:rFonts w:ascii="Arial" w:hAnsi="Arial" w:eastAsia="Arial" w:cs="Arial"/>
+          <w:b w:val="0"/>
+          <w:i w:val="0"/>
+          <w:color w:val="000000"/>
+          <w:sz w:val="18"/>
+          <w:highlight w:val="lightGray"/>
+        </w:rPr>
+        <w:t>N</w:t>
+      </w:r>
+      <w:r>
+        <w:rPr>
+          <w:rFonts w:ascii="Arial" w:hAnsi="Arial" w:eastAsia="Arial" w:cs="Arial"/>
+          <w:b w:val="0"/>
+          <w:i w:val="0"/>
+          <w:color w:val="000000"/>
+          <w:sz w:val="18"/>
+          <w:highlight w:val="lightGray"/>
+        </w:rPr>
+        <w:t>a</w:t>
+      </w:r>
+      <w:r>
+        <w:rPr>
+          <w:rFonts w:ascii="Arial" w:hAnsi="Arial" w:eastAsia="Arial" w:cs="Arial"/>
+          <w:b w:val="0"/>
+          <w:i w:val="0"/>
+          <w:color w:val="000000"/>
+          <w:sz w:val="18"/>
+          <w:highlight w:val="lightGray"/>
+        </w:rPr>
+        <w:t>m</w:t>
+      </w:r>
+      <w:r>
+        <w:rPr>
+          <w:rFonts w:ascii="Arial" w:hAnsi="Arial" w:eastAsia="Arial" w:cs="Arial"/>
+          <w:b w:val="0"/>
+          <w:i w:val="0"/>
+          <w:color w:val="000000"/>
+          <w:sz w:val="18"/>
+          <w:highlight w:val="lightGray"/>
+        </w:rPr>
+        <w:t>e</w:t>
+      </w:r>
+      <w:r>
+        <w:rPr>
+          <w:rFonts w:ascii="Arial" w:hAnsi="Arial" w:eastAsia="Arial" w:cs="Arial"/>
+          <w:b w:val="0"/>
+          <w:i w:val="0"/>
+          <w:color w:val="000000"/>
+          <w:sz w:val="18"/>
+          <w:highlight w:val="lightGray"/>
+        </w:rPr>
+        <w:t>_</w:t>
+      </w:r>
+      <w:r>
+        <w:rPr>
+          <w:rFonts w:ascii="Arial" w:hAnsi="Arial" w:eastAsia="Arial" w:cs="Arial"/>
+          <w:b w:val="0"/>
+          <w:i w:val="0"/>
+          <w:color w:val="000000"/>
+          <w:sz w:val="18"/>
+          <w:highlight w:val="lightGray"/>
+        </w:rPr>
+        <w:t>E</w:t>
+      </w:r>
+      <w:r>
+        <w:rPr>
+          <w:rFonts w:ascii="Arial" w:hAnsi="Arial" w:eastAsia="Arial" w:cs="Arial"/>
+          <w:b w:val="0"/>
+          <w:i w:val="0"/>
+          <w:color w:val="000000"/>
+          <w:sz w:val="18"/>
+          <w:highlight w:val="lightGray"/>
+        </w:rPr>
+        <w:t>n</w:t>
+      </w:r>
+      <w:r>
+        <w:rPr>
+          <w:rFonts w:ascii="Arial" w:hAnsi="Arial" w:eastAsia="Arial" w:cs="Arial"/>
+          <w:b w:val="0"/>
+          <w:i w:val="0"/>
+          <w:color w:val="000000"/>
+          <w:sz w:val="18"/>
+          <w:highlight w:val="lightGray"/>
+        </w:rPr>
+        <w:t xml:space="preserve"> </w:t>
+      </w:r>
+      <w:r>
+        <w:rPr>
+          <w:rFonts w:ascii="Arial" w:hAnsi="Arial" w:eastAsia="Arial" w:cs="Arial"/>
+          <w:b w:val="0"/>
+          <w:i w:val="0"/>
+          <w:color w:val="000000"/>
+          <w:sz w:val="18"/>
+          <w:highlight w:val="lightGray"/>
+        </w:rPr>
+        <w:t>C</w:t>
+      </w:r>
+      <w:r>
+        <w:rPr>
+          <w:rFonts w:ascii="Arial" w:hAnsi="Arial" w:eastAsia="Arial" w:cs="Arial"/>
+          <w:b w:val="0"/>
+          <w:i w:val="0"/>
+          <w:color w:val="000000"/>
+          <w:sz w:val="18"/>
+          <w:highlight w:val="lightGray"/>
+        </w:rPr>
+        <w:t>o</w:t>
+      </w:r>
+      <w:r>
+        <w:rPr>
+          <w:rFonts w:ascii="Arial" w:hAnsi="Arial" w:eastAsia="Arial" w:cs="Arial"/>
+          <w:b w:val="0"/>
+          <w:i w:val="0"/>
+          <w:color w:val="000000"/>
+          <w:sz w:val="18"/>
+          <w:highlight w:val="lightGray"/>
+        </w:rPr>
+        <w:t>l</w:t>
+      </w:r>
+      <w:r>
+        <w:rPr>
+          <w:rFonts w:ascii="Arial" w:hAnsi="Arial" w:eastAsia="Arial" w:cs="Arial"/>
+          <w:b w:val="0"/>
+          <w:i w:val="0"/>
+          <w:color w:val="000000"/>
+          <w:sz w:val="18"/>
+          <w:highlight w:val="lightGray"/>
+        </w:rPr>
+        <w:t>u</w:t>
+      </w:r>
+      <w:r>
+        <w:rPr>
+          <w:rFonts w:ascii="Arial" w:hAnsi="Arial" w:eastAsia="Arial" w:cs="Arial"/>
+          <w:b w:val="0"/>
+          <w:i w:val="0"/>
+          <w:color w:val="000000"/>
+          <w:sz w:val="18"/>
+          <w:highlight w:val="lightGray"/>
+        </w:rPr>
+        <w:t>m</w:t>
+      </w:r>
+      <w:r>
+        <w:rPr>
+          <w:rFonts w:ascii="Arial" w:hAnsi="Arial" w:eastAsia="Arial" w:cs="Arial"/>
+          <w:b w:val="0"/>
+          <w:i w:val="0"/>
+          <w:color w:val="000000"/>
+          <w:sz w:val="18"/>
+          <w:highlight w:val="lightGray"/>
+        </w:rPr>
+        <w:t>n</w:t>
+      </w:r>
+      <w:r>
+        <w:rPr>
+          <w:rFonts w:ascii="Arial" w:hAnsi="Arial" w:eastAsia="Arial" w:cs="Arial"/>
+          <w:b w:val="0"/>
+          <w:i w:val="0"/>
+          <w:color w:val="000000"/>
+          <w:sz w:val="18"/>
+          <w:highlight w:val="lightGray"/>
+        </w:rPr>
+        <w:t>:</w:t>
+      </w:r>
+      <w:r>
+        <w:rPr>
+          <w:rFonts w:ascii="Arial" w:hAnsi="Arial" w:eastAsia="Arial" w:cs="Arial"/>
+          <w:b w:val="0"/>
+          <w:i w:val="0"/>
+          <w:color w:val="000000"/>
+          <w:sz w:val="18"/>
+          <w:highlight w:val="lightGray"/>
+        </w:rPr>
+        <w:t xml:space="preserve"> </w:t>
+      </w:r>
+      <w:r>
+        <w:rPr>
+          <w:rFonts w:ascii="Arial" w:hAnsi="Arial" w:eastAsia="Arial" w:cs="Arial"/>
+          <w:b w:val="0"/>
+          <w:i w:val="0"/>
+          <w:color w:val="000000"/>
+          <w:sz w:val="18"/>
+          <w:highlight w:val="lightGray"/>
+        </w:rPr>
+        <w:t>M</w:t>
+      </w:r>
+      <w:r>
+        <w:rPr>
+          <w:rFonts w:ascii="Arial" w:hAnsi="Arial" w:eastAsia="Arial" w:cs="Arial"/>
+          <w:b w:val="0"/>
+          <w:i w:val="0"/>
+          <w:color w:val="000000"/>
+          <w:sz w:val="18"/>
+          <w:highlight w:val="lightGray"/>
+        </w:rPr>
+        <w:t>o</w:t>
+      </w:r>
+      <w:r>
+        <w:rPr>
+          <w:rFonts w:ascii="Arial" w:hAnsi="Arial" w:eastAsia="Arial" w:cs="Arial"/>
+          <w:b w:val="0"/>
+          <w:i w:val="0"/>
+          <w:color w:val="000000"/>
+          <w:sz w:val="18"/>
+          <w:highlight w:val="lightGray"/>
+        </w:rPr>
+        <w:t>t</w:t>
+      </w:r>
+      <w:r>
+        <w:rPr>
+          <w:rFonts w:ascii="Arial" w:hAnsi="Arial" w:eastAsia="Arial" w:cs="Arial"/>
+          <w:b w:val="0"/>
+          <w:i w:val="0"/>
+          <w:color w:val="000000"/>
+          <w:sz w:val="18"/>
+          <w:highlight w:val="lightGray"/>
+        </w:rPr>
+        <w:t>a</w:t>
+      </w:r>
+      <w:r>
+        <w:rPr>
+          <w:rFonts w:ascii="Arial" w:hAnsi="Arial" w:eastAsia="Arial" w:cs="Arial"/>
+          <w:b w:val="0"/>
+          <w:i w:val="0"/>
+          <w:color w:val="000000"/>
+          <w:sz w:val="18"/>
+          <w:highlight w:val="lightGray"/>
+        </w:rPr>
+        <w:t>s</w:t>
+      </w:r>
+      <w:r>
+        <w:rPr>
+          <w:rFonts w:ascii="Arial" w:hAnsi="Arial" w:eastAsia="Arial" w:cs="Arial"/>
+          <w:b w:val="0"/>
+          <w:i w:val="0"/>
+          <w:color w:val="000000"/>
+          <w:sz w:val="18"/>
+          <w:highlight w:val="lightGray"/>
+        </w:rPr>
+        <w:t>e</w:t>
+      </w:r>
+      <w:r>
+        <w:rPr>
+          <w:rFonts w:ascii="Arial" w:hAnsi="Arial" w:eastAsia="Arial" w:cs="Arial"/>
+          <w:b w:val="0"/>
+          <w:i w:val="0"/>
+          <w:color w:val="000000"/>
+          <w:sz w:val="18"/>
+          <w:highlight w:val="lightGray"/>
+        </w:rPr>
+        <w:t>m</w:t>
+      </w:r>
+      <w:r>
+        <w:rPr>
+          <w:rFonts w:ascii="Arial" w:hAnsi="Arial" w:eastAsia="Arial" w:cs="Arial"/>
+          <w:b w:val="0"/>
+          <w:i w:val="0"/>
+          <w:color w:val="000000"/>
+          <w:sz w:val="18"/>
+          <w:highlight w:val="lightGray"/>
+        </w:rPr>
+        <w:t xml:space="preserve"> </w:t>
+      </w:r>
+      <w:r>
+        <w:rPr>
+          <w:rFonts w:ascii="Arial" w:hAnsi="Arial" w:eastAsia="Arial" w:cs="Arial"/>
+          <w:b w:val="0"/>
+          <w:i w:val="0"/>
+          <w:color w:val="000000"/>
+          <w:sz w:val="18"/>
+          <w:highlight w:val="lightGray"/>
+        </w:rPr>
+        <w:t>E</w:t>
+      </w:r>
+      <w:r>
+        <w:rPr>
+          <w:rFonts w:ascii="Arial" w:hAnsi="Arial" w:eastAsia="Arial" w:cs="Arial"/>
+          <w:b w:val="0"/>
+          <w:i w:val="0"/>
+          <w:color w:val="000000"/>
+          <w:sz w:val="18"/>
+          <w:highlight w:val="lightGray"/>
+        </w:rPr>
+        <w:t>s</w:t>
+      </w:r>
+      <w:r>
+        <w:rPr>
+          <w:rFonts w:ascii="Arial" w:hAnsi="Arial" w:eastAsia="Arial" w:cs="Arial"/>
+          <w:b w:val="0"/>
+          <w:i w:val="0"/>
+          <w:color w:val="000000"/>
+          <w:sz w:val="18"/>
+          <w:highlight w:val="lightGray"/>
+        </w:rPr>
+        <w:t>s</w:t>
+      </w:r>
+      <w:r>
+        <w:rPr>
+          <w:rFonts w:ascii="Arial" w:hAnsi="Arial" w:eastAsia="Arial" w:cs="Arial"/>
+          <w:b w:val="0"/>
+          <w:i w:val="0"/>
+          <w:color w:val="000000"/>
+          <w:sz w:val="18"/>
+          <w:highlight w:val="lightGray"/>
+        </w:rPr>
+        <w:t>a</w:t>
+      </w:r>
+      <w:r>
+        <w:rPr>
+          <w:rFonts w:ascii="Arial" w:hAnsi="Arial" w:eastAsia="Arial" w:cs="Arial"/>
+          <w:b w:val="0"/>
+          <w:i w:val="0"/>
+          <w:color w:val="000000"/>
+          <w:sz w:val="18"/>
+          <w:highlight w:val="lightGray"/>
+        </w:rPr>
+        <w:t>m</w:t>
+      </w:r>
+      <w:r>
+        <w:rPr>
+          <w:rFonts w:ascii="Arial" w:hAnsi="Arial" w:eastAsia="Arial" w:cs="Arial"/>
+          <w:b w:val="0"/>
+          <w:i w:val="0"/>
+          <w:color w:val="000000"/>
+          <w:sz w:val="18"/>
+          <w:highlight w:val="lightGray"/>
+        </w:rPr>
+        <w:t>]</w:t>
+      </w:r>
+      <w:r>
+        <w:rPr>
+          <w:rFonts w:ascii="Arial" w:hAnsi="Arial" w:eastAsia="Arial" w:cs="Arial"/>
+          <w:b w:val="0"/>
+          <w:i w:val="0"/>
+          <w:color w:val="000000"/>
+          <w:sz w:val="18"/>
+          <w:highlight w:val="lightGray"/>
+        </w:rPr>
+        <w:t xml:space="preserve"> </w:t>
+      </w:r>
+      <w:r>
+        <w:rPr>
+          <w:rFonts w:ascii="Arial" w:hAnsi="Arial" w:eastAsia="Arial" w:cs="Arial"/>
+          <w:b w:val="0"/>
+          <w:i w:val="0"/>
+          <w:color w:val="000000"/>
+          <w:sz w:val="18"/>
+          <w:highlight w:val="lightGray"/>
+        </w:rPr>
+        <w:t>-</w:t>
+      </w:r>
+      <w:r>
+        <w:rPr>
+          <w:rFonts w:ascii="Arial" w:hAnsi="Arial" w:eastAsia="Arial" w:cs="Arial"/>
+          <w:b w:val="0"/>
+          <w:i w:val="0"/>
+          <w:color w:val="000000"/>
+          <w:sz w:val="18"/>
+          <w:highlight w:val="lightGray"/>
+        </w:rPr>
+        <w:t>&gt;</w:t>
+      </w:r>
+      <w:r>
+        <w:rPr>
+          <w:rFonts w:ascii="Arial" w:hAnsi="Arial" w:eastAsia="Arial" w:cs="Arial"/>
+          <w:b w:val="0"/>
+          <w:i w:val="0"/>
+          <w:color w:val="000000"/>
+          <w:sz w:val="18"/>
+          <w:highlight w:val="lightGray"/>
+        </w:rPr>
+        <w:t xml:space="preserve"> </w:t>
+      </w:r>
+      <w:r>
+        <w:rPr>
+          <w:rFonts w:ascii="Arial" w:hAnsi="Arial" w:eastAsia="Arial" w:cs="Arial"/>
+          <w:b/>
+          <w:i w:val="0"/>
+          <w:color w:val="000000"/>
+          <w:sz w:val="18"/>
+          <w:highlight w:val="lightGray"/>
+        </w:rPr>
+        <w:t>F</w:t>
+      </w:r>
+      <w:r>
+        <w:rPr>
+          <w:rFonts w:ascii="Arial" w:hAnsi="Arial" w:eastAsia="Arial" w:cs="Arial"/>
+          <w:b/>
+          <w:i w:val="0"/>
+          <w:color w:val="000000"/>
+          <w:sz w:val="18"/>
+          <w:highlight w:val="lightGray"/>
+        </w:rPr>
+        <w:t>r</w:t>
+      </w:r>
+      <w:r>
+        <w:rPr>
+          <w:rFonts w:ascii="Arial" w:hAnsi="Arial" w:eastAsia="Arial" w:cs="Arial"/>
+          <w:b/>
+          <w:i w:val="0"/>
+          <w:color w:val="000000"/>
+          <w:sz w:val="18"/>
+          <w:highlight w:val="lightGray"/>
+        </w:rPr>
+        <w:t>o</w:t>
+      </w:r>
+      <w:r>
+        <w:rPr>
+          <w:rFonts w:ascii="Arial" w:hAnsi="Arial" w:eastAsia="Arial" w:cs="Arial"/>
+          <w:b/>
+          <w:i w:val="0"/>
+          <w:color w:val="000000"/>
+          <w:sz w:val="18"/>
+          <w:highlight w:val="lightGray"/>
+        </w:rPr>
+        <w:t>m</w:t>
+      </w:r>
+      <w:r>
+        <w:rPr>
+          <w:rFonts w:ascii="Arial" w:hAnsi="Arial" w:eastAsia="Arial" w:cs="Arial"/>
+          <w:b/>
+          <w:i w:val="0"/>
+          <w:color w:val="000000"/>
+          <w:sz w:val="18"/>
+          <w:highlight w:val="lightGray"/>
+        </w:rPr>
+        <w:t>:</w:t>
+      </w:r>
+      <w:r>
+        <w:rPr>
+          <w:rFonts w:ascii="Arial" w:hAnsi="Arial" w:eastAsia="Arial" w:cs="Arial"/>
+          <w:b w:val="0"/>
+          <w:i w:val="0"/>
+          <w:color w:val="000000"/>
+          <w:sz w:val="18"/>
+          <w:highlight w:val="lightGray"/>
+        </w:rPr>
+        <w:t xml:space="preserve"> </w:t>
+      </w:r>
+      <w:r>
+        <w:rPr>
+          <w:rFonts w:ascii="Arial" w:hAnsi="Arial" w:eastAsia="Arial" w:cs="Arial"/>
+          <w:b w:val="0"/>
+          <w:i w:val="0"/>
+          <w:color w:val="000000"/>
+          <w:sz w:val="18"/>
+          <w:highlight w:val="lightGray"/>
+        </w:rPr>
+        <w:t>[</w:t>
+      </w:r>
+      <w:r>
+        <w:rPr>
+          <w:rFonts w:ascii="Arial" w:hAnsi="Arial" w:eastAsia="Arial" w:cs="Arial"/>
+          <w:b w:val="0"/>
+          <w:i w:val="0"/>
+          <w:color w:val="000000"/>
+          <w:sz w:val="18"/>
+          <w:highlight w:val="lightGray"/>
+        </w:rPr>
+        <w:t>C</w:t>
+      </w:r>
+      <w:r>
+        <w:rPr>
+          <w:rFonts w:ascii="Arial" w:hAnsi="Arial" w:eastAsia="Arial" w:cs="Arial"/>
+          <w:b w:val="0"/>
+          <w:i w:val="0"/>
+          <w:color w:val="000000"/>
+          <w:sz w:val="18"/>
+          <w:highlight w:val="lightGray"/>
+        </w:rPr>
+        <w:t>h</w:t>
+      </w:r>
+      <w:r>
+        <w:rPr>
+          <w:rFonts w:ascii="Arial" w:hAnsi="Arial" w:eastAsia="Arial" w:cs="Arial"/>
+          <w:b w:val="0"/>
+          <w:i w:val="0"/>
+          <w:color w:val="000000"/>
+          <w:sz w:val="18"/>
+          <w:highlight w:val="lightGray"/>
+        </w:rPr>
+        <w:t>a</w:t>
+      </w:r>
+      <w:r>
+        <w:rPr>
+          <w:rFonts w:ascii="Arial" w:hAnsi="Arial" w:eastAsia="Arial" w:cs="Arial"/>
+          <w:b w:val="0"/>
+          <w:i w:val="0"/>
+          <w:color w:val="000000"/>
+          <w:sz w:val="18"/>
+          <w:highlight w:val="lightGray"/>
+        </w:rPr>
+        <w:t>t</w:t>
+      </w:r>
+      <w:r>
+        <w:rPr>
+          <w:rFonts w:ascii="Arial" w:hAnsi="Arial" w:eastAsia="Arial" w:cs="Arial"/>
+          <w:b w:val="0"/>
+          <w:i w:val="0"/>
+          <w:color w:val="000000"/>
+          <w:sz w:val="18"/>
+          <w:highlight w:val="lightGray"/>
+        </w:rPr>
+        <w:t>g</w:t>
+      </w:r>
+      <w:r>
+        <w:rPr>
+          <w:rFonts w:ascii="Arial" w:hAnsi="Arial" w:eastAsia="Arial" w:cs="Arial"/>
+          <w:b w:val="0"/>
+          <w:i w:val="0"/>
+          <w:color w:val="000000"/>
+          <w:sz w:val="18"/>
+          <w:highlight w:val="lightGray"/>
+        </w:rPr>
+        <w:t>p</w:t>
+      </w:r>
+      <w:r>
+        <w:rPr>
+          <w:rFonts w:ascii="Arial" w:hAnsi="Arial" w:eastAsia="Arial" w:cs="Arial"/>
+          <w:b w:val="0"/>
+          <w:i w:val="0"/>
+          <w:color w:val="000000"/>
+          <w:sz w:val="18"/>
+          <w:highlight w:val="lightGray"/>
+        </w:rPr>
+        <w:t>t</w:t>
+      </w:r>
+      <w:r>
+        <w:rPr>
+          <w:rFonts w:ascii="Arial" w:hAnsi="Arial" w:eastAsia="Arial" w:cs="Arial"/>
+          <w:b w:val="0"/>
+          <w:i w:val="0"/>
+          <w:color w:val="000000"/>
+          <w:sz w:val="18"/>
+          <w:highlight w:val="lightGray"/>
+        </w:rPr>
+        <w:t xml:space="preserve"> </w:t>
+      </w:r>
+      <w:r>
+        <w:rPr>
+          <w:rFonts w:ascii="Arial" w:hAnsi="Arial" w:eastAsia="Arial" w:cs="Arial"/>
+          <w:b w:val="0"/>
+          <w:i w:val="0"/>
+          <w:color w:val="000000"/>
+          <w:sz w:val="18"/>
+          <w:highlight w:val="lightGray"/>
+        </w:rPr>
+        <w:t>(</w:t>
+      </w:r>
+      <w:r>
+        <w:rPr>
+          <w:rFonts w:ascii="Arial" w:hAnsi="Arial" w:eastAsia="Arial" w:cs="Arial"/>
+          <w:b w:val="0"/>
+          <w:i w:val="0"/>
+          <w:color w:val="000000"/>
+          <w:sz w:val="18"/>
+          <w:highlight w:val="lightGray"/>
+        </w:rPr>
+        <w:t>G</w:t>
+      </w:r>
+      <w:r>
+        <w:rPr>
+          <w:rFonts w:ascii="Arial" w:hAnsi="Arial" w:eastAsia="Arial" w:cs="Arial"/>
+          <w:b w:val="0"/>
+          <w:i w:val="0"/>
+          <w:color w:val="000000"/>
+          <w:sz w:val="18"/>
+          <w:highlight w:val="lightGray"/>
+        </w:rPr>
+        <w:t>P</w:t>
+      </w:r>
+      <w:r>
+        <w:rPr>
+          <w:rFonts w:ascii="Arial" w:hAnsi="Arial" w:eastAsia="Arial" w:cs="Arial"/>
+          <w:b w:val="0"/>
+          <w:i w:val="0"/>
+          <w:color w:val="000000"/>
+          <w:sz w:val="18"/>
+          <w:highlight w:val="lightGray"/>
+        </w:rPr>
+        <w:t>T</w:t>
+      </w:r>
+      <w:r>
+        <w:rPr>
+          <w:rFonts w:ascii="Arial" w:hAnsi="Arial" w:eastAsia="Arial" w:cs="Arial"/>
+          <w:b w:val="0"/>
+          <w:i w:val="0"/>
+          <w:color w:val="000000"/>
+          <w:sz w:val="18"/>
+          <w:highlight w:val="lightGray"/>
         </w:rPr>
         <w:t>‑</w:t>
       </w:r>
       <w:r>
         <w:rPr>
-          <w:rFonts w:ascii="Arial" w:eastAsia="Arial" w:hAnsi="Arial" w:cs="Arial"/>
-          <w:b/>
-          <w:kern w:val="0"/>
-          <w:sz w:val="22"/>
-          <w:szCs w:val="22"/>
-          <w:highlight w:val="darkGray"/>
-          <w:lang w:val="en"/>
-          <w14:ligatures w14:val="none"/>
-        </w:rPr>
-        <w:t>5 Mini) at [12/18/2025]</w:t>
+          <w:rFonts w:ascii="Arial" w:hAnsi="Arial" w:eastAsia="Arial" w:cs="Arial"/>
+          <w:b w:val="0"/>
+          <w:i w:val="0"/>
+          <w:color w:val="000000"/>
+          <w:sz w:val="18"/>
+          <w:highlight w:val="lightGray"/>
+        </w:rPr>
+        <w:t>5</w:t>
+      </w:r>
+      <w:r>
+        <w:rPr>
+          <w:rFonts w:ascii="Arial" w:hAnsi="Arial" w:eastAsia="Arial" w:cs="Arial"/>
+          <w:b w:val="0"/>
+          <w:i w:val="0"/>
+          <w:color w:val="000000"/>
+          <w:sz w:val="18"/>
+          <w:highlight w:val="lightGray"/>
+        </w:rPr>
+        <w:t xml:space="preserve"> </w:t>
+      </w:r>
+      <w:r>
+        <w:rPr>
+          <w:rFonts w:ascii="Arial" w:hAnsi="Arial" w:eastAsia="Arial" w:cs="Arial"/>
+          <w:b w:val="0"/>
+          <w:i w:val="0"/>
+          <w:color w:val="000000"/>
+          <w:sz w:val="18"/>
+          <w:highlight w:val="lightGray"/>
+        </w:rPr>
+        <w:t>M</w:t>
+      </w:r>
+      <w:r>
+        <w:rPr>
+          <w:rFonts w:ascii="Arial" w:hAnsi="Arial" w:eastAsia="Arial" w:cs="Arial"/>
+          <w:b w:val="0"/>
+          <w:i w:val="0"/>
+          <w:color w:val="000000"/>
+          <w:sz w:val="18"/>
+          <w:highlight w:val="lightGray"/>
+        </w:rPr>
+        <w:t>i</w:t>
+      </w:r>
+      <w:r>
+        <w:rPr>
+          <w:rFonts w:ascii="Arial" w:hAnsi="Arial" w:eastAsia="Arial" w:cs="Arial"/>
+          <w:b w:val="0"/>
+          <w:i w:val="0"/>
+          <w:color w:val="000000"/>
+          <w:sz w:val="18"/>
+          <w:highlight w:val="lightGray"/>
+        </w:rPr>
+        <w:t>n</w:t>
+      </w:r>
+      <w:r>
+        <w:rPr>
+          <w:rFonts w:ascii="Arial" w:hAnsi="Arial" w:eastAsia="Arial" w:cs="Arial"/>
+          <w:b w:val="0"/>
+          <w:i w:val="0"/>
+          <w:color w:val="000000"/>
+          <w:sz w:val="18"/>
+          <w:highlight w:val="lightGray"/>
+        </w:rPr>
+        <w:t>i</w:t>
+      </w:r>
+      <w:r>
+        <w:rPr>
+          <w:rFonts w:ascii="Arial" w:hAnsi="Arial" w:eastAsia="Arial" w:cs="Arial"/>
+          <w:b w:val="0"/>
+          <w:i w:val="0"/>
+          <w:color w:val="000000"/>
+          <w:sz w:val="18"/>
+          <w:highlight w:val="lightGray"/>
+        </w:rPr>
+        <w:t>)</w:t>
+      </w:r>
+      <w:r>
+        <w:rPr>
+          <w:rFonts w:ascii="Arial" w:hAnsi="Arial" w:eastAsia="Arial" w:cs="Arial"/>
+          <w:b w:val="0"/>
+          <w:i w:val="0"/>
+          <w:color w:val="000000"/>
+          <w:sz w:val="18"/>
+          <w:highlight w:val="lightGray"/>
+        </w:rPr>
+        <w:t>]</w:t>
+      </w:r>
+      <w:r>
+        <w:rPr>
+          <w:rFonts w:ascii="Arial" w:hAnsi="Arial" w:eastAsia="Arial" w:cs="Arial"/>
+          <w:b w:val="0"/>
+          <w:i w:val="0"/>
+          <w:color w:val="000000"/>
+          <w:sz w:val="18"/>
+          <w:highlight w:val="lightGray"/>
+        </w:rPr>
+        <w:t xml:space="preserve"> </w:t>
+      </w:r>
+      <w:r>
+        <w:rPr>
+          <w:rFonts w:ascii="Arial" w:hAnsi="Arial" w:eastAsia="Arial" w:cs="Arial"/>
+          <w:b/>
+          <w:i w:val="0"/>
+          <w:color w:val="000000"/>
+          <w:sz w:val="18"/>
+          <w:highlight w:val="lightGray"/>
+        </w:rPr>
+        <w:t>o</w:t>
+      </w:r>
+      <w:r>
+        <w:rPr>
+          <w:rFonts w:ascii="Arial" w:hAnsi="Arial" w:eastAsia="Arial" w:cs="Arial"/>
+          <w:b/>
+          <w:i w:val="0"/>
+          <w:color w:val="000000"/>
+          <w:sz w:val="18"/>
+          <w:highlight w:val="lightGray"/>
+        </w:rPr>
+        <w:t>n</w:t>
+      </w:r>
+      <w:r>
+        <w:rPr>
+          <w:rFonts w:ascii="Arial" w:hAnsi="Arial"/>
+          <w:b w:val="0"/>
+          <w:i w:val="0"/>
+          <w:color w:val="000000"/>
+          <w:sz w:val="18"/>
+          <w:highlight w:val="lightGray"/>
+        </w:rPr>
+        <w:t xml:space="preserve"> </w:t>
+      </w:r>
+      <w:r>
+        <w:rPr>
+          <w:rFonts w:ascii="Arial" w:hAnsi="Arial"/>
+          <w:b w:val="0"/>
+          <w:i w:val="0"/>
+          <w:color w:val="000000"/>
+          <w:sz w:val="18"/>
+          <w:highlight w:val="lightGray"/>
+        </w:rPr>
+        <w:t>[</w:t>
+      </w:r>
+      <w:r>
+        <w:rPr>
+          <w:rFonts w:ascii="Arial" w:hAnsi="Arial"/>
+          <w:b w:val="0"/>
+          <w:i w:val="0"/>
+          <w:sz w:val="18"/>
+          <w:highlight w:val="lightGray"/>
+        </w:rPr>
+        <w:t>12/18/2025]</w:t>
       </w:r>
     </w:p>
     <w:p>
@@ -1612,82 +6157,1597 @@
       </w:pPr>
       <w:r>
         <w:rPr>
-          <w:rFonts w:ascii="Arial" w:eastAsia="Arial" w:hAnsi="Arial" w:cs="Arial"/>
-          <w:b/>
-          <w:kern w:val="0"/>
-          <w:sz w:val="22"/>
-          <w:szCs w:val="22"/>
-          <w:highlight w:val="darkGray"/>
-          <w:lang w:val="en"/>
-          <w14:ligatures w14:val="none"/>
-        </w:rPr>
-        <w:t># Source</w:t>
-      </w:r>
-      <w:r>
-        <w:rPr>
-          <w:rFonts w:ascii="Arial" w:eastAsia="Arial" w:hAnsi="Arial" w:cs="Arial"/>
-          <w:kern w:val="0"/>
-          <w:sz w:val="22"/>
-          <w:szCs w:val="22"/>
-          <w:highlight w:val="darkGray"/>
-          <w:lang w:val="en"/>
-          <w14:ligatures w14:val="none"/>
-        </w:rPr>
-        <w:t xml:space="preserve">: </w:t>
-      </w:r>
-      <w:proofErr w:type="spellStart"/>
-      <w:r>
-        <w:rPr>
-          <w:rFonts w:ascii="Arial" w:eastAsia="Arial" w:hAnsi="Arial" w:cs="Arial"/>
-          <w:b/>
-          <w:kern w:val="0"/>
-          <w:sz w:val="22"/>
-          <w:szCs w:val="22"/>
-          <w:highlight w:val="darkGray"/>
-          <w:lang w:val="en"/>
-          <w14:ligatures w14:val="none"/>
-        </w:rPr>
-        <w:t>Chatgpt</w:t>
-      </w:r>
-      <w:proofErr w:type="spellEnd"/>
-      <w:r>
-        <w:rPr>
-          <w:rFonts w:ascii="Arial" w:eastAsia="Arial" w:hAnsi="Arial" w:cs="Arial"/>
-          <w:b/>
-          <w:kern w:val="0"/>
-          <w:sz w:val="22"/>
-          <w:szCs w:val="22"/>
-          <w:highlight w:val="darkGray"/>
-          <w:lang w:val="en"/>
-          <w14:ligatures w14:val="none"/>
-        </w:rPr>
-        <w:t xml:space="preserve"> (GPT</w:t>
-      </w:r>
-      <w:r>
-        <w:rPr>
-          <w:rFonts w:ascii="Cambria Math" w:eastAsia="Arial" w:hAnsi="Cambria Math" w:cs="Cambria Math"/>
-          <w:b/>
-          <w:kern w:val="0"/>
-          <w:sz w:val="22"/>
-          <w:szCs w:val="22"/>
-          <w:highlight w:val="darkGray"/>
-          <w:lang w:val="en"/>
-          <w14:ligatures w14:val="none"/>
+          <w:rFonts w:ascii="Arial" w:hAnsi="Arial" w:eastAsia="Arial" w:cs="Arial"/>
+          <w:b/>
+          <w:i w:val="0"/>
+          <w:color w:val="000000"/>
+          <w:sz w:val="18"/>
+          <w:highlight w:val="lightGray"/>
+        </w:rPr>
+        <w:t>#</w:t>
+      </w:r>
+      <w:r>
+        <w:rPr>
+          <w:rFonts w:ascii="Arial" w:hAnsi="Arial" w:eastAsia="Arial" w:cs="Arial"/>
+          <w:b/>
+          <w:i w:val="0"/>
+          <w:color w:val="000000"/>
+          <w:sz w:val="18"/>
+          <w:highlight w:val="lightGray"/>
+        </w:rPr>
+        <w:t xml:space="preserve"> </w:t>
+      </w:r>
+      <w:r>
+        <w:rPr>
+          <w:rFonts w:ascii="Arial" w:hAnsi="Arial" w:eastAsia="Arial" w:cs="Arial"/>
+          <w:b/>
+          <w:i w:val="0"/>
+          <w:color w:val="000000"/>
+          <w:sz w:val="18"/>
+          <w:highlight w:val="lightGray"/>
+        </w:rPr>
+        <w:t>S</w:t>
+      </w:r>
+      <w:r>
+        <w:rPr>
+          <w:rFonts w:ascii="Arial" w:hAnsi="Arial" w:eastAsia="Arial" w:cs="Arial"/>
+          <w:b/>
+          <w:i w:val="0"/>
+          <w:color w:val="000000"/>
+          <w:sz w:val="18"/>
+          <w:highlight w:val="lightGray"/>
+        </w:rPr>
+        <w:t>o</w:t>
+      </w:r>
+      <w:r>
+        <w:rPr>
+          <w:rFonts w:ascii="Arial" w:hAnsi="Arial" w:eastAsia="Arial" w:cs="Arial"/>
+          <w:b/>
+          <w:i w:val="0"/>
+          <w:color w:val="000000"/>
+          <w:sz w:val="18"/>
+          <w:highlight w:val="lightGray"/>
+        </w:rPr>
+        <w:t>u</w:t>
+      </w:r>
+      <w:r>
+        <w:rPr>
+          <w:rFonts w:ascii="Arial" w:hAnsi="Arial" w:eastAsia="Arial" w:cs="Arial"/>
+          <w:b/>
+          <w:i w:val="0"/>
+          <w:color w:val="000000"/>
+          <w:sz w:val="18"/>
+          <w:highlight w:val="lightGray"/>
+        </w:rPr>
+        <w:t>r</w:t>
+      </w:r>
+      <w:r>
+        <w:rPr>
+          <w:rFonts w:ascii="Arial" w:hAnsi="Arial" w:eastAsia="Arial" w:cs="Arial"/>
+          <w:b/>
+          <w:i w:val="0"/>
+          <w:color w:val="000000"/>
+          <w:sz w:val="18"/>
+          <w:highlight w:val="lightGray"/>
+        </w:rPr>
+        <w:t>c</w:t>
+      </w:r>
+      <w:r>
+        <w:rPr>
+          <w:rFonts w:ascii="Arial" w:hAnsi="Arial" w:eastAsia="Arial" w:cs="Arial"/>
+          <w:b/>
+          <w:i w:val="0"/>
+          <w:color w:val="000000"/>
+          <w:sz w:val="18"/>
+          <w:highlight w:val="lightGray"/>
+        </w:rPr>
+        <w:t>e</w:t>
+      </w:r>
+      <w:r>
+        <w:rPr>
+          <w:rFonts w:ascii="Arial" w:hAnsi="Arial" w:eastAsia="Arial" w:cs="Arial"/>
+          <w:b/>
+          <w:i w:val="0"/>
+          <w:color w:val="000000"/>
+          <w:sz w:val="18"/>
+          <w:highlight w:val="lightGray"/>
+        </w:rPr>
+        <w:t>:</w:t>
+      </w:r>
+      <w:r>
+        <w:rPr>
+          <w:rFonts w:ascii="Arial" w:hAnsi="Arial" w:eastAsia="Arial" w:cs="Arial"/>
+          <w:b/>
+          <w:i w:val="0"/>
+          <w:color w:val="000000"/>
+          <w:sz w:val="18"/>
+          <w:highlight w:val="lightGray"/>
+        </w:rPr>
+        <w:t xml:space="preserve"> </w:t>
+      </w:r>
+      <w:r>
+        <w:rPr>
+          <w:rFonts w:ascii="Arial" w:hAnsi="Arial" w:eastAsia="Arial" w:cs="Arial"/>
+          <w:b/>
+          <w:i w:val="0"/>
+          <w:color w:val="000000"/>
+          <w:sz w:val="18"/>
+          <w:highlight w:val="lightGray"/>
+        </w:rPr>
+        <w:t>A</w:t>
+      </w:r>
+      <w:r>
+        <w:rPr>
+          <w:rFonts w:ascii="Arial" w:hAnsi="Arial" w:eastAsia="Arial" w:cs="Arial"/>
+          <w:b/>
+          <w:i w:val="0"/>
+          <w:color w:val="000000"/>
+          <w:sz w:val="18"/>
+          <w:highlight w:val="lightGray"/>
+        </w:rPr>
+        <w:t>I</w:t>
+      </w:r>
+      <w:r>
+        <w:rPr>
+          <w:rFonts w:ascii="Arial" w:hAnsi="Arial" w:eastAsia="Arial" w:cs="Arial"/>
+          <w:b/>
+          <w:i w:val="0"/>
+          <w:color w:val="000000"/>
+          <w:sz w:val="18"/>
+          <w:highlight w:val="lightGray"/>
+        </w:rPr>
+        <w:t xml:space="preserve"> </w:t>
+      </w:r>
+      <w:r>
+        <w:rPr>
+          <w:rFonts w:ascii="Arial" w:hAnsi="Arial" w:eastAsia="Arial" w:cs="Arial"/>
+          <w:b/>
+          <w:i w:val="0"/>
+          <w:color w:val="000000"/>
+          <w:sz w:val="18"/>
+          <w:highlight w:val="lightGray"/>
+        </w:rPr>
+        <w:t>S</w:t>
+      </w:r>
+      <w:r>
+        <w:rPr>
+          <w:rFonts w:ascii="Arial" w:hAnsi="Arial" w:eastAsia="Arial" w:cs="Arial"/>
+          <w:b/>
+          <w:i w:val="0"/>
+          <w:color w:val="000000"/>
+          <w:sz w:val="18"/>
+          <w:highlight w:val="lightGray"/>
+        </w:rPr>
+        <w:t>o</w:t>
+      </w:r>
+      <w:r>
+        <w:rPr>
+          <w:rFonts w:ascii="Arial" w:hAnsi="Arial" w:eastAsia="Arial" w:cs="Arial"/>
+          <w:b/>
+          <w:i w:val="0"/>
+          <w:color w:val="000000"/>
+          <w:sz w:val="18"/>
+          <w:highlight w:val="lightGray"/>
+        </w:rPr>
+        <w:t>u</w:t>
+      </w:r>
+      <w:r>
+        <w:rPr>
+          <w:rFonts w:ascii="Arial" w:hAnsi="Arial" w:eastAsia="Arial" w:cs="Arial"/>
+          <w:b/>
+          <w:i w:val="0"/>
+          <w:color w:val="000000"/>
+          <w:sz w:val="18"/>
+          <w:highlight w:val="lightGray"/>
+        </w:rPr>
+        <w:t>r</w:t>
+      </w:r>
+      <w:r>
+        <w:rPr>
+          <w:rFonts w:ascii="Arial" w:hAnsi="Arial" w:eastAsia="Arial" w:cs="Arial"/>
+          <w:b/>
+          <w:i w:val="0"/>
+          <w:color w:val="000000"/>
+          <w:sz w:val="18"/>
+          <w:highlight w:val="lightGray"/>
+        </w:rPr>
+        <w:t>c</w:t>
+      </w:r>
+      <w:r>
+        <w:rPr>
+          <w:rFonts w:ascii="Arial" w:hAnsi="Arial" w:eastAsia="Arial" w:cs="Arial"/>
+          <w:b/>
+          <w:i w:val="0"/>
+          <w:color w:val="000000"/>
+          <w:sz w:val="18"/>
+          <w:highlight w:val="lightGray"/>
+        </w:rPr>
+        <w:t>e</w:t>
+      </w:r>
+      <w:r>
+        <w:rPr>
+          <w:rFonts w:ascii="Arial" w:hAnsi="Arial" w:eastAsia="Arial" w:cs="Arial"/>
+          <w:b/>
+          <w:i w:val="0"/>
+          <w:color w:val="000000"/>
+          <w:sz w:val="18"/>
+          <w:highlight w:val="lightGray"/>
+        </w:rPr>
+        <w:t>:</w:t>
+      </w:r>
+      <w:r>
+        <w:rPr>
+          <w:rFonts w:ascii="Arial" w:hAnsi="Arial" w:eastAsia="Arial" w:cs="Arial"/>
+          <w:b/>
+          <w:i w:val="0"/>
+          <w:color w:val="000000"/>
+          <w:sz w:val="18"/>
+          <w:highlight w:val="lightGray"/>
+        </w:rPr>
+        <w:t xml:space="preserve"> </w:t>
+      </w:r>
+      <w:r>
+        <w:rPr>
+          <w:rFonts w:ascii="Arial" w:hAnsi="Arial" w:eastAsia="Arial" w:cs="Arial"/>
+          <w:b/>
+          <w:i w:val="0"/>
+          <w:color w:val="000000"/>
+          <w:sz w:val="18"/>
+          <w:highlight w:val="lightGray"/>
+        </w:rPr>
+        <w:t>P</w:t>
+      </w:r>
+      <w:r>
+        <w:rPr>
+          <w:rFonts w:ascii="Arial" w:hAnsi="Arial" w:eastAsia="Arial" w:cs="Arial"/>
+          <w:b/>
+          <w:i w:val="0"/>
+          <w:color w:val="000000"/>
+          <w:sz w:val="18"/>
+          <w:highlight w:val="lightGray"/>
+        </w:rPr>
+        <w:t>r</w:t>
+      </w:r>
+      <w:r>
+        <w:rPr>
+          <w:rFonts w:ascii="Arial" w:hAnsi="Arial" w:eastAsia="Arial" w:cs="Arial"/>
+          <w:b/>
+          <w:i w:val="0"/>
+          <w:color w:val="000000"/>
+          <w:sz w:val="18"/>
+          <w:highlight w:val="lightGray"/>
+        </w:rPr>
+        <w:t>o</w:t>
+      </w:r>
+      <w:r>
+        <w:rPr>
+          <w:rFonts w:ascii="Arial" w:hAnsi="Arial" w:eastAsia="Arial" w:cs="Arial"/>
+          <w:b/>
+          <w:i w:val="0"/>
+          <w:color w:val="000000"/>
+          <w:sz w:val="18"/>
+          <w:highlight w:val="lightGray"/>
+        </w:rPr>
+        <w:t>v</w:t>
+      </w:r>
+      <w:r>
+        <w:rPr>
+          <w:rFonts w:ascii="Arial" w:hAnsi="Arial" w:eastAsia="Arial" w:cs="Arial"/>
+          <w:b/>
+          <w:i w:val="0"/>
+          <w:color w:val="000000"/>
+          <w:sz w:val="18"/>
+          <w:highlight w:val="lightGray"/>
+        </w:rPr>
+        <w:t>i</w:t>
+      </w:r>
+      <w:r>
+        <w:rPr>
+          <w:rFonts w:ascii="Arial" w:hAnsi="Arial" w:eastAsia="Arial" w:cs="Arial"/>
+          <w:b/>
+          <w:i w:val="0"/>
+          <w:color w:val="000000"/>
+          <w:sz w:val="18"/>
+          <w:highlight w:val="lightGray"/>
+        </w:rPr>
+        <w:t>d</w:t>
+      </w:r>
+      <w:r>
+        <w:rPr>
+          <w:rFonts w:ascii="Arial" w:hAnsi="Arial" w:eastAsia="Arial" w:cs="Arial"/>
+          <w:b/>
+          <w:i w:val="0"/>
+          <w:color w:val="000000"/>
+          <w:sz w:val="18"/>
+          <w:highlight w:val="lightGray"/>
+        </w:rPr>
+        <w:t>e</w:t>
+      </w:r>
+      <w:r>
+        <w:rPr>
+          <w:rFonts w:ascii="Arial" w:hAnsi="Arial" w:eastAsia="Arial" w:cs="Arial"/>
+          <w:b/>
+          <w:i w:val="0"/>
+          <w:color w:val="000000"/>
+          <w:sz w:val="18"/>
+          <w:highlight w:val="lightGray"/>
+        </w:rPr>
+        <w:t>d</w:t>
+      </w:r>
+      <w:r>
+        <w:rPr>
+          <w:rFonts w:ascii="Arial" w:hAnsi="Arial" w:eastAsia="Arial" w:cs="Arial"/>
+          <w:b/>
+          <w:i w:val="0"/>
+          <w:color w:val="000000"/>
+          <w:sz w:val="18"/>
+          <w:highlight w:val="lightGray"/>
+        </w:rPr>
+        <w:t xml:space="preserve"> </w:t>
+      </w:r>
+      <w:r>
+        <w:rPr>
+          <w:rFonts w:ascii="Arial" w:hAnsi="Arial" w:eastAsia="Arial" w:cs="Arial"/>
+          <w:b/>
+          <w:i w:val="0"/>
+          <w:color w:val="000000"/>
+          <w:sz w:val="18"/>
+          <w:highlight w:val="lightGray"/>
+        </w:rPr>
+        <w:t>b</w:t>
+      </w:r>
+      <w:r>
+        <w:rPr>
+          <w:rFonts w:ascii="Arial" w:hAnsi="Arial" w:eastAsia="Arial" w:cs="Arial"/>
+          <w:b/>
+          <w:i w:val="0"/>
+          <w:color w:val="000000"/>
+          <w:sz w:val="18"/>
+          <w:highlight w:val="lightGray"/>
+        </w:rPr>
+        <w:t>y</w:t>
+      </w:r>
+      <w:r>
+        <w:rPr>
+          <w:rFonts w:ascii="Arial" w:hAnsi="Arial" w:eastAsia="Arial" w:cs="Arial"/>
+          <w:b/>
+          <w:i w:val="0"/>
+          <w:color w:val="000000"/>
+          <w:sz w:val="18"/>
+          <w:highlight w:val="lightGray"/>
+        </w:rPr>
+        <w:t>:</w:t>
+      </w:r>
+      <w:r>
+        <w:rPr>
+          <w:rFonts w:ascii="Arial" w:hAnsi="Arial" w:eastAsia="Arial" w:cs="Arial"/>
+          <w:b/>
+          <w:i w:val="0"/>
+          <w:color w:val="000000"/>
+          <w:sz w:val="18"/>
+          <w:highlight w:val="lightGray"/>
+        </w:rPr>
+        <w:t xml:space="preserve"> </w:t>
+      </w:r>
+      <w:r>
+        <w:rPr>
+          <w:rFonts w:ascii="Arial" w:hAnsi="Arial" w:eastAsia="Arial" w:cs="Arial"/>
+          <w:b/>
+          <w:i w:val="0"/>
+          <w:color w:val="000000"/>
+          <w:sz w:val="18"/>
+          <w:highlight w:val="lightGray"/>
+        </w:rPr>
+        <w:t>[</w:t>
+      </w:r>
+      <w:r>
+        <w:rPr>
+          <w:rFonts w:ascii="Arial" w:hAnsi="Arial" w:eastAsia="Arial" w:cs="Arial"/>
+          <w:b/>
+          <w:i w:val="0"/>
+          <w:color w:val="000000"/>
+          <w:sz w:val="18"/>
+          <w:highlight w:val="lightGray"/>
+        </w:rPr>
+        <w:t>D</w:t>
+      </w:r>
+      <w:r>
+        <w:rPr>
+          <w:rFonts w:ascii="Arial" w:hAnsi="Arial" w:eastAsia="Arial" w:cs="Arial"/>
+          <w:b/>
+          <w:i w:val="0"/>
+          <w:color w:val="000000"/>
+          <w:sz w:val="18"/>
+          <w:highlight w:val="lightGray"/>
+        </w:rPr>
+        <w:t>a</w:t>
+      </w:r>
+      <w:r>
+        <w:rPr>
+          <w:rFonts w:ascii="Arial" w:hAnsi="Arial" w:eastAsia="Arial" w:cs="Arial"/>
+          <w:b/>
+          <w:i w:val="0"/>
+          <w:color w:val="000000"/>
+          <w:sz w:val="18"/>
+          <w:highlight w:val="lightGray"/>
+        </w:rPr>
+        <w:t>t</w:t>
+      </w:r>
+      <w:r>
+        <w:rPr>
+          <w:rFonts w:ascii="Arial" w:hAnsi="Arial" w:eastAsia="Arial" w:cs="Arial"/>
+          <w:b/>
+          <w:i w:val="0"/>
+          <w:color w:val="000000"/>
+          <w:sz w:val="18"/>
+          <w:highlight w:val="lightGray"/>
+        </w:rPr>
+        <w:t>a</w:t>
+      </w:r>
+      <w:r>
+        <w:rPr>
+          <w:rFonts w:ascii="Arial" w:hAnsi="Arial" w:eastAsia="Arial" w:cs="Arial"/>
+          <w:b/>
+          <w:i w:val="0"/>
+          <w:color w:val="000000"/>
+          <w:sz w:val="18"/>
+          <w:highlight w:val="lightGray"/>
+        </w:rPr>
+        <w:t xml:space="preserve"> </w:t>
+      </w:r>
+      <w:r>
+        <w:rPr>
+          <w:rFonts w:ascii="Arial" w:hAnsi="Arial" w:eastAsia="Arial" w:cs="Arial"/>
+          <w:b/>
+          <w:i w:val="0"/>
+          <w:color w:val="000000"/>
+          <w:sz w:val="18"/>
+          <w:highlight w:val="lightGray"/>
+        </w:rPr>
+        <w:t>P</w:t>
+      </w:r>
+      <w:r>
+        <w:rPr>
+          <w:rFonts w:ascii="Arial" w:hAnsi="Arial" w:eastAsia="Arial" w:cs="Arial"/>
+          <w:b/>
+          <w:i w:val="0"/>
+          <w:color w:val="000000"/>
+          <w:sz w:val="18"/>
+          <w:highlight w:val="lightGray"/>
+        </w:rPr>
+        <w:t>a</w:t>
+      </w:r>
+      <w:r>
+        <w:rPr>
+          <w:rFonts w:ascii="Arial" w:hAnsi="Arial" w:eastAsia="Arial" w:cs="Arial"/>
+          <w:b/>
+          <w:i w:val="0"/>
+          <w:color w:val="000000"/>
+          <w:sz w:val="18"/>
+          <w:highlight w:val="lightGray"/>
+        </w:rPr>
+        <w:t>t</w:t>
+      </w:r>
+      <w:r>
+        <w:rPr>
+          <w:rFonts w:ascii="Arial" w:hAnsi="Arial" w:eastAsia="Arial" w:cs="Arial"/>
+          <w:b/>
+          <w:i w:val="0"/>
+          <w:color w:val="000000"/>
+          <w:sz w:val="18"/>
+          <w:highlight w:val="lightGray"/>
+        </w:rPr>
+        <w:t>h</w:t>
+      </w:r>
+      <w:r>
+        <w:rPr>
+          <w:rFonts w:ascii="Arial" w:hAnsi="Arial" w:eastAsia="Arial" w:cs="Arial"/>
+          <w:b w:val="0"/>
+          <w:i w:val="0"/>
+          <w:color w:val="000000"/>
+          <w:sz w:val="18"/>
+          <w:highlight w:val="lightGray"/>
+        </w:rPr>
+        <w:t>:</w:t>
+      </w:r>
+      <w:r>
+        <w:rPr>
+          <w:rFonts w:ascii="Arial" w:hAnsi="Arial" w:eastAsia="Arial" w:cs="Arial"/>
+          <w:b w:val="0"/>
+          <w:i w:val="0"/>
+          <w:color w:val="000000"/>
+          <w:sz w:val="18"/>
+          <w:highlight w:val="lightGray"/>
+        </w:rPr>
+        <w:t xml:space="preserve"> </w:t>
+      </w:r>
+      <w:r>
+        <w:rPr>
+          <w:rFonts w:ascii="Arial" w:hAnsi="Arial" w:eastAsia="Arial" w:cs="Arial"/>
+          <w:b w:val="0"/>
+          <w:i w:val="0"/>
+          <w:color w:val="000000"/>
+          <w:sz w:val="18"/>
+          <w:highlight w:val="lightGray"/>
+        </w:rPr>
+        <w:t>P</w:t>
+      </w:r>
+      <w:r>
+        <w:rPr>
+          <w:rFonts w:ascii="Arial" w:hAnsi="Arial" w:eastAsia="Arial" w:cs="Arial"/>
+          <w:b w:val="0"/>
+          <w:i w:val="0"/>
+          <w:color w:val="000000"/>
+          <w:sz w:val="18"/>
+          <w:highlight w:val="lightGray"/>
+        </w:rPr>
+        <w:t>e</w:t>
+      </w:r>
+      <w:r>
+        <w:rPr>
+          <w:rFonts w:ascii="Arial" w:hAnsi="Arial" w:eastAsia="Arial" w:cs="Arial"/>
+          <w:b w:val="0"/>
+          <w:i w:val="0"/>
+          <w:color w:val="000000"/>
+          <w:sz w:val="18"/>
+          <w:highlight w:val="lightGray"/>
+        </w:rPr>
+        <w:t>r</w:t>
+      </w:r>
+      <w:r>
+        <w:rPr>
+          <w:rFonts w:ascii="Arial" w:hAnsi="Arial" w:eastAsia="Arial" w:cs="Arial"/>
+          <w:b w:val="0"/>
+          <w:i w:val="0"/>
+          <w:color w:val="000000"/>
+          <w:sz w:val="18"/>
+          <w:highlight w:val="lightGray"/>
+        </w:rPr>
+        <w:t>s</w:t>
+      </w:r>
+      <w:r>
+        <w:rPr>
+          <w:rFonts w:ascii="Arial" w:hAnsi="Arial" w:eastAsia="Arial" w:cs="Arial"/>
+          <w:b w:val="0"/>
+          <w:i w:val="0"/>
+          <w:color w:val="000000"/>
+          <w:sz w:val="18"/>
+          <w:highlight w:val="lightGray"/>
+        </w:rPr>
+        <w:t>o</w:t>
+      </w:r>
+      <w:r>
+        <w:rPr>
+          <w:rFonts w:ascii="Arial" w:hAnsi="Arial" w:eastAsia="Arial" w:cs="Arial"/>
+          <w:b w:val="0"/>
+          <w:i w:val="0"/>
+          <w:color w:val="000000"/>
+          <w:sz w:val="18"/>
+          <w:highlight w:val="lightGray"/>
+        </w:rPr>
+        <w:t>n</w:t>
+      </w:r>
+      <w:r>
+        <w:rPr>
+          <w:rFonts w:ascii="Arial" w:hAnsi="Arial" w:eastAsia="Arial" w:cs="Arial"/>
+          <w:b w:val="0"/>
+          <w:i w:val="0"/>
+          <w:color w:val="000000"/>
+          <w:sz w:val="18"/>
+          <w:highlight w:val="lightGray"/>
+        </w:rPr>
+        <w:t>s</w:t>
+      </w:r>
+      <w:r>
+        <w:rPr>
+          <w:rFonts w:ascii="Arial" w:hAnsi="Arial" w:eastAsia="Arial" w:cs="Arial"/>
+          <w:b w:val="0"/>
+          <w:i w:val="0"/>
+          <w:color w:val="000000"/>
+          <w:sz w:val="18"/>
+          <w:highlight w:val="lightGray"/>
+        </w:rPr>
+        <w:t xml:space="preserve"> </w:t>
+      </w:r>
+      <w:r>
+        <w:rPr>
+          <w:rFonts w:ascii="Arial" w:hAnsi="Arial" w:eastAsia="Arial" w:cs="Arial"/>
+          <w:b w:val="0"/>
+          <w:i w:val="0"/>
+          <w:color w:val="000000"/>
+          <w:sz w:val="18"/>
+          <w:highlight w:val="lightGray"/>
+        </w:rPr>
+        <w:t>T</w:t>
+      </w:r>
+      <w:r>
+        <w:rPr>
+          <w:rFonts w:ascii="Arial" w:hAnsi="Arial" w:eastAsia="Arial" w:cs="Arial"/>
+          <w:b w:val="0"/>
+          <w:i w:val="0"/>
+          <w:color w:val="000000"/>
+          <w:sz w:val="18"/>
+          <w:highlight w:val="lightGray"/>
+        </w:rPr>
+        <w:t>a</w:t>
+      </w:r>
+      <w:r>
+        <w:rPr>
+          <w:rFonts w:ascii="Arial" w:hAnsi="Arial" w:eastAsia="Arial" w:cs="Arial"/>
+          <w:b w:val="0"/>
+          <w:i w:val="0"/>
+          <w:color w:val="000000"/>
+          <w:sz w:val="18"/>
+          <w:highlight w:val="lightGray"/>
+        </w:rPr>
+        <w:t>b</w:t>
+      </w:r>
+      <w:r>
+        <w:rPr>
+          <w:rFonts w:ascii="Arial" w:hAnsi="Arial" w:eastAsia="Arial" w:cs="Arial"/>
+          <w:b w:val="0"/>
+          <w:i w:val="0"/>
+          <w:color w:val="000000"/>
+          <w:sz w:val="18"/>
+          <w:highlight w:val="lightGray"/>
+        </w:rPr>
+        <w:t>l</w:t>
+      </w:r>
+      <w:r>
+        <w:rPr>
+          <w:rFonts w:ascii="Arial" w:hAnsi="Arial" w:eastAsia="Arial" w:cs="Arial"/>
+          <w:b w:val="0"/>
+          <w:i w:val="0"/>
+          <w:color w:val="000000"/>
+          <w:sz w:val="18"/>
+          <w:highlight w:val="lightGray"/>
+        </w:rPr>
+        <w:t>e</w:t>
+      </w:r>
+      <w:r>
+        <w:rPr>
+          <w:rFonts w:ascii="Arial" w:hAnsi="Arial" w:eastAsia="Arial" w:cs="Arial"/>
+          <w:b w:val="0"/>
+          <w:i w:val="0"/>
+          <w:color w:val="000000"/>
+          <w:sz w:val="18"/>
+          <w:highlight w:val="lightGray"/>
+        </w:rPr>
+        <w:t xml:space="preserve"> </w:t>
+      </w:r>
+      <w:r>
+        <w:rPr>
+          <w:rFonts w:ascii="Arial" w:hAnsi="Arial" w:eastAsia="Arial" w:cs="Arial"/>
+          <w:b w:val="0"/>
+          <w:i w:val="0"/>
+          <w:color w:val="000000"/>
+          <w:sz w:val="18"/>
+          <w:highlight w:val="lightGray"/>
+        </w:rPr>
+        <w:t>-</w:t>
+      </w:r>
+      <w:r>
+        <w:rPr>
+          <w:rFonts w:ascii="Arial" w:hAnsi="Arial" w:eastAsia="Arial" w:cs="Arial"/>
+          <w:b w:val="0"/>
+          <w:i w:val="0"/>
+          <w:color w:val="000000"/>
+          <w:sz w:val="18"/>
+          <w:highlight w:val="lightGray"/>
+        </w:rPr>
+        <w:t>&gt;</w:t>
+      </w:r>
+      <w:r>
+        <w:rPr>
+          <w:rFonts w:ascii="Arial" w:hAnsi="Arial" w:eastAsia="Arial" w:cs="Arial"/>
+          <w:b w:val="0"/>
+          <w:i w:val="0"/>
+          <w:color w:val="000000"/>
+          <w:sz w:val="18"/>
+          <w:highlight w:val="lightGray"/>
+        </w:rPr>
+        <w:t xml:space="preserve"> </w:t>
+      </w:r>
+      <w:r>
+        <w:rPr>
+          <w:rFonts w:ascii="Arial" w:hAnsi="Arial" w:eastAsia="Arial" w:cs="Arial"/>
+          <w:b w:val="0"/>
+          <w:i w:val="0"/>
+          <w:color w:val="000000"/>
+          <w:sz w:val="18"/>
+          <w:highlight w:val="lightGray"/>
+        </w:rPr>
+        <w:t>I</w:t>
+      </w:r>
+      <w:r>
+        <w:rPr>
+          <w:rFonts w:ascii="Arial" w:hAnsi="Arial" w:eastAsia="Arial" w:cs="Arial"/>
+          <w:b w:val="0"/>
+          <w:i w:val="0"/>
+          <w:color w:val="000000"/>
+          <w:sz w:val="18"/>
+          <w:highlight w:val="lightGray"/>
+        </w:rPr>
+        <w:t>D</w:t>
+      </w:r>
+      <w:r>
+        <w:rPr>
+          <w:rFonts w:ascii="Arial" w:hAnsi="Arial" w:eastAsia="Arial" w:cs="Arial"/>
+          <w:b w:val="0"/>
+          <w:i w:val="0"/>
+          <w:color w:val="000000"/>
+          <w:sz w:val="18"/>
+          <w:highlight w:val="lightGray"/>
+        </w:rPr>
+        <w:t xml:space="preserve"> </w:t>
+      </w:r>
+      <w:r>
+        <w:rPr>
+          <w:rFonts w:ascii="Arial" w:hAnsi="Arial" w:eastAsia="Arial" w:cs="Arial"/>
+          <w:b w:val="0"/>
+          <w:i w:val="0"/>
+          <w:color w:val="000000"/>
+          <w:sz w:val="18"/>
+          <w:highlight w:val="lightGray"/>
+        </w:rPr>
+        <w:t>C</w:t>
+      </w:r>
+      <w:r>
+        <w:rPr>
+          <w:rFonts w:ascii="Arial" w:hAnsi="Arial" w:eastAsia="Arial" w:cs="Arial"/>
+          <w:b w:val="0"/>
+          <w:i w:val="0"/>
+          <w:color w:val="000000"/>
+          <w:sz w:val="18"/>
+          <w:highlight w:val="lightGray"/>
+        </w:rPr>
+        <w:t>o</w:t>
+      </w:r>
+      <w:r>
+        <w:rPr>
+          <w:rFonts w:ascii="Arial" w:hAnsi="Arial" w:eastAsia="Arial" w:cs="Arial"/>
+          <w:b w:val="0"/>
+          <w:i w:val="0"/>
+          <w:color w:val="000000"/>
+          <w:sz w:val="18"/>
+          <w:highlight w:val="lightGray"/>
+        </w:rPr>
+        <w:t>l</w:t>
+      </w:r>
+      <w:r>
+        <w:rPr>
+          <w:rFonts w:ascii="Arial" w:hAnsi="Arial" w:eastAsia="Arial" w:cs="Arial"/>
+          <w:b w:val="0"/>
+          <w:i w:val="0"/>
+          <w:color w:val="000000"/>
+          <w:sz w:val="18"/>
+          <w:highlight w:val="lightGray"/>
+        </w:rPr>
+        <w:t>u</w:t>
+      </w:r>
+      <w:r>
+        <w:rPr>
+          <w:rFonts w:ascii="Arial" w:hAnsi="Arial" w:eastAsia="Arial" w:cs="Arial"/>
+          <w:b w:val="0"/>
+          <w:i w:val="0"/>
+          <w:color w:val="000000"/>
+          <w:sz w:val="18"/>
+          <w:highlight w:val="lightGray"/>
+        </w:rPr>
+        <w:t>m</w:t>
+      </w:r>
+      <w:r>
+        <w:rPr>
+          <w:rFonts w:ascii="Arial" w:hAnsi="Arial" w:eastAsia="Arial" w:cs="Arial"/>
+          <w:b w:val="0"/>
+          <w:i w:val="0"/>
+          <w:color w:val="000000"/>
+          <w:sz w:val="18"/>
+          <w:highlight w:val="lightGray"/>
+        </w:rPr>
+        <w:t>n</w:t>
+      </w:r>
+      <w:r>
+        <w:rPr>
+          <w:rFonts w:ascii="Arial" w:hAnsi="Arial" w:eastAsia="Arial" w:cs="Arial"/>
+          <w:b w:val="0"/>
+          <w:i w:val="0"/>
+          <w:color w:val="000000"/>
+          <w:sz w:val="18"/>
+          <w:highlight w:val="lightGray"/>
+        </w:rPr>
+        <w:t>:</w:t>
+      </w:r>
+      <w:r>
+        <w:rPr>
+          <w:rFonts w:ascii="Arial" w:hAnsi="Arial" w:eastAsia="Arial" w:cs="Arial"/>
+          <w:b w:val="0"/>
+          <w:i w:val="0"/>
+          <w:color w:val="000000"/>
+          <w:sz w:val="18"/>
+          <w:highlight w:val="lightGray"/>
+        </w:rPr>
+        <w:t xml:space="preserve"> </w:t>
+      </w:r>
+      <w:r>
+        <w:rPr>
+          <w:rFonts w:ascii="Arial" w:hAnsi="Arial" w:eastAsia="Arial" w:cs="Arial"/>
+          <w:b w:val="0"/>
+          <w:i w:val="0"/>
+          <w:color w:val="000000"/>
+          <w:sz w:val="18"/>
+          <w:highlight w:val="lightGray"/>
+        </w:rPr>
+        <w:t>1</w:t>
+      </w:r>
+      <w:r>
+        <w:rPr>
+          <w:rFonts w:ascii="Arial" w:hAnsi="Arial" w:eastAsia="Arial" w:cs="Arial"/>
+          <w:b w:val="0"/>
+          <w:i w:val="0"/>
+          <w:color w:val="000000"/>
+          <w:sz w:val="18"/>
+          <w:highlight w:val="lightGray"/>
+        </w:rPr>
+        <w:t>,</w:t>
+      </w:r>
+      <w:r>
+        <w:rPr>
+          <w:rFonts w:ascii="Arial" w:hAnsi="Arial" w:eastAsia="Arial" w:cs="Arial"/>
+          <w:b w:val="0"/>
+          <w:i w:val="0"/>
+          <w:color w:val="000000"/>
+          <w:sz w:val="18"/>
+          <w:highlight w:val="lightGray"/>
+        </w:rPr>
+        <w:t xml:space="preserve"> </w:t>
+      </w:r>
+      <w:r>
+        <w:rPr>
+          <w:rFonts w:ascii="Arial" w:hAnsi="Arial" w:eastAsia="Arial" w:cs="Arial"/>
+          <w:b w:val="0"/>
+          <w:i w:val="0"/>
+          <w:color w:val="000000"/>
+          <w:sz w:val="18"/>
+          <w:highlight w:val="lightGray"/>
+        </w:rPr>
+        <w:t>N</w:t>
+      </w:r>
+      <w:r>
+        <w:rPr>
+          <w:rFonts w:ascii="Arial" w:hAnsi="Arial" w:eastAsia="Arial" w:cs="Arial"/>
+          <w:b w:val="0"/>
+          <w:i w:val="0"/>
+          <w:color w:val="000000"/>
+          <w:sz w:val="18"/>
+          <w:highlight w:val="lightGray"/>
+        </w:rPr>
+        <w:t>a</w:t>
+      </w:r>
+      <w:r>
+        <w:rPr>
+          <w:rFonts w:ascii="Arial" w:hAnsi="Arial" w:eastAsia="Arial" w:cs="Arial"/>
+          <w:b w:val="0"/>
+          <w:i w:val="0"/>
+          <w:color w:val="000000"/>
+          <w:sz w:val="18"/>
+          <w:highlight w:val="lightGray"/>
+        </w:rPr>
+        <w:t>m</w:t>
+      </w:r>
+      <w:r>
+        <w:rPr>
+          <w:rFonts w:ascii="Arial" w:hAnsi="Arial" w:eastAsia="Arial" w:cs="Arial"/>
+          <w:b w:val="0"/>
+          <w:i w:val="0"/>
+          <w:color w:val="000000"/>
+          <w:sz w:val="18"/>
+          <w:highlight w:val="lightGray"/>
+        </w:rPr>
+        <w:t>e</w:t>
+      </w:r>
+      <w:r>
+        <w:rPr>
+          <w:rFonts w:ascii="Arial" w:hAnsi="Arial" w:eastAsia="Arial" w:cs="Arial"/>
+          <w:b w:val="0"/>
+          <w:i w:val="0"/>
+          <w:color w:val="000000"/>
+          <w:sz w:val="18"/>
+          <w:highlight w:val="lightGray"/>
+        </w:rPr>
+        <w:t>_</w:t>
+      </w:r>
+      <w:r>
+        <w:rPr>
+          <w:rFonts w:ascii="Arial" w:hAnsi="Arial" w:eastAsia="Arial" w:cs="Arial"/>
+          <w:b w:val="0"/>
+          <w:i w:val="0"/>
+          <w:color w:val="000000"/>
+          <w:sz w:val="18"/>
+          <w:highlight w:val="lightGray"/>
+        </w:rPr>
+        <w:t>E</w:t>
+      </w:r>
+      <w:r>
+        <w:rPr>
+          <w:rFonts w:ascii="Arial" w:hAnsi="Arial" w:eastAsia="Arial" w:cs="Arial"/>
+          <w:b w:val="0"/>
+          <w:i w:val="0"/>
+          <w:color w:val="000000"/>
+          <w:sz w:val="18"/>
+          <w:highlight w:val="lightGray"/>
+        </w:rPr>
+        <w:t>n</w:t>
+      </w:r>
+      <w:r>
+        <w:rPr>
+          <w:rFonts w:ascii="Arial" w:hAnsi="Arial" w:eastAsia="Arial" w:cs="Arial"/>
+          <w:b w:val="0"/>
+          <w:i w:val="0"/>
+          <w:color w:val="000000"/>
+          <w:sz w:val="18"/>
+          <w:highlight w:val="lightGray"/>
+        </w:rPr>
+        <w:t xml:space="preserve"> </w:t>
+      </w:r>
+      <w:r>
+        <w:rPr>
+          <w:rFonts w:ascii="Arial" w:hAnsi="Arial" w:eastAsia="Arial" w:cs="Arial"/>
+          <w:b w:val="0"/>
+          <w:i w:val="0"/>
+          <w:color w:val="000000"/>
+          <w:sz w:val="18"/>
+          <w:highlight w:val="lightGray"/>
+        </w:rPr>
+        <w:t>C</w:t>
+      </w:r>
+      <w:r>
+        <w:rPr>
+          <w:rFonts w:ascii="Arial" w:hAnsi="Arial" w:eastAsia="Arial" w:cs="Arial"/>
+          <w:b w:val="0"/>
+          <w:i w:val="0"/>
+          <w:color w:val="000000"/>
+          <w:sz w:val="18"/>
+          <w:highlight w:val="lightGray"/>
+        </w:rPr>
+        <w:t>o</w:t>
+      </w:r>
+      <w:r>
+        <w:rPr>
+          <w:rFonts w:ascii="Arial" w:hAnsi="Arial" w:eastAsia="Arial" w:cs="Arial"/>
+          <w:b w:val="0"/>
+          <w:i w:val="0"/>
+          <w:color w:val="000000"/>
+          <w:sz w:val="18"/>
+          <w:highlight w:val="lightGray"/>
+        </w:rPr>
+        <w:t>l</w:t>
+      </w:r>
+      <w:r>
+        <w:rPr>
+          <w:rFonts w:ascii="Arial" w:hAnsi="Arial" w:eastAsia="Arial" w:cs="Arial"/>
+          <w:b w:val="0"/>
+          <w:i w:val="0"/>
+          <w:color w:val="000000"/>
+          <w:sz w:val="18"/>
+          <w:highlight w:val="lightGray"/>
+        </w:rPr>
+        <w:t>u</w:t>
+      </w:r>
+      <w:r>
+        <w:rPr>
+          <w:rFonts w:ascii="Arial" w:hAnsi="Arial" w:eastAsia="Arial" w:cs="Arial"/>
+          <w:b w:val="0"/>
+          <w:i w:val="0"/>
+          <w:color w:val="000000"/>
+          <w:sz w:val="18"/>
+          <w:highlight w:val="lightGray"/>
+        </w:rPr>
+        <w:t>m</w:t>
+      </w:r>
+      <w:r>
+        <w:rPr>
+          <w:rFonts w:ascii="Arial" w:hAnsi="Arial" w:eastAsia="Arial" w:cs="Arial"/>
+          <w:b w:val="0"/>
+          <w:i w:val="0"/>
+          <w:color w:val="000000"/>
+          <w:sz w:val="18"/>
+          <w:highlight w:val="lightGray"/>
+        </w:rPr>
+        <w:t>n</w:t>
+      </w:r>
+      <w:r>
+        <w:rPr>
+          <w:rFonts w:ascii="Arial" w:hAnsi="Arial" w:eastAsia="Arial" w:cs="Arial"/>
+          <w:b w:val="0"/>
+          <w:i w:val="0"/>
+          <w:color w:val="000000"/>
+          <w:sz w:val="18"/>
+          <w:highlight w:val="lightGray"/>
+        </w:rPr>
+        <w:t>:</w:t>
+      </w:r>
+      <w:r>
+        <w:rPr>
+          <w:rFonts w:ascii="Arial" w:hAnsi="Arial" w:eastAsia="Arial" w:cs="Arial"/>
+          <w:b w:val="0"/>
+          <w:i w:val="0"/>
+          <w:color w:val="000000"/>
+          <w:sz w:val="18"/>
+          <w:highlight w:val="lightGray"/>
+        </w:rPr>
+        <w:t xml:space="preserve"> </w:t>
+      </w:r>
+      <w:r>
+        <w:rPr>
+          <w:rFonts w:ascii="Arial" w:hAnsi="Arial" w:eastAsia="Arial" w:cs="Arial"/>
+          <w:b w:val="0"/>
+          <w:i w:val="0"/>
+          <w:color w:val="000000"/>
+          <w:sz w:val="18"/>
+          <w:highlight w:val="lightGray"/>
+        </w:rPr>
+        <w:t>M</w:t>
+      </w:r>
+      <w:r>
+        <w:rPr>
+          <w:rFonts w:ascii="Arial" w:hAnsi="Arial" w:eastAsia="Arial" w:cs="Arial"/>
+          <w:b w:val="0"/>
+          <w:i w:val="0"/>
+          <w:color w:val="000000"/>
+          <w:sz w:val="18"/>
+          <w:highlight w:val="lightGray"/>
+        </w:rPr>
+        <w:t>o</w:t>
+      </w:r>
+      <w:r>
+        <w:rPr>
+          <w:rFonts w:ascii="Arial" w:hAnsi="Arial" w:eastAsia="Arial" w:cs="Arial"/>
+          <w:b w:val="0"/>
+          <w:i w:val="0"/>
+          <w:color w:val="000000"/>
+          <w:sz w:val="18"/>
+          <w:highlight w:val="lightGray"/>
+        </w:rPr>
+        <w:t>t</w:t>
+      </w:r>
+      <w:r>
+        <w:rPr>
+          <w:rFonts w:ascii="Arial" w:hAnsi="Arial" w:eastAsia="Arial" w:cs="Arial"/>
+          <w:b w:val="0"/>
+          <w:i w:val="0"/>
+          <w:color w:val="000000"/>
+          <w:sz w:val="18"/>
+          <w:highlight w:val="lightGray"/>
+        </w:rPr>
+        <w:t>a</w:t>
+      </w:r>
+      <w:r>
+        <w:rPr>
+          <w:rFonts w:ascii="Arial" w:hAnsi="Arial" w:eastAsia="Arial" w:cs="Arial"/>
+          <w:b w:val="0"/>
+          <w:i w:val="0"/>
+          <w:color w:val="000000"/>
+          <w:sz w:val="18"/>
+          <w:highlight w:val="lightGray"/>
+        </w:rPr>
+        <w:t>s</w:t>
+      </w:r>
+      <w:r>
+        <w:rPr>
+          <w:rFonts w:ascii="Arial" w:hAnsi="Arial" w:eastAsia="Arial" w:cs="Arial"/>
+          <w:b w:val="0"/>
+          <w:i w:val="0"/>
+          <w:color w:val="000000"/>
+          <w:sz w:val="18"/>
+          <w:highlight w:val="lightGray"/>
+        </w:rPr>
+        <w:t>e</w:t>
+      </w:r>
+      <w:r>
+        <w:rPr>
+          <w:rFonts w:ascii="Arial" w:hAnsi="Arial" w:eastAsia="Arial" w:cs="Arial"/>
+          <w:b w:val="0"/>
+          <w:i w:val="0"/>
+          <w:color w:val="000000"/>
+          <w:sz w:val="18"/>
+          <w:highlight w:val="lightGray"/>
+        </w:rPr>
+        <w:t>m</w:t>
+      </w:r>
+      <w:r>
+        <w:rPr>
+          <w:rFonts w:ascii="Arial" w:hAnsi="Arial" w:eastAsia="Arial" w:cs="Arial"/>
+          <w:b w:val="0"/>
+          <w:i w:val="0"/>
+          <w:color w:val="000000"/>
+          <w:sz w:val="18"/>
+          <w:highlight w:val="lightGray"/>
+        </w:rPr>
+        <w:t xml:space="preserve"> </w:t>
+      </w:r>
+      <w:r>
+        <w:rPr>
+          <w:rFonts w:ascii="Arial" w:hAnsi="Arial" w:eastAsia="Arial" w:cs="Arial"/>
+          <w:b w:val="0"/>
+          <w:i w:val="0"/>
+          <w:color w:val="000000"/>
+          <w:sz w:val="18"/>
+          <w:highlight w:val="lightGray"/>
+        </w:rPr>
+        <w:t>E</w:t>
+      </w:r>
+      <w:r>
+        <w:rPr>
+          <w:rFonts w:ascii="Arial" w:hAnsi="Arial" w:eastAsia="Arial" w:cs="Arial"/>
+          <w:b w:val="0"/>
+          <w:i w:val="0"/>
+          <w:color w:val="000000"/>
+          <w:sz w:val="18"/>
+          <w:highlight w:val="lightGray"/>
+        </w:rPr>
+        <w:t>s</w:t>
+      </w:r>
+      <w:r>
+        <w:rPr>
+          <w:rFonts w:ascii="Arial" w:hAnsi="Arial" w:eastAsia="Arial" w:cs="Arial"/>
+          <w:b w:val="0"/>
+          <w:i w:val="0"/>
+          <w:color w:val="000000"/>
+          <w:sz w:val="18"/>
+          <w:highlight w:val="lightGray"/>
+        </w:rPr>
+        <w:t>s</w:t>
+      </w:r>
+      <w:r>
+        <w:rPr>
+          <w:rFonts w:ascii="Arial" w:hAnsi="Arial" w:eastAsia="Arial" w:cs="Arial"/>
+          <w:b w:val="0"/>
+          <w:i w:val="0"/>
+          <w:color w:val="000000"/>
+          <w:sz w:val="18"/>
+          <w:highlight w:val="lightGray"/>
+        </w:rPr>
+        <w:t>a</w:t>
+      </w:r>
+      <w:r>
+        <w:rPr>
+          <w:rFonts w:ascii="Arial" w:hAnsi="Arial" w:eastAsia="Arial" w:cs="Arial"/>
+          <w:b w:val="0"/>
+          <w:i w:val="0"/>
+          <w:color w:val="000000"/>
+          <w:sz w:val="18"/>
+          <w:highlight w:val="lightGray"/>
+        </w:rPr>
+        <w:t>m</w:t>
+      </w:r>
+      <w:r>
+        <w:rPr>
+          <w:rFonts w:ascii="Arial" w:hAnsi="Arial" w:eastAsia="Arial" w:cs="Arial"/>
+          <w:b w:val="0"/>
+          <w:i w:val="0"/>
+          <w:color w:val="000000"/>
+          <w:sz w:val="18"/>
+          <w:highlight w:val="lightGray"/>
+        </w:rPr>
+        <w:t>]</w:t>
+      </w:r>
+      <w:r>
+        <w:rPr>
+          <w:rFonts w:ascii="Arial" w:hAnsi="Arial" w:eastAsia="Arial" w:cs="Arial"/>
+          <w:b w:val="0"/>
+          <w:i w:val="0"/>
+          <w:color w:val="000000"/>
+          <w:sz w:val="18"/>
+          <w:highlight w:val="lightGray"/>
+        </w:rPr>
+        <w:t xml:space="preserve"> </w:t>
+      </w:r>
+      <w:r>
+        <w:rPr>
+          <w:rFonts w:ascii="Arial" w:hAnsi="Arial" w:eastAsia="Arial" w:cs="Arial"/>
+          <w:b w:val="0"/>
+          <w:i w:val="0"/>
+          <w:color w:val="000000"/>
+          <w:sz w:val="18"/>
+          <w:highlight w:val="lightGray"/>
+        </w:rPr>
+        <w:t>-</w:t>
+      </w:r>
+      <w:r>
+        <w:rPr>
+          <w:rFonts w:ascii="Arial" w:hAnsi="Arial" w:eastAsia="Arial" w:cs="Arial"/>
+          <w:b w:val="0"/>
+          <w:i w:val="0"/>
+          <w:color w:val="000000"/>
+          <w:sz w:val="18"/>
+          <w:highlight w:val="lightGray"/>
+        </w:rPr>
+        <w:t>&gt;</w:t>
+      </w:r>
+      <w:r>
+        <w:rPr>
+          <w:rFonts w:ascii="Arial" w:hAnsi="Arial" w:eastAsia="Arial" w:cs="Arial"/>
+          <w:b w:val="0"/>
+          <w:i w:val="0"/>
+          <w:color w:val="000000"/>
+          <w:sz w:val="18"/>
+          <w:highlight w:val="lightGray"/>
+        </w:rPr>
+        <w:t xml:space="preserve"> </w:t>
+      </w:r>
+      <w:r>
+        <w:rPr>
+          <w:rFonts w:ascii="Arial" w:hAnsi="Arial" w:eastAsia="Arial" w:cs="Arial"/>
+          <w:b/>
+          <w:i w:val="0"/>
+          <w:color w:val="000000"/>
+          <w:sz w:val="18"/>
+          <w:highlight w:val="lightGray"/>
+        </w:rPr>
+        <w:t>F</w:t>
+      </w:r>
+      <w:r>
+        <w:rPr>
+          <w:rFonts w:ascii="Arial" w:hAnsi="Arial" w:eastAsia="Arial" w:cs="Arial"/>
+          <w:b/>
+          <w:i w:val="0"/>
+          <w:color w:val="000000"/>
+          <w:sz w:val="18"/>
+          <w:highlight w:val="lightGray"/>
+        </w:rPr>
+        <w:t>r</w:t>
+      </w:r>
+      <w:r>
+        <w:rPr>
+          <w:rFonts w:ascii="Arial" w:hAnsi="Arial" w:eastAsia="Arial" w:cs="Arial"/>
+          <w:b/>
+          <w:i w:val="0"/>
+          <w:color w:val="000000"/>
+          <w:sz w:val="18"/>
+          <w:highlight w:val="lightGray"/>
+        </w:rPr>
+        <w:t>o</w:t>
+      </w:r>
+      <w:r>
+        <w:rPr>
+          <w:rFonts w:ascii="Arial" w:hAnsi="Arial" w:eastAsia="Arial" w:cs="Arial"/>
+          <w:b/>
+          <w:i w:val="0"/>
+          <w:color w:val="000000"/>
+          <w:sz w:val="18"/>
+          <w:highlight w:val="lightGray"/>
+        </w:rPr>
+        <w:t>m</w:t>
+      </w:r>
+      <w:r>
+        <w:rPr>
+          <w:rFonts w:ascii="Arial" w:hAnsi="Arial" w:eastAsia="Arial" w:cs="Arial"/>
+          <w:b/>
+          <w:i w:val="0"/>
+          <w:color w:val="000000"/>
+          <w:sz w:val="18"/>
+          <w:highlight w:val="lightGray"/>
+        </w:rPr>
+        <w:t>:</w:t>
+      </w:r>
+      <w:r>
+        <w:rPr>
+          <w:rFonts w:ascii="Arial" w:hAnsi="Arial" w:eastAsia="Arial" w:cs="Arial"/>
+          <w:b w:val="0"/>
+          <w:i w:val="0"/>
+          <w:color w:val="000000"/>
+          <w:sz w:val="18"/>
+          <w:highlight w:val="lightGray"/>
+        </w:rPr>
+        <w:t xml:space="preserve"> </w:t>
+      </w:r>
+      <w:r>
+        <w:rPr>
+          <w:rFonts w:ascii="Arial" w:hAnsi="Arial" w:eastAsia="Arial" w:cs="Arial"/>
+          <w:b w:val="0"/>
+          <w:i w:val="0"/>
+          <w:color w:val="000000"/>
+          <w:sz w:val="18"/>
+          <w:highlight w:val="lightGray"/>
+        </w:rPr>
+        <w:t>[</w:t>
+      </w:r>
+      <w:r>
+        <w:rPr>
+          <w:rFonts w:ascii="Arial" w:hAnsi="Arial" w:eastAsia="Arial" w:cs="Arial"/>
+          <w:b w:val="0"/>
+          <w:i w:val="0"/>
+          <w:color w:val="000000"/>
+          <w:sz w:val="18"/>
+          <w:highlight w:val="lightGray"/>
+        </w:rPr>
+        <w:t>C</w:t>
+      </w:r>
+      <w:r>
+        <w:rPr>
+          <w:rFonts w:ascii="Arial" w:hAnsi="Arial" w:eastAsia="Arial" w:cs="Arial"/>
+          <w:b w:val="0"/>
+          <w:i w:val="0"/>
+          <w:color w:val="000000"/>
+          <w:sz w:val="18"/>
+          <w:highlight w:val="lightGray"/>
+        </w:rPr>
+        <w:t>h</w:t>
+      </w:r>
+      <w:r>
+        <w:rPr>
+          <w:rFonts w:ascii="Arial" w:hAnsi="Arial" w:eastAsia="Arial" w:cs="Arial"/>
+          <w:b w:val="0"/>
+          <w:i w:val="0"/>
+          <w:color w:val="000000"/>
+          <w:sz w:val="18"/>
+          <w:highlight w:val="lightGray"/>
+        </w:rPr>
+        <w:t>a</w:t>
+      </w:r>
+      <w:r>
+        <w:rPr>
+          <w:rFonts w:ascii="Arial" w:hAnsi="Arial" w:eastAsia="Arial" w:cs="Arial"/>
+          <w:b w:val="0"/>
+          <w:i w:val="0"/>
+          <w:color w:val="000000"/>
+          <w:sz w:val="18"/>
+          <w:highlight w:val="lightGray"/>
+        </w:rPr>
+        <w:t>t</w:t>
+      </w:r>
+      <w:r>
+        <w:rPr>
+          <w:rFonts w:ascii="Arial" w:hAnsi="Arial" w:eastAsia="Arial" w:cs="Arial"/>
+          <w:b w:val="0"/>
+          <w:i w:val="0"/>
+          <w:color w:val="000000"/>
+          <w:sz w:val="18"/>
+          <w:highlight w:val="lightGray"/>
+        </w:rPr>
+        <w:t>g</w:t>
+      </w:r>
+      <w:r>
+        <w:rPr>
+          <w:rFonts w:ascii="Arial" w:hAnsi="Arial" w:eastAsia="Arial" w:cs="Arial"/>
+          <w:b w:val="0"/>
+          <w:i w:val="0"/>
+          <w:color w:val="000000"/>
+          <w:sz w:val="18"/>
+          <w:highlight w:val="lightGray"/>
+        </w:rPr>
+        <w:t>p</w:t>
+      </w:r>
+      <w:r>
+        <w:rPr>
+          <w:rFonts w:ascii="Arial" w:hAnsi="Arial" w:eastAsia="Arial" w:cs="Arial"/>
+          <w:b w:val="0"/>
+          <w:i w:val="0"/>
+          <w:color w:val="000000"/>
+          <w:sz w:val="18"/>
+          <w:highlight w:val="lightGray"/>
+        </w:rPr>
+        <w:t>t</w:t>
+      </w:r>
+      <w:r>
+        <w:rPr>
+          <w:rFonts w:ascii="Arial" w:hAnsi="Arial" w:eastAsia="Arial" w:cs="Arial"/>
+          <w:b w:val="0"/>
+          <w:i w:val="0"/>
+          <w:color w:val="000000"/>
+          <w:sz w:val="18"/>
+          <w:highlight w:val="lightGray"/>
+        </w:rPr>
+        <w:t xml:space="preserve"> </w:t>
+      </w:r>
+      <w:r>
+        <w:rPr>
+          <w:rFonts w:ascii="Arial" w:hAnsi="Arial" w:eastAsia="Arial" w:cs="Arial"/>
+          <w:b w:val="0"/>
+          <w:i w:val="0"/>
+          <w:color w:val="000000"/>
+          <w:sz w:val="18"/>
+          <w:highlight w:val="lightGray"/>
+        </w:rPr>
+        <w:t>(</w:t>
+      </w:r>
+      <w:r>
+        <w:rPr>
+          <w:rFonts w:ascii="Arial" w:hAnsi="Arial" w:eastAsia="Arial" w:cs="Arial"/>
+          <w:b w:val="0"/>
+          <w:i w:val="0"/>
+          <w:color w:val="000000"/>
+          <w:sz w:val="18"/>
+          <w:highlight w:val="lightGray"/>
+        </w:rPr>
+        <w:t>G</w:t>
+      </w:r>
+      <w:r>
+        <w:rPr>
+          <w:rFonts w:ascii="Arial" w:hAnsi="Arial" w:eastAsia="Arial" w:cs="Arial"/>
+          <w:b w:val="0"/>
+          <w:i w:val="0"/>
+          <w:color w:val="000000"/>
+          <w:sz w:val="18"/>
+          <w:highlight w:val="lightGray"/>
+        </w:rPr>
+        <w:t>P</w:t>
+      </w:r>
+      <w:r>
+        <w:rPr>
+          <w:rFonts w:ascii="Arial" w:hAnsi="Arial" w:eastAsia="Arial" w:cs="Arial"/>
+          <w:b w:val="0"/>
+          <w:i w:val="0"/>
+          <w:color w:val="000000"/>
+          <w:sz w:val="18"/>
+          <w:highlight w:val="lightGray"/>
+        </w:rPr>
+        <w:t>T</w:t>
+      </w:r>
+      <w:r>
+        <w:rPr>
+          <w:rFonts w:ascii="Arial" w:hAnsi="Arial" w:eastAsia="Arial" w:cs="Arial"/>
+          <w:b w:val="0"/>
+          <w:i w:val="0"/>
+          <w:color w:val="000000"/>
+          <w:sz w:val="18"/>
+          <w:highlight w:val="lightGray"/>
         </w:rPr>
         <w:t>‑</w:t>
       </w:r>
       <w:r>
         <w:rPr>
-          <w:rFonts w:ascii="Arial" w:eastAsia="Arial" w:hAnsi="Arial" w:cs="Arial"/>
-          <w:b/>
-          <w:kern w:val="0"/>
-          <w:sz w:val="22"/>
-          <w:szCs w:val="22"/>
-          <w:highlight w:val="darkGray"/>
-          <w:lang w:val="en"/>
-          <w14:ligatures w14:val="none"/>
-        </w:rPr>
-        <w:t>5 Mini) at [12/18/2025]</w:t>
+          <w:rFonts w:ascii="Arial" w:hAnsi="Arial" w:eastAsia="Arial" w:cs="Arial"/>
+          <w:b w:val="0"/>
+          <w:i w:val="0"/>
+          <w:color w:val="000000"/>
+          <w:sz w:val="18"/>
+          <w:highlight w:val="lightGray"/>
+        </w:rPr>
+        <w:t>5</w:t>
+      </w:r>
+      <w:r>
+        <w:rPr>
+          <w:rFonts w:ascii="Arial" w:hAnsi="Arial" w:eastAsia="Arial" w:cs="Arial"/>
+          <w:b w:val="0"/>
+          <w:i w:val="0"/>
+          <w:color w:val="000000"/>
+          <w:sz w:val="18"/>
+          <w:highlight w:val="lightGray"/>
+        </w:rPr>
+        <w:t xml:space="preserve"> </w:t>
+      </w:r>
+      <w:r>
+        <w:rPr>
+          <w:rFonts w:ascii="Arial" w:hAnsi="Arial" w:eastAsia="Arial" w:cs="Arial"/>
+          <w:b w:val="0"/>
+          <w:i w:val="0"/>
+          <w:color w:val="000000"/>
+          <w:sz w:val="18"/>
+          <w:highlight w:val="lightGray"/>
+        </w:rPr>
+        <w:t>M</w:t>
+      </w:r>
+      <w:r>
+        <w:rPr>
+          <w:rFonts w:ascii="Arial" w:hAnsi="Arial" w:eastAsia="Arial" w:cs="Arial"/>
+          <w:b w:val="0"/>
+          <w:i w:val="0"/>
+          <w:color w:val="000000"/>
+          <w:sz w:val="18"/>
+          <w:highlight w:val="lightGray"/>
+        </w:rPr>
+        <w:t>i</w:t>
+      </w:r>
+      <w:r>
+        <w:rPr>
+          <w:rFonts w:ascii="Arial" w:hAnsi="Arial" w:eastAsia="Arial" w:cs="Arial"/>
+          <w:b w:val="0"/>
+          <w:i w:val="0"/>
+          <w:color w:val="000000"/>
+          <w:sz w:val="18"/>
+          <w:highlight w:val="lightGray"/>
+        </w:rPr>
+        <w:t>n</w:t>
+      </w:r>
+      <w:r>
+        <w:rPr>
+          <w:rFonts w:ascii="Arial" w:hAnsi="Arial" w:eastAsia="Arial" w:cs="Arial"/>
+          <w:b w:val="0"/>
+          <w:i w:val="0"/>
+          <w:color w:val="000000"/>
+          <w:sz w:val="18"/>
+          <w:highlight w:val="lightGray"/>
+        </w:rPr>
+        <w:t>i</w:t>
+      </w:r>
+      <w:r>
+        <w:rPr>
+          <w:rFonts w:ascii="Arial" w:hAnsi="Arial" w:eastAsia="Arial" w:cs="Arial"/>
+          <w:b w:val="0"/>
+          <w:i w:val="0"/>
+          <w:color w:val="000000"/>
+          <w:sz w:val="18"/>
+          <w:highlight w:val="lightGray"/>
+        </w:rPr>
+        <w:t>)</w:t>
+      </w:r>
+      <w:r>
+        <w:rPr>
+          <w:rFonts w:ascii="Arial" w:hAnsi="Arial" w:eastAsia="Arial" w:cs="Arial"/>
+          <w:b w:val="0"/>
+          <w:i w:val="0"/>
+          <w:color w:val="000000"/>
+          <w:sz w:val="18"/>
+          <w:highlight w:val="lightGray"/>
+        </w:rPr>
+        <w:t>]</w:t>
+      </w:r>
+      <w:r>
+        <w:rPr>
+          <w:rFonts w:ascii="Arial" w:hAnsi="Arial" w:eastAsia="Arial" w:cs="Arial"/>
+          <w:b w:val="0"/>
+          <w:i w:val="0"/>
+          <w:color w:val="000000"/>
+          <w:sz w:val="18"/>
+          <w:highlight w:val="lightGray"/>
+        </w:rPr>
+        <w:t xml:space="preserve"> </w:t>
+      </w:r>
+      <w:r>
+        <w:rPr>
+          <w:rFonts w:ascii="Arial" w:hAnsi="Arial" w:eastAsia="Arial" w:cs="Arial"/>
+          <w:b/>
+          <w:i w:val="0"/>
+          <w:color w:val="000000"/>
+          <w:sz w:val="18"/>
+          <w:highlight w:val="lightGray"/>
+        </w:rPr>
+        <w:t>o</w:t>
+      </w:r>
+      <w:r>
+        <w:rPr>
+          <w:rFonts w:ascii="Arial" w:hAnsi="Arial" w:eastAsia="Arial" w:cs="Arial"/>
+          <w:b/>
+          <w:i w:val="0"/>
+          <w:color w:val="000000"/>
+          <w:sz w:val="18"/>
+          <w:highlight w:val="lightGray"/>
+        </w:rPr>
+        <w:t>n</w:t>
+      </w:r>
+      <w:r>
+        <w:rPr>
+          <w:rFonts w:ascii="Arial" w:hAnsi="Arial"/>
+          <w:b w:val="0"/>
+          <w:i w:val="0"/>
+          <w:color w:val="000000"/>
+          <w:sz w:val="18"/>
+          <w:highlight w:val="lightGray"/>
+        </w:rPr>
+        <w:t xml:space="preserve"> </w:t>
+      </w:r>
+      <w:r>
+        <w:rPr>
+          <w:rFonts w:ascii="Arial" w:hAnsi="Arial"/>
+          <w:b w:val="0"/>
+          <w:i w:val="0"/>
+          <w:color w:val="000000"/>
+          <w:sz w:val="18"/>
+          <w:highlight w:val="lightGray"/>
+        </w:rPr>
+        <w:t>[</w:t>
+      </w:r>
+      <w:r>
+        <w:rPr>
+          <w:rFonts w:ascii="Arial" w:hAnsi="Arial"/>
+          <w:b w:val="0"/>
+          <w:i w:val="0"/>
+          <w:sz w:val="18"/>
+          <w:highlight w:val="lightGray"/>
+        </w:rPr>
+        <w:t>12/18/2025]</w:t>
       </w:r>
     </w:p>
     <w:p>
@@ -2294,82 +8354,1597 @@
       </w:pPr>
       <w:r>
         <w:rPr>
-          <w:rFonts w:ascii="Arial" w:eastAsia="Arial" w:hAnsi="Arial" w:cs="Arial"/>
-          <w:b/>
-          <w:kern w:val="0"/>
-          <w:sz w:val="22"/>
-          <w:szCs w:val="22"/>
-          <w:highlight w:val="darkGray"/>
-          <w:lang w:val="en"/>
-          <w14:ligatures w14:val="none"/>
-        </w:rPr>
-        <w:t># Source</w:t>
-      </w:r>
-      <w:r>
-        <w:rPr>
-          <w:rFonts w:ascii="Arial" w:eastAsia="Arial" w:hAnsi="Arial" w:cs="Arial"/>
-          <w:kern w:val="0"/>
-          <w:sz w:val="22"/>
-          <w:szCs w:val="22"/>
-          <w:highlight w:val="darkGray"/>
-          <w:lang w:val="en"/>
-          <w14:ligatures w14:val="none"/>
-        </w:rPr>
-        <w:t xml:space="preserve">: </w:t>
-      </w:r>
-      <w:proofErr w:type="spellStart"/>
-      <w:r>
-        <w:rPr>
-          <w:rFonts w:ascii="Arial" w:eastAsia="Arial" w:hAnsi="Arial" w:cs="Arial"/>
-          <w:b/>
-          <w:kern w:val="0"/>
-          <w:sz w:val="22"/>
-          <w:szCs w:val="22"/>
-          <w:highlight w:val="darkGray"/>
-          <w:lang w:val="en"/>
-          <w14:ligatures w14:val="none"/>
-        </w:rPr>
-        <w:t>Chatgpt</w:t>
-      </w:r>
-      <w:proofErr w:type="spellEnd"/>
-      <w:r>
-        <w:rPr>
-          <w:rFonts w:ascii="Arial" w:eastAsia="Arial" w:hAnsi="Arial" w:cs="Arial"/>
-          <w:b/>
-          <w:kern w:val="0"/>
-          <w:sz w:val="22"/>
-          <w:szCs w:val="22"/>
-          <w:highlight w:val="darkGray"/>
-          <w:lang w:val="en"/>
-          <w14:ligatures w14:val="none"/>
-        </w:rPr>
-        <w:t xml:space="preserve"> (GPT</w:t>
-      </w:r>
-      <w:r>
-        <w:rPr>
-          <w:rFonts w:ascii="Cambria Math" w:eastAsia="Arial" w:hAnsi="Cambria Math" w:cs="Cambria Math"/>
-          <w:b/>
-          <w:kern w:val="0"/>
-          <w:sz w:val="22"/>
-          <w:szCs w:val="22"/>
-          <w:highlight w:val="darkGray"/>
-          <w:lang w:val="en"/>
-          <w14:ligatures w14:val="none"/>
+          <w:rFonts w:ascii="Arial" w:hAnsi="Arial" w:eastAsia="Arial" w:cs="Arial"/>
+          <w:b/>
+          <w:i w:val="0"/>
+          <w:color w:val="000000"/>
+          <w:sz w:val="18"/>
+          <w:highlight w:val="lightGray"/>
+        </w:rPr>
+        <w:t>#</w:t>
+      </w:r>
+      <w:r>
+        <w:rPr>
+          <w:rFonts w:ascii="Arial" w:hAnsi="Arial" w:eastAsia="Arial" w:cs="Arial"/>
+          <w:b/>
+          <w:i w:val="0"/>
+          <w:color w:val="000000"/>
+          <w:sz w:val="18"/>
+          <w:highlight w:val="lightGray"/>
+        </w:rPr>
+        <w:t xml:space="preserve"> </w:t>
+      </w:r>
+      <w:r>
+        <w:rPr>
+          <w:rFonts w:ascii="Arial" w:hAnsi="Arial" w:eastAsia="Arial" w:cs="Arial"/>
+          <w:b/>
+          <w:i w:val="0"/>
+          <w:color w:val="000000"/>
+          <w:sz w:val="18"/>
+          <w:highlight w:val="lightGray"/>
+        </w:rPr>
+        <w:t>S</w:t>
+      </w:r>
+      <w:r>
+        <w:rPr>
+          <w:rFonts w:ascii="Arial" w:hAnsi="Arial" w:eastAsia="Arial" w:cs="Arial"/>
+          <w:b/>
+          <w:i w:val="0"/>
+          <w:color w:val="000000"/>
+          <w:sz w:val="18"/>
+          <w:highlight w:val="lightGray"/>
+        </w:rPr>
+        <w:t>o</w:t>
+      </w:r>
+      <w:r>
+        <w:rPr>
+          <w:rFonts w:ascii="Arial" w:hAnsi="Arial" w:eastAsia="Arial" w:cs="Arial"/>
+          <w:b/>
+          <w:i w:val="0"/>
+          <w:color w:val="000000"/>
+          <w:sz w:val="18"/>
+          <w:highlight w:val="lightGray"/>
+        </w:rPr>
+        <w:t>u</w:t>
+      </w:r>
+      <w:r>
+        <w:rPr>
+          <w:rFonts w:ascii="Arial" w:hAnsi="Arial" w:eastAsia="Arial" w:cs="Arial"/>
+          <w:b/>
+          <w:i w:val="0"/>
+          <w:color w:val="000000"/>
+          <w:sz w:val="18"/>
+          <w:highlight w:val="lightGray"/>
+        </w:rPr>
+        <w:t>r</w:t>
+      </w:r>
+      <w:r>
+        <w:rPr>
+          <w:rFonts w:ascii="Arial" w:hAnsi="Arial" w:eastAsia="Arial" w:cs="Arial"/>
+          <w:b/>
+          <w:i w:val="0"/>
+          <w:color w:val="000000"/>
+          <w:sz w:val="18"/>
+          <w:highlight w:val="lightGray"/>
+        </w:rPr>
+        <w:t>c</w:t>
+      </w:r>
+      <w:r>
+        <w:rPr>
+          <w:rFonts w:ascii="Arial" w:hAnsi="Arial" w:eastAsia="Arial" w:cs="Arial"/>
+          <w:b/>
+          <w:i w:val="0"/>
+          <w:color w:val="000000"/>
+          <w:sz w:val="18"/>
+          <w:highlight w:val="lightGray"/>
+        </w:rPr>
+        <w:t>e</w:t>
+      </w:r>
+      <w:r>
+        <w:rPr>
+          <w:rFonts w:ascii="Arial" w:hAnsi="Arial" w:eastAsia="Arial" w:cs="Arial"/>
+          <w:b/>
+          <w:i w:val="0"/>
+          <w:color w:val="000000"/>
+          <w:sz w:val="18"/>
+          <w:highlight w:val="lightGray"/>
+        </w:rPr>
+        <w:t>:</w:t>
+      </w:r>
+      <w:r>
+        <w:rPr>
+          <w:rFonts w:ascii="Arial" w:hAnsi="Arial" w:eastAsia="Arial" w:cs="Arial"/>
+          <w:b/>
+          <w:i w:val="0"/>
+          <w:color w:val="000000"/>
+          <w:sz w:val="18"/>
+          <w:highlight w:val="lightGray"/>
+        </w:rPr>
+        <w:t xml:space="preserve"> </w:t>
+      </w:r>
+      <w:r>
+        <w:rPr>
+          <w:rFonts w:ascii="Arial" w:hAnsi="Arial" w:eastAsia="Arial" w:cs="Arial"/>
+          <w:b/>
+          <w:i w:val="0"/>
+          <w:color w:val="000000"/>
+          <w:sz w:val="18"/>
+          <w:highlight w:val="lightGray"/>
+        </w:rPr>
+        <w:t>A</w:t>
+      </w:r>
+      <w:r>
+        <w:rPr>
+          <w:rFonts w:ascii="Arial" w:hAnsi="Arial" w:eastAsia="Arial" w:cs="Arial"/>
+          <w:b/>
+          <w:i w:val="0"/>
+          <w:color w:val="000000"/>
+          <w:sz w:val="18"/>
+          <w:highlight w:val="lightGray"/>
+        </w:rPr>
+        <w:t>I</w:t>
+      </w:r>
+      <w:r>
+        <w:rPr>
+          <w:rFonts w:ascii="Arial" w:hAnsi="Arial" w:eastAsia="Arial" w:cs="Arial"/>
+          <w:b/>
+          <w:i w:val="0"/>
+          <w:color w:val="000000"/>
+          <w:sz w:val="18"/>
+          <w:highlight w:val="lightGray"/>
+        </w:rPr>
+        <w:t xml:space="preserve"> </w:t>
+      </w:r>
+      <w:r>
+        <w:rPr>
+          <w:rFonts w:ascii="Arial" w:hAnsi="Arial" w:eastAsia="Arial" w:cs="Arial"/>
+          <w:b/>
+          <w:i w:val="0"/>
+          <w:color w:val="000000"/>
+          <w:sz w:val="18"/>
+          <w:highlight w:val="lightGray"/>
+        </w:rPr>
+        <w:t>S</w:t>
+      </w:r>
+      <w:r>
+        <w:rPr>
+          <w:rFonts w:ascii="Arial" w:hAnsi="Arial" w:eastAsia="Arial" w:cs="Arial"/>
+          <w:b/>
+          <w:i w:val="0"/>
+          <w:color w:val="000000"/>
+          <w:sz w:val="18"/>
+          <w:highlight w:val="lightGray"/>
+        </w:rPr>
+        <w:t>o</w:t>
+      </w:r>
+      <w:r>
+        <w:rPr>
+          <w:rFonts w:ascii="Arial" w:hAnsi="Arial" w:eastAsia="Arial" w:cs="Arial"/>
+          <w:b/>
+          <w:i w:val="0"/>
+          <w:color w:val="000000"/>
+          <w:sz w:val="18"/>
+          <w:highlight w:val="lightGray"/>
+        </w:rPr>
+        <w:t>u</w:t>
+      </w:r>
+      <w:r>
+        <w:rPr>
+          <w:rFonts w:ascii="Arial" w:hAnsi="Arial" w:eastAsia="Arial" w:cs="Arial"/>
+          <w:b/>
+          <w:i w:val="0"/>
+          <w:color w:val="000000"/>
+          <w:sz w:val="18"/>
+          <w:highlight w:val="lightGray"/>
+        </w:rPr>
+        <w:t>r</w:t>
+      </w:r>
+      <w:r>
+        <w:rPr>
+          <w:rFonts w:ascii="Arial" w:hAnsi="Arial" w:eastAsia="Arial" w:cs="Arial"/>
+          <w:b/>
+          <w:i w:val="0"/>
+          <w:color w:val="000000"/>
+          <w:sz w:val="18"/>
+          <w:highlight w:val="lightGray"/>
+        </w:rPr>
+        <w:t>c</w:t>
+      </w:r>
+      <w:r>
+        <w:rPr>
+          <w:rFonts w:ascii="Arial" w:hAnsi="Arial" w:eastAsia="Arial" w:cs="Arial"/>
+          <w:b/>
+          <w:i w:val="0"/>
+          <w:color w:val="000000"/>
+          <w:sz w:val="18"/>
+          <w:highlight w:val="lightGray"/>
+        </w:rPr>
+        <w:t>e</w:t>
+      </w:r>
+      <w:r>
+        <w:rPr>
+          <w:rFonts w:ascii="Arial" w:hAnsi="Arial" w:eastAsia="Arial" w:cs="Arial"/>
+          <w:b/>
+          <w:i w:val="0"/>
+          <w:color w:val="000000"/>
+          <w:sz w:val="18"/>
+          <w:highlight w:val="lightGray"/>
+        </w:rPr>
+        <w:t>:</w:t>
+      </w:r>
+      <w:r>
+        <w:rPr>
+          <w:rFonts w:ascii="Arial" w:hAnsi="Arial" w:eastAsia="Arial" w:cs="Arial"/>
+          <w:b/>
+          <w:i w:val="0"/>
+          <w:color w:val="000000"/>
+          <w:sz w:val="18"/>
+          <w:highlight w:val="lightGray"/>
+        </w:rPr>
+        <w:t xml:space="preserve"> </w:t>
+      </w:r>
+      <w:r>
+        <w:rPr>
+          <w:rFonts w:ascii="Arial" w:hAnsi="Arial" w:eastAsia="Arial" w:cs="Arial"/>
+          <w:b/>
+          <w:i w:val="0"/>
+          <w:color w:val="000000"/>
+          <w:sz w:val="18"/>
+          <w:highlight w:val="lightGray"/>
+        </w:rPr>
+        <w:t>P</w:t>
+      </w:r>
+      <w:r>
+        <w:rPr>
+          <w:rFonts w:ascii="Arial" w:hAnsi="Arial" w:eastAsia="Arial" w:cs="Arial"/>
+          <w:b/>
+          <w:i w:val="0"/>
+          <w:color w:val="000000"/>
+          <w:sz w:val="18"/>
+          <w:highlight w:val="lightGray"/>
+        </w:rPr>
+        <w:t>r</w:t>
+      </w:r>
+      <w:r>
+        <w:rPr>
+          <w:rFonts w:ascii="Arial" w:hAnsi="Arial" w:eastAsia="Arial" w:cs="Arial"/>
+          <w:b/>
+          <w:i w:val="0"/>
+          <w:color w:val="000000"/>
+          <w:sz w:val="18"/>
+          <w:highlight w:val="lightGray"/>
+        </w:rPr>
+        <w:t>o</w:t>
+      </w:r>
+      <w:r>
+        <w:rPr>
+          <w:rFonts w:ascii="Arial" w:hAnsi="Arial" w:eastAsia="Arial" w:cs="Arial"/>
+          <w:b/>
+          <w:i w:val="0"/>
+          <w:color w:val="000000"/>
+          <w:sz w:val="18"/>
+          <w:highlight w:val="lightGray"/>
+        </w:rPr>
+        <w:t>v</w:t>
+      </w:r>
+      <w:r>
+        <w:rPr>
+          <w:rFonts w:ascii="Arial" w:hAnsi="Arial" w:eastAsia="Arial" w:cs="Arial"/>
+          <w:b/>
+          <w:i w:val="0"/>
+          <w:color w:val="000000"/>
+          <w:sz w:val="18"/>
+          <w:highlight w:val="lightGray"/>
+        </w:rPr>
+        <w:t>i</w:t>
+      </w:r>
+      <w:r>
+        <w:rPr>
+          <w:rFonts w:ascii="Arial" w:hAnsi="Arial" w:eastAsia="Arial" w:cs="Arial"/>
+          <w:b/>
+          <w:i w:val="0"/>
+          <w:color w:val="000000"/>
+          <w:sz w:val="18"/>
+          <w:highlight w:val="lightGray"/>
+        </w:rPr>
+        <w:t>d</w:t>
+      </w:r>
+      <w:r>
+        <w:rPr>
+          <w:rFonts w:ascii="Arial" w:hAnsi="Arial" w:eastAsia="Arial" w:cs="Arial"/>
+          <w:b/>
+          <w:i w:val="0"/>
+          <w:color w:val="000000"/>
+          <w:sz w:val="18"/>
+          <w:highlight w:val="lightGray"/>
+        </w:rPr>
+        <w:t>e</w:t>
+      </w:r>
+      <w:r>
+        <w:rPr>
+          <w:rFonts w:ascii="Arial" w:hAnsi="Arial" w:eastAsia="Arial" w:cs="Arial"/>
+          <w:b/>
+          <w:i w:val="0"/>
+          <w:color w:val="000000"/>
+          <w:sz w:val="18"/>
+          <w:highlight w:val="lightGray"/>
+        </w:rPr>
+        <w:t>d</w:t>
+      </w:r>
+      <w:r>
+        <w:rPr>
+          <w:rFonts w:ascii="Arial" w:hAnsi="Arial" w:eastAsia="Arial" w:cs="Arial"/>
+          <w:b/>
+          <w:i w:val="0"/>
+          <w:color w:val="000000"/>
+          <w:sz w:val="18"/>
+          <w:highlight w:val="lightGray"/>
+        </w:rPr>
+        <w:t xml:space="preserve"> </w:t>
+      </w:r>
+      <w:r>
+        <w:rPr>
+          <w:rFonts w:ascii="Arial" w:hAnsi="Arial" w:eastAsia="Arial" w:cs="Arial"/>
+          <w:b/>
+          <w:i w:val="0"/>
+          <w:color w:val="000000"/>
+          <w:sz w:val="18"/>
+          <w:highlight w:val="lightGray"/>
+        </w:rPr>
+        <w:t>b</w:t>
+      </w:r>
+      <w:r>
+        <w:rPr>
+          <w:rFonts w:ascii="Arial" w:hAnsi="Arial" w:eastAsia="Arial" w:cs="Arial"/>
+          <w:b/>
+          <w:i w:val="0"/>
+          <w:color w:val="000000"/>
+          <w:sz w:val="18"/>
+          <w:highlight w:val="lightGray"/>
+        </w:rPr>
+        <w:t>y</w:t>
+      </w:r>
+      <w:r>
+        <w:rPr>
+          <w:rFonts w:ascii="Arial" w:hAnsi="Arial" w:eastAsia="Arial" w:cs="Arial"/>
+          <w:b/>
+          <w:i w:val="0"/>
+          <w:color w:val="000000"/>
+          <w:sz w:val="18"/>
+          <w:highlight w:val="lightGray"/>
+        </w:rPr>
+        <w:t>:</w:t>
+      </w:r>
+      <w:r>
+        <w:rPr>
+          <w:rFonts w:ascii="Arial" w:hAnsi="Arial" w:eastAsia="Arial" w:cs="Arial"/>
+          <w:b/>
+          <w:i w:val="0"/>
+          <w:color w:val="000000"/>
+          <w:sz w:val="18"/>
+          <w:highlight w:val="lightGray"/>
+        </w:rPr>
+        <w:t xml:space="preserve"> </w:t>
+      </w:r>
+      <w:r>
+        <w:rPr>
+          <w:rFonts w:ascii="Arial" w:hAnsi="Arial" w:eastAsia="Arial" w:cs="Arial"/>
+          <w:b/>
+          <w:i w:val="0"/>
+          <w:color w:val="000000"/>
+          <w:sz w:val="18"/>
+          <w:highlight w:val="lightGray"/>
+        </w:rPr>
+        <w:t>[</w:t>
+      </w:r>
+      <w:r>
+        <w:rPr>
+          <w:rFonts w:ascii="Arial" w:hAnsi="Arial" w:eastAsia="Arial" w:cs="Arial"/>
+          <w:b/>
+          <w:i w:val="0"/>
+          <w:color w:val="000000"/>
+          <w:sz w:val="18"/>
+          <w:highlight w:val="lightGray"/>
+        </w:rPr>
+        <w:t>D</w:t>
+      </w:r>
+      <w:r>
+        <w:rPr>
+          <w:rFonts w:ascii="Arial" w:hAnsi="Arial" w:eastAsia="Arial" w:cs="Arial"/>
+          <w:b/>
+          <w:i w:val="0"/>
+          <w:color w:val="000000"/>
+          <w:sz w:val="18"/>
+          <w:highlight w:val="lightGray"/>
+        </w:rPr>
+        <w:t>a</w:t>
+      </w:r>
+      <w:r>
+        <w:rPr>
+          <w:rFonts w:ascii="Arial" w:hAnsi="Arial" w:eastAsia="Arial" w:cs="Arial"/>
+          <w:b/>
+          <w:i w:val="0"/>
+          <w:color w:val="000000"/>
+          <w:sz w:val="18"/>
+          <w:highlight w:val="lightGray"/>
+        </w:rPr>
+        <w:t>t</w:t>
+      </w:r>
+      <w:r>
+        <w:rPr>
+          <w:rFonts w:ascii="Arial" w:hAnsi="Arial" w:eastAsia="Arial" w:cs="Arial"/>
+          <w:b/>
+          <w:i w:val="0"/>
+          <w:color w:val="000000"/>
+          <w:sz w:val="18"/>
+          <w:highlight w:val="lightGray"/>
+        </w:rPr>
+        <w:t>a</w:t>
+      </w:r>
+      <w:r>
+        <w:rPr>
+          <w:rFonts w:ascii="Arial" w:hAnsi="Arial" w:eastAsia="Arial" w:cs="Arial"/>
+          <w:b/>
+          <w:i w:val="0"/>
+          <w:color w:val="000000"/>
+          <w:sz w:val="18"/>
+          <w:highlight w:val="lightGray"/>
+        </w:rPr>
+        <w:t xml:space="preserve"> </w:t>
+      </w:r>
+      <w:r>
+        <w:rPr>
+          <w:rFonts w:ascii="Arial" w:hAnsi="Arial" w:eastAsia="Arial" w:cs="Arial"/>
+          <w:b/>
+          <w:i w:val="0"/>
+          <w:color w:val="000000"/>
+          <w:sz w:val="18"/>
+          <w:highlight w:val="lightGray"/>
+        </w:rPr>
+        <w:t>P</w:t>
+      </w:r>
+      <w:r>
+        <w:rPr>
+          <w:rFonts w:ascii="Arial" w:hAnsi="Arial" w:eastAsia="Arial" w:cs="Arial"/>
+          <w:b/>
+          <w:i w:val="0"/>
+          <w:color w:val="000000"/>
+          <w:sz w:val="18"/>
+          <w:highlight w:val="lightGray"/>
+        </w:rPr>
+        <w:t>a</w:t>
+      </w:r>
+      <w:r>
+        <w:rPr>
+          <w:rFonts w:ascii="Arial" w:hAnsi="Arial" w:eastAsia="Arial" w:cs="Arial"/>
+          <w:b/>
+          <w:i w:val="0"/>
+          <w:color w:val="000000"/>
+          <w:sz w:val="18"/>
+          <w:highlight w:val="lightGray"/>
+        </w:rPr>
+        <w:t>t</w:t>
+      </w:r>
+      <w:r>
+        <w:rPr>
+          <w:rFonts w:ascii="Arial" w:hAnsi="Arial" w:eastAsia="Arial" w:cs="Arial"/>
+          <w:b/>
+          <w:i w:val="0"/>
+          <w:color w:val="000000"/>
+          <w:sz w:val="18"/>
+          <w:highlight w:val="lightGray"/>
+        </w:rPr>
+        <w:t>h</w:t>
+      </w:r>
+      <w:r>
+        <w:rPr>
+          <w:rFonts w:ascii="Arial" w:hAnsi="Arial" w:eastAsia="Arial" w:cs="Arial"/>
+          <w:b w:val="0"/>
+          <w:i w:val="0"/>
+          <w:color w:val="000000"/>
+          <w:sz w:val="18"/>
+          <w:highlight w:val="lightGray"/>
+        </w:rPr>
+        <w:t>:</w:t>
+      </w:r>
+      <w:r>
+        <w:rPr>
+          <w:rFonts w:ascii="Arial" w:hAnsi="Arial" w:eastAsia="Arial" w:cs="Arial"/>
+          <w:b w:val="0"/>
+          <w:i w:val="0"/>
+          <w:color w:val="000000"/>
+          <w:sz w:val="18"/>
+          <w:highlight w:val="lightGray"/>
+        </w:rPr>
+        <w:t xml:space="preserve"> </w:t>
+      </w:r>
+      <w:r>
+        <w:rPr>
+          <w:rFonts w:ascii="Arial" w:hAnsi="Arial" w:eastAsia="Arial" w:cs="Arial"/>
+          <w:b w:val="0"/>
+          <w:i w:val="0"/>
+          <w:color w:val="000000"/>
+          <w:sz w:val="18"/>
+          <w:highlight w:val="lightGray"/>
+        </w:rPr>
+        <w:t>P</w:t>
+      </w:r>
+      <w:r>
+        <w:rPr>
+          <w:rFonts w:ascii="Arial" w:hAnsi="Arial" w:eastAsia="Arial" w:cs="Arial"/>
+          <w:b w:val="0"/>
+          <w:i w:val="0"/>
+          <w:color w:val="000000"/>
+          <w:sz w:val="18"/>
+          <w:highlight w:val="lightGray"/>
+        </w:rPr>
+        <w:t>e</w:t>
+      </w:r>
+      <w:r>
+        <w:rPr>
+          <w:rFonts w:ascii="Arial" w:hAnsi="Arial" w:eastAsia="Arial" w:cs="Arial"/>
+          <w:b w:val="0"/>
+          <w:i w:val="0"/>
+          <w:color w:val="000000"/>
+          <w:sz w:val="18"/>
+          <w:highlight w:val="lightGray"/>
+        </w:rPr>
+        <w:t>r</w:t>
+      </w:r>
+      <w:r>
+        <w:rPr>
+          <w:rFonts w:ascii="Arial" w:hAnsi="Arial" w:eastAsia="Arial" w:cs="Arial"/>
+          <w:b w:val="0"/>
+          <w:i w:val="0"/>
+          <w:color w:val="000000"/>
+          <w:sz w:val="18"/>
+          <w:highlight w:val="lightGray"/>
+        </w:rPr>
+        <w:t>s</w:t>
+      </w:r>
+      <w:r>
+        <w:rPr>
+          <w:rFonts w:ascii="Arial" w:hAnsi="Arial" w:eastAsia="Arial" w:cs="Arial"/>
+          <w:b w:val="0"/>
+          <w:i w:val="0"/>
+          <w:color w:val="000000"/>
+          <w:sz w:val="18"/>
+          <w:highlight w:val="lightGray"/>
+        </w:rPr>
+        <w:t>o</w:t>
+      </w:r>
+      <w:r>
+        <w:rPr>
+          <w:rFonts w:ascii="Arial" w:hAnsi="Arial" w:eastAsia="Arial" w:cs="Arial"/>
+          <w:b w:val="0"/>
+          <w:i w:val="0"/>
+          <w:color w:val="000000"/>
+          <w:sz w:val="18"/>
+          <w:highlight w:val="lightGray"/>
+        </w:rPr>
+        <w:t>n</w:t>
+      </w:r>
+      <w:r>
+        <w:rPr>
+          <w:rFonts w:ascii="Arial" w:hAnsi="Arial" w:eastAsia="Arial" w:cs="Arial"/>
+          <w:b w:val="0"/>
+          <w:i w:val="0"/>
+          <w:color w:val="000000"/>
+          <w:sz w:val="18"/>
+          <w:highlight w:val="lightGray"/>
+        </w:rPr>
+        <w:t>s</w:t>
+      </w:r>
+      <w:r>
+        <w:rPr>
+          <w:rFonts w:ascii="Arial" w:hAnsi="Arial" w:eastAsia="Arial" w:cs="Arial"/>
+          <w:b w:val="0"/>
+          <w:i w:val="0"/>
+          <w:color w:val="000000"/>
+          <w:sz w:val="18"/>
+          <w:highlight w:val="lightGray"/>
+        </w:rPr>
+        <w:t xml:space="preserve"> </w:t>
+      </w:r>
+      <w:r>
+        <w:rPr>
+          <w:rFonts w:ascii="Arial" w:hAnsi="Arial" w:eastAsia="Arial" w:cs="Arial"/>
+          <w:b w:val="0"/>
+          <w:i w:val="0"/>
+          <w:color w:val="000000"/>
+          <w:sz w:val="18"/>
+          <w:highlight w:val="lightGray"/>
+        </w:rPr>
+        <w:t>T</w:t>
+      </w:r>
+      <w:r>
+        <w:rPr>
+          <w:rFonts w:ascii="Arial" w:hAnsi="Arial" w:eastAsia="Arial" w:cs="Arial"/>
+          <w:b w:val="0"/>
+          <w:i w:val="0"/>
+          <w:color w:val="000000"/>
+          <w:sz w:val="18"/>
+          <w:highlight w:val="lightGray"/>
+        </w:rPr>
+        <w:t>a</w:t>
+      </w:r>
+      <w:r>
+        <w:rPr>
+          <w:rFonts w:ascii="Arial" w:hAnsi="Arial" w:eastAsia="Arial" w:cs="Arial"/>
+          <w:b w:val="0"/>
+          <w:i w:val="0"/>
+          <w:color w:val="000000"/>
+          <w:sz w:val="18"/>
+          <w:highlight w:val="lightGray"/>
+        </w:rPr>
+        <w:t>b</w:t>
+      </w:r>
+      <w:r>
+        <w:rPr>
+          <w:rFonts w:ascii="Arial" w:hAnsi="Arial" w:eastAsia="Arial" w:cs="Arial"/>
+          <w:b w:val="0"/>
+          <w:i w:val="0"/>
+          <w:color w:val="000000"/>
+          <w:sz w:val="18"/>
+          <w:highlight w:val="lightGray"/>
+        </w:rPr>
+        <w:t>l</w:t>
+      </w:r>
+      <w:r>
+        <w:rPr>
+          <w:rFonts w:ascii="Arial" w:hAnsi="Arial" w:eastAsia="Arial" w:cs="Arial"/>
+          <w:b w:val="0"/>
+          <w:i w:val="0"/>
+          <w:color w:val="000000"/>
+          <w:sz w:val="18"/>
+          <w:highlight w:val="lightGray"/>
+        </w:rPr>
+        <w:t>e</w:t>
+      </w:r>
+      <w:r>
+        <w:rPr>
+          <w:rFonts w:ascii="Arial" w:hAnsi="Arial" w:eastAsia="Arial" w:cs="Arial"/>
+          <w:b w:val="0"/>
+          <w:i w:val="0"/>
+          <w:color w:val="000000"/>
+          <w:sz w:val="18"/>
+          <w:highlight w:val="lightGray"/>
+        </w:rPr>
+        <w:t xml:space="preserve"> </w:t>
+      </w:r>
+      <w:r>
+        <w:rPr>
+          <w:rFonts w:ascii="Arial" w:hAnsi="Arial" w:eastAsia="Arial" w:cs="Arial"/>
+          <w:b w:val="0"/>
+          <w:i w:val="0"/>
+          <w:color w:val="000000"/>
+          <w:sz w:val="18"/>
+          <w:highlight w:val="lightGray"/>
+        </w:rPr>
+        <w:t>-</w:t>
+      </w:r>
+      <w:r>
+        <w:rPr>
+          <w:rFonts w:ascii="Arial" w:hAnsi="Arial" w:eastAsia="Arial" w:cs="Arial"/>
+          <w:b w:val="0"/>
+          <w:i w:val="0"/>
+          <w:color w:val="000000"/>
+          <w:sz w:val="18"/>
+          <w:highlight w:val="lightGray"/>
+        </w:rPr>
+        <w:t>&gt;</w:t>
+      </w:r>
+      <w:r>
+        <w:rPr>
+          <w:rFonts w:ascii="Arial" w:hAnsi="Arial" w:eastAsia="Arial" w:cs="Arial"/>
+          <w:b w:val="0"/>
+          <w:i w:val="0"/>
+          <w:color w:val="000000"/>
+          <w:sz w:val="18"/>
+          <w:highlight w:val="lightGray"/>
+        </w:rPr>
+        <w:t xml:space="preserve"> </w:t>
+      </w:r>
+      <w:r>
+        <w:rPr>
+          <w:rFonts w:ascii="Arial" w:hAnsi="Arial" w:eastAsia="Arial" w:cs="Arial"/>
+          <w:b w:val="0"/>
+          <w:i w:val="0"/>
+          <w:color w:val="000000"/>
+          <w:sz w:val="18"/>
+          <w:highlight w:val="lightGray"/>
+        </w:rPr>
+        <w:t>I</w:t>
+      </w:r>
+      <w:r>
+        <w:rPr>
+          <w:rFonts w:ascii="Arial" w:hAnsi="Arial" w:eastAsia="Arial" w:cs="Arial"/>
+          <w:b w:val="0"/>
+          <w:i w:val="0"/>
+          <w:color w:val="000000"/>
+          <w:sz w:val="18"/>
+          <w:highlight w:val="lightGray"/>
+        </w:rPr>
+        <w:t>D</w:t>
+      </w:r>
+      <w:r>
+        <w:rPr>
+          <w:rFonts w:ascii="Arial" w:hAnsi="Arial" w:eastAsia="Arial" w:cs="Arial"/>
+          <w:b w:val="0"/>
+          <w:i w:val="0"/>
+          <w:color w:val="000000"/>
+          <w:sz w:val="18"/>
+          <w:highlight w:val="lightGray"/>
+        </w:rPr>
+        <w:t xml:space="preserve"> </w:t>
+      </w:r>
+      <w:r>
+        <w:rPr>
+          <w:rFonts w:ascii="Arial" w:hAnsi="Arial" w:eastAsia="Arial" w:cs="Arial"/>
+          <w:b w:val="0"/>
+          <w:i w:val="0"/>
+          <w:color w:val="000000"/>
+          <w:sz w:val="18"/>
+          <w:highlight w:val="lightGray"/>
+        </w:rPr>
+        <w:t>C</w:t>
+      </w:r>
+      <w:r>
+        <w:rPr>
+          <w:rFonts w:ascii="Arial" w:hAnsi="Arial" w:eastAsia="Arial" w:cs="Arial"/>
+          <w:b w:val="0"/>
+          <w:i w:val="0"/>
+          <w:color w:val="000000"/>
+          <w:sz w:val="18"/>
+          <w:highlight w:val="lightGray"/>
+        </w:rPr>
+        <w:t>o</w:t>
+      </w:r>
+      <w:r>
+        <w:rPr>
+          <w:rFonts w:ascii="Arial" w:hAnsi="Arial" w:eastAsia="Arial" w:cs="Arial"/>
+          <w:b w:val="0"/>
+          <w:i w:val="0"/>
+          <w:color w:val="000000"/>
+          <w:sz w:val="18"/>
+          <w:highlight w:val="lightGray"/>
+        </w:rPr>
+        <w:t>l</w:t>
+      </w:r>
+      <w:r>
+        <w:rPr>
+          <w:rFonts w:ascii="Arial" w:hAnsi="Arial" w:eastAsia="Arial" w:cs="Arial"/>
+          <w:b w:val="0"/>
+          <w:i w:val="0"/>
+          <w:color w:val="000000"/>
+          <w:sz w:val="18"/>
+          <w:highlight w:val="lightGray"/>
+        </w:rPr>
+        <w:t>u</w:t>
+      </w:r>
+      <w:r>
+        <w:rPr>
+          <w:rFonts w:ascii="Arial" w:hAnsi="Arial" w:eastAsia="Arial" w:cs="Arial"/>
+          <w:b w:val="0"/>
+          <w:i w:val="0"/>
+          <w:color w:val="000000"/>
+          <w:sz w:val="18"/>
+          <w:highlight w:val="lightGray"/>
+        </w:rPr>
+        <w:t>m</w:t>
+      </w:r>
+      <w:r>
+        <w:rPr>
+          <w:rFonts w:ascii="Arial" w:hAnsi="Arial" w:eastAsia="Arial" w:cs="Arial"/>
+          <w:b w:val="0"/>
+          <w:i w:val="0"/>
+          <w:color w:val="000000"/>
+          <w:sz w:val="18"/>
+          <w:highlight w:val="lightGray"/>
+        </w:rPr>
+        <w:t>n</w:t>
+      </w:r>
+      <w:r>
+        <w:rPr>
+          <w:rFonts w:ascii="Arial" w:hAnsi="Arial" w:eastAsia="Arial" w:cs="Arial"/>
+          <w:b w:val="0"/>
+          <w:i w:val="0"/>
+          <w:color w:val="000000"/>
+          <w:sz w:val="18"/>
+          <w:highlight w:val="lightGray"/>
+        </w:rPr>
+        <w:t>:</w:t>
+      </w:r>
+      <w:r>
+        <w:rPr>
+          <w:rFonts w:ascii="Arial" w:hAnsi="Arial" w:eastAsia="Arial" w:cs="Arial"/>
+          <w:b w:val="0"/>
+          <w:i w:val="0"/>
+          <w:color w:val="000000"/>
+          <w:sz w:val="18"/>
+          <w:highlight w:val="lightGray"/>
+        </w:rPr>
+        <w:t xml:space="preserve"> </w:t>
+      </w:r>
+      <w:r>
+        <w:rPr>
+          <w:rFonts w:ascii="Arial" w:hAnsi="Arial" w:eastAsia="Arial" w:cs="Arial"/>
+          <w:b w:val="0"/>
+          <w:i w:val="0"/>
+          <w:color w:val="000000"/>
+          <w:sz w:val="18"/>
+          <w:highlight w:val="lightGray"/>
+        </w:rPr>
+        <w:t>1</w:t>
+      </w:r>
+      <w:r>
+        <w:rPr>
+          <w:rFonts w:ascii="Arial" w:hAnsi="Arial" w:eastAsia="Arial" w:cs="Arial"/>
+          <w:b w:val="0"/>
+          <w:i w:val="0"/>
+          <w:color w:val="000000"/>
+          <w:sz w:val="18"/>
+          <w:highlight w:val="lightGray"/>
+        </w:rPr>
+        <w:t>,</w:t>
+      </w:r>
+      <w:r>
+        <w:rPr>
+          <w:rFonts w:ascii="Arial" w:hAnsi="Arial" w:eastAsia="Arial" w:cs="Arial"/>
+          <w:b w:val="0"/>
+          <w:i w:val="0"/>
+          <w:color w:val="000000"/>
+          <w:sz w:val="18"/>
+          <w:highlight w:val="lightGray"/>
+        </w:rPr>
+        <w:t xml:space="preserve"> </w:t>
+      </w:r>
+      <w:r>
+        <w:rPr>
+          <w:rFonts w:ascii="Arial" w:hAnsi="Arial" w:eastAsia="Arial" w:cs="Arial"/>
+          <w:b w:val="0"/>
+          <w:i w:val="0"/>
+          <w:color w:val="000000"/>
+          <w:sz w:val="18"/>
+          <w:highlight w:val="lightGray"/>
+        </w:rPr>
+        <w:t>N</w:t>
+      </w:r>
+      <w:r>
+        <w:rPr>
+          <w:rFonts w:ascii="Arial" w:hAnsi="Arial" w:eastAsia="Arial" w:cs="Arial"/>
+          <w:b w:val="0"/>
+          <w:i w:val="0"/>
+          <w:color w:val="000000"/>
+          <w:sz w:val="18"/>
+          <w:highlight w:val="lightGray"/>
+        </w:rPr>
+        <w:t>a</w:t>
+      </w:r>
+      <w:r>
+        <w:rPr>
+          <w:rFonts w:ascii="Arial" w:hAnsi="Arial" w:eastAsia="Arial" w:cs="Arial"/>
+          <w:b w:val="0"/>
+          <w:i w:val="0"/>
+          <w:color w:val="000000"/>
+          <w:sz w:val="18"/>
+          <w:highlight w:val="lightGray"/>
+        </w:rPr>
+        <w:t>m</w:t>
+      </w:r>
+      <w:r>
+        <w:rPr>
+          <w:rFonts w:ascii="Arial" w:hAnsi="Arial" w:eastAsia="Arial" w:cs="Arial"/>
+          <w:b w:val="0"/>
+          <w:i w:val="0"/>
+          <w:color w:val="000000"/>
+          <w:sz w:val="18"/>
+          <w:highlight w:val="lightGray"/>
+        </w:rPr>
+        <w:t>e</w:t>
+      </w:r>
+      <w:r>
+        <w:rPr>
+          <w:rFonts w:ascii="Arial" w:hAnsi="Arial" w:eastAsia="Arial" w:cs="Arial"/>
+          <w:b w:val="0"/>
+          <w:i w:val="0"/>
+          <w:color w:val="000000"/>
+          <w:sz w:val="18"/>
+          <w:highlight w:val="lightGray"/>
+        </w:rPr>
+        <w:t>_</w:t>
+      </w:r>
+      <w:r>
+        <w:rPr>
+          <w:rFonts w:ascii="Arial" w:hAnsi="Arial" w:eastAsia="Arial" w:cs="Arial"/>
+          <w:b w:val="0"/>
+          <w:i w:val="0"/>
+          <w:color w:val="000000"/>
+          <w:sz w:val="18"/>
+          <w:highlight w:val="lightGray"/>
+        </w:rPr>
+        <w:t>E</w:t>
+      </w:r>
+      <w:r>
+        <w:rPr>
+          <w:rFonts w:ascii="Arial" w:hAnsi="Arial" w:eastAsia="Arial" w:cs="Arial"/>
+          <w:b w:val="0"/>
+          <w:i w:val="0"/>
+          <w:color w:val="000000"/>
+          <w:sz w:val="18"/>
+          <w:highlight w:val="lightGray"/>
+        </w:rPr>
+        <w:t>n</w:t>
+      </w:r>
+      <w:r>
+        <w:rPr>
+          <w:rFonts w:ascii="Arial" w:hAnsi="Arial" w:eastAsia="Arial" w:cs="Arial"/>
+          <w:b w:val="0"/>
+          <w:i w:val="0"/>
+          <w:color w:val="000000"/>
+          <w:sz w:val="18"/>
+          <w:highlight w:val="lightGray"/>
+        </w:rPr>
+        <w:t xml:space="preserve"> </w:t>
+      </w:r>
+      <w:r>
+        <w:rPr>
+          <w:rFonts w:ascii="Arial" w:hAnsi="Arial" w:eastAsia="Arial" w:cs="Arial"/>
+          <w:b w:val="0"/>
+          <w:i w:val="0"/>
+          <w:color w:val="000000"/>
+          <w:sz w:val="18"/>
+          <w:highlight w:val="lightGray"/>
+        </w:rPr>
+        <w:t>C</w:t>
+      </w:r>
+      <w:r>
+        <w:rPr>
+          <w:rFonts w:ascii="Arial" w:hAnsi="Arial" w:eastAsia="Arial" w:cs="Arial"/>
+          <w:b w:val="0"/>
+          <w:i w:val="0"/>
+          <w:color w:val="000000"/>
+          <w:sz w:val="18"/>
+          <w:highlight w:val="lightGray"/>
+        </w:rPr>
+        <w:t>o</w:t>
+      </w:r>
+      <w:r>
+        <w:rPr>
+          <w:rFonts w:ascii="Arial" w:hAnsi="Arial" w:eastAsia="Arial" w:cs="Arial"/>
+          <w:b w:val="0"/>
+          <w:i w:val="0"/>
+          <w:color w:val="000000"/>
+          <w:sz w:val="18"/>
+          <w:highlight w:val="lightGray"/>
+        </w:rPr>
+        <w:t>l</w:t>
+      </w:r>
+      <w:r>
+        <w:rPr>
+          <w:rFonts w:ascii="Arial" w:hAnsi="Arial" w:eastAsia="Arial" w:cs="Arial"/>
+          <w:b w:val="0"/>
+          <w:i w:val="0"/>
+          <w:color w:val="000000"/>
+          <w:sz w:val="18"/>
+          <w:highlight w:val="lightGray"/>
+        </w:rPr>
+        <w:t>u</w:t>
+      </w:r>
+      <w:r>
+        <w:rPr>
+          <w:rFonts w:ascii="Arial" w:hAnsi="Arial" w:eastAsia="Arial" w:cs="Arial"/>
+          <w:b w:val="0"/>
+          <w:i w:val="0"/>
+          <w:color w:val="000000"/>
+          <w:sz w:val="18"/>
+          <w:highlight w:val="lightGray"/>
+        </w:rPr>
+        <w:t>m</w:t>
+      </w:r>
+      <w:r>
+        <w:rPr>
+          <w:rFonts w:ascii="Arial" w:hAnsi="Arial" w:eastAsia="Arial" w:cs="Arial"/>
+          <w:b w:val="0"/>
+          <w:i w:val="0"/>
+          <w:color w:val="000000"/>
+          <w:sz w:val="18"/>
+          <w:highlight w:val="lightGray"/>
+        </w:rPr>
+        <w:t>n</w:t>
+      </w:r>
+      <w:r>
+        <w:rPr>
+          <w:rFonts w:ascii="Arial" w:hAnsi="Arial" w:eastAsia="Arial" w:cs="Arial"/>
+          <w:b w:val="0"/>
+          <w:i w:val="0"/>
+          <w:color w:val="000000"/>
+          <w:sz w:val="18"/>
+          <w:highlight w:val="lightGray"/>
+        </w:rPr>
+        <w:t>:</w:t>
+      </w:r>
+      <w:r>
+        <w:rPr>
+          <w:rFonts w:ascii="Arial" w:hAnsi="Arial" w:eastAsia="Arial" w:cs="Arial"/>
+          <w:b w:val="0"/>
+          <w:i w:val="0"/>
+          <w:color w:val="000000"/>
+          <w:sz w:val="18"/>
+          <w:highlight w:val="lightGray"/>
+        </w:rPr>
+        <w:t xml:space="preserve"> </w:t>
+      </w:r>
+      <w:r>
+        <w:rPr>
+          <w:rFonts w:ascii="Arial" w:hAnsi="Arial" w:eastAsia="Arial" w:cs="Arial"/>
+          <w:b w:val="0"/>
+          <w:i w:val="0"/>
+          <w:color w:val="000000"/>
+          <w:sz w:val="18"/>
+          <w:highlight w:val="lightGray"/>
+        </w:rPr>
+        <w:t>M</w:t>
+      </w:r>
+      <w:r>
+        <w:rPr>
+          <w:rFonts w:ascii="Arial" w:hAnsi="Arial" w:eastAsia="Arial" w:cs="Arial"/>
+          <w:b w:val="0"/>
+          <w:i w:val="0"/>
+          <w:color w:val="000000"/>
+          <w:sz w:val="18"/>
+          <w:highlight w:val="lightGray"/>
+        </w:rPr>
+        <w:t>o</w:t>
+      </w:r>
+      <w:r>
+        <w:rPr>
+          <w:rFonts w:ascii="Arial" w:hAnsi="Arial" w:eastAsia="Arial" w:cs="Arial"/>
+          <w:b w:val="0"/>
+          <w:i w:val="0"/>
+          <w:color w:val="000000"/>
+          <w:sz w:val="18"/>
+          <w:highlight w:val="lightGray"/>
+        </w:rPr>
+        <w:t>t</w:t>
+      </w:r>
+      <w:r>
+        <w:rPr>
+          <w:rFonts w:ascii="Arial" w:hAnsi="Arial" w:eastAsia="Arial" w:cs="Arial"/>
+          <w:b w:val="0"/>
+          <w:i w:val="0"/>
+          <w:color w:val="000000"/>
+          <w:sz w:val="18"/>
+          <w:highlight w:val="lightGray"/>
+        </w:rPr>
+        <w:t>a</w:t>
+      </w:r>
+      <w:r>
+        <w:rPr>
+          <w:rFonts w:ascii="Arial" w:hAnsi="Arial" w:eastAsia="Arial" w:cs="Arial"/>
+          <w:b w:val="0"/>
+          <w:i w:val="0"/>
+          <w:color w:val="000000"/>
+          <w:sz w:val="18"/>
+          <w:highlight w:val="lightGray"/>
+        </w:rPr>
+        <w:t>s</w:t>
+      </w:r>
+      <w:r>
+        <w:rPr>
+          <w:rFonts w:ascii="Arial" w:hAnsi="Arial" w:eastAsia="Arial" w:cs="Arial"/>
+          <w:b w:val="0"/>
+          <w:i w:val="0"/>
+          <w:color w:val="000000"/>
+          <w:sz w:val="18"/>
+          <w:highlight w:val="lightGray"/>
+        </w:rPr>
+        <w:t>e</w:t>
+      </w:r>
+      <w:r>
+        <w:rPr>
+          <w:rFonts w:ascii="Arial" w:hAnsi="Arial" w:eastAsia="Arial" w:cs="Arial"/>
+          <w:b w:val="0"/>
+          <w:i w:val="0"/>
+          <w:color w:val="000000"/>
+          <w:sz w:val="18"/>
+          <w:highlight w:val="lightGray"/>
+        </w:rPr>
+        <w:t>m</w:t>
+      </w:r>
+      <w:r>
+        <w:rPr>
+          <w:rFonts w:ascii="Arial" w:hAnsi="Arial" w:eastAsia="Arial" w:cs="Arial"/>
+          <w:b w:val="0"/>
+          <w:i w:val="0"/>
+          <w:color w:val="000000"/>
+          <w:sz w:val="18"/>
+          <w:highlight w:val="lightGray"/>
+        </w:rPr>
+        <w:t xml:space="preserve"> </w:t>
+      </w:r>
+      <w:r>
+        <w:rPr>
+          <w:rFonts w:ascii="Arial" w:hAnsi="Arial" w:eastAsia="Arial" w:cs="Arial"/>
+          <w:b w:val="0"/>
+          <w:i w:val="0"/>
+          <w:color w:val="000000"/>
+          <w:sz w:val="18"/>
+          <w:highlight w:val="lightGray"/>
+        </w:rPr>
+        <w:t>E</w:t>
+      </w:r>
+      <w:r>
+        <w:rPr>
+          <w:rFonts w:ascii="Arial" w:hAnsi="Arial" w:eastAsia="Arial" w:cs="Arial"/>
+          <w:b w:val="0"/>
+          <w:i w:val="0"/>
+          <w:color w:val="000000"/>
+          <w:sz w:val="18"/>
+          <w:highlight w:val="lightGray"/>
+        </w:rPr>
+        <w:t>s</w:t>
+      </w:r>
+      <w:r>
+        <w:rPr>
+          <w:rFonts w:ascii="Arial" w:hAnsi="Arial" w:eastAsia="Arial" w:cs="Arial"/>
+          <w:b w:val="0"/>
+          <w:i w:val="0"/>
+          <w:color w:val="000000"/>
+          <w:sz w:val="18"/>
+          <w:highlight w:val="lightGray"/>
+        </w:rPr>
+        <w:t>s</w:t>
+      </w:r>
+      <w:r>
+        <w:rPr>
+          <w:rFonts w:ascii="Arial" w:hAnsi="Arial" w:eastAsia="Arial" w:cs="Arial"/>
+          <w:b w:val="0"/>
+          <w:i w:val="0"/>
+          <w:color w:val="000000"/>
+          <w:sz w:val="18"/>
+          <w:highlight w:val="lightGray"/>
+        </w:rPr>
+        <w:t>a</w:t>
+      </w:r>
+      <w:r>
+        <w:rPr>
+          <w:rFonts w:ascii="Arial" w:hAnsi="Arial" w:eastAsia="Arial" w:cs="Arial"/>
+          <w:b w:val="0"/>
+          <w:i w:val="0"/>
+          <w:color w:val="000000"/>
+          <w:sz w:val="18"/>
+          <w:highlight w:val="lightGray"/>
+        </w:rPr>
+        <w:t>m</w:t>
+      </w:r>
+      <w:r>
+        <w:rPr>
+          <w:rFonts w:ascii="Arial" w:hAnsi="Arial" w:eastAsia="Arial" w:cs="Arial"/>
+          <w:b w:val="0"/>
+          <w:i w:val="0"/>
+          <w:color w:val="000000"/>
+          <w:sz w:val="18"/>
+          <w:highlight w:val="lightGray"/>
+        </w:rPr>
+        <w:t>]</w:t>
+      </w:r>
+      <w:r>
+        <w:rPr>
+          <w:rFonts w:ascii="Arial" w:hAnsi="Arial" w:eastAsia="Arial" w:cs="Arial"/>
+          <w:b w:val="0"/>
+          <w:i w:val="0"/>
+          <w:color w:val="000000"/>
+          <w:sz w:val="18"/>
+          <w:highlight w:val="lightGray"/>
+        </w:rPr>
+        <w:t xml:space="preserve"> </w:t>
+      </w:r>
+      <w:r>
+        <w:rPr>
+          <w:rFonts w:ascii="Arial" w:hAnsi="Arial" w:eastAsia="Arial" w:cs="Arial"/>
+          <w:b w:val="0"/>
+          <w:i w:val="0"/>
+          <w:color w:val="000000"/>
+          <w:sz w:val="18"/>
+          <w:highlight w:val="lightGray"/>
+        </w:rPr>
+        <w:t>-</w:t>
+      </w:r>
+      <w:r>
+        <w:rPr>
+          <w:rFonts w:ascii="Arial" w:hAnsi="Arial" w:eastAsia="Arial" w:cs="Arial"/>
+          <w:b w:val="0"/>
+          <w:i w:val="0"/>
+          <w:color w:val="000000"/>
+          <w:sz w:val="18"/>
+          <w:highlight w:val="lightGray"/>
+        </w:rPr>
+        <w:t>&gt;</w:t>
+      </w:r>
+      <w:r>
+        <w:rPr>
+          <w:rFonts w:ascii="Arial" w:hAnsi="Arial" w:eastAsia="Arial" w:cs="Arial"/>
+          <w:b w:val="0"/>
+          <w:i w:val="0"/>
+          <w:color w:val="000000"/>
+          <w:sz w:val="18"/>
+          <w:highlight w:val="lightGray"/>
+        </w:rPr>
+        <w:t xml:space="preserve"> </w:t>
+      </w:r>
+      <w:r>
+        <w:rPr>
+          <w:rFonts w:ascii="Arial" w:hAnsi="Arial" w:eastAsia="Arial" w:cs="Arial"/>
+          <w:b/>
+          <w:i w:val="0"/>
+          <w:color w:val="000000"/>
+          <w:sz w:val="18"/>
+          <w:highlight w:val="lightGray"/>
+        </w:rPr>
+        <w:t>F</w:t>
+      </w:r>
+      <w:r>
+        <w:rPr>
+          <w:rFonts w:ascii="Arial" w:hAnsi="Arial" w:eastAsia="Arial" w:cs="Arial"/>
+          <w:b/>
+          <w:i w:val="0"/>
+          <w:color w:val="000000"/>
+          <w:sz w:val="18"/>
+          <w:highlight w:val="lightGray"/>
+        </w:rPr>
+        <w:t>r</w:t>
+      </w:r>
+      <w:r>
+        <w:rPr>
+          <w:rFonts w:ascii="Arial" w:hAnsi="Arial" w:eastAsia="Arial" w:cs="Arial"/>
+          <w:b/>
+          <w:i w:val="0"/>
+          <w:color w:val="000000"/>
+          <w:sz w:val="18"/>
+          <w:highlight w:val="lightGray"/>
+        </w:rPr>
+        <w:t>o</w:t>
+      </w:r>
+      <w:r>
+        <w:rPr>
+          <w:rFonts w:ascii="Arial" w:hAnsi="Arial" w:eastAsia="Arial" w:cs="Arial"/>
+          <w:b/>
+          <w:i w:val="0"/>
+          <w:color w:val="000000"/>
+          <w:sz w:val="18"/>
+          <w:highlight w:val="lightGray"/>
+        </w:rPr>
+        <w:t>m</w:t>
+      </w:r>
+      <w:r>
+        <w:rPr>
+          <w:rFonts w:ascii="Arial" w:hAnsi="Arial" w:eastAsia="Arial" w:cs="Arial"/>
+          <w:b/>
+          <w:i w:val="0"/>
+          <w:color w:val="000000"/>
+          <w:sz w:val="18"/>
+          <w:highlight w:val="lightGray"/>
+        </w:rPr>
+        <w:t>:</w:t>
+      </w:r>
+      <w:r>
+        <w:rPr>
+          <w:rFonts w:ascii="Arial" w:hAnsi="Arial" w:eastAsia="Arial" w:cs="Arial"/>
+          <w:b w:val="0"/>
+          <w:i w:val="0"/>
+          <w:color w:val="000000"/>
+          <w:sz w:val="18"/>
+          <w:highlight w:val="lightGray"/>
+        </w:rPr>
+        <w:t xml:space="preserve"> </w:t>
+      </w:r>
+      <w:r>
+        <w:rPr>
+          <w:rFonts w:ascii="Arial" w:hAnsi="Arial" w:eastAsia="Arial" w:cs="Arial"/>
+          <w:b w:val="0"/>
+          <w:i w:val="0"/>
+          <w:color w:val="000000"/>
+          <w:sz w:val="18"/>
+          <w:highlight w:val="lightGray"/>
+        </w:rPr>
+        <w:t>[</w:t>
+      </w:r>
+      <w:r>
+        <w:rPr>
+          <w:rFonts w:ascii="Arial" w:hAnsi="Arial" w:eastAsia="Arial" w:cs="Arial"/>
+          <w:b w:val="0"/>
+          <w:i w:val="0"/>
+          <w:color w:val="000000"/>
+          <w:sz w:val="18"/>
+          <w:highlight w:val="lightGray"/>
+        </w:rPr>
+        <w:t>C</w:t>
+      </w:r>
+      <w:r>
+        <w:rPr>
+          <w:rFonts w:ascii="Arial" w:hAnsi="Arial" w:eastAsia="Arial" w:cs="Arial"/>
+          <w:b w:val="0"/>
+          <w:i w:val="0"/>
+          <w:color w:val="000000"/>
+          <w:sz w:val="18"/>
+          <w:highlight w:val="lightGray"/>
+        </w:rPr>
+        <w:t>h</w:t>
+      </w:r>
+      <w:r>
+        <w:rPr>
+          <w:rFonts w:ascii="Arial" w:hAnsi="Arial" w:eastAsia="Arial" w:cs="Arial"/>
+          <w:b w:val="0"/>
+          <w:i w:val="0"/>
+          <w:color w:val="000000"/>
+          <w:sz w:val="18"/>
+          <w:highlight w:val="lightGray"/>
+        </w:rPr>
+        <w:t>a</w:t>
+      </w:r>
+      <w:r>
+        <w:rPr>
+          <w:rFonts w:ascii="Arial" w:hAnsi="Arial" w:eastAsia="Arial" w:cs="Arial"/>
+          <w:b w:val="0"/>
+          <w:i w:val="0"/>
+          <w:color w:val="000000"/>
+          <w:sz w:val="18"/>
+          <w:highlight w:val="lightGray"/>
+        </w:rPr>
+        <w:t>t</w:t>
+      </w:r>
+      <w:r>
+        <w:rPr>
+          <w:rFonts w:ascii="Arial" w:hAnsi="Arial" w:eastAsia="Arial" w:cs="Arial"/>
+          <w:b w:val="0"/>
+          <w:i w:val="0"/>
+          <w:color w:val="000000"/>
+          <w:sz w:val="18"/>
+          <w:highlight w:val="lightGray"/>
+        </w:rPr>
+        <w:t>g</w:t>
+      </w:r>
+      <w:r>
+        <w:rPr>
+          <w:rFonts w:ascii="Arial" w:hAnsi="Arial" w:eastAsia="Arial" w:cs="Arial"/>
+          <w:b w:val="0"/>
+          <w:i w:val="0"/>
+          <w:color w:val="000000"/>
+          <w:sz w:val="18"/>
+          <w:highlight w:val="lightGray"/>
+        </w:rPr>
+        <w:t>p</w:t>
+      </w:r>
+      <w:r>
+        <w:rPr>
+          <w:rFonts w:ascii="Arial" w:hAnsi="Arial" w:eastAsia="Arial" w:cs="Arial"/>
+          <w:b w:val="0"/>
+          <w:i w:val="0"/>
+          <w:color w:val="000000"/>
+          <w:sz w:val="18"/>
+          <w:highlight w:val="lightGray"/>
+        </w:rPr>
+        <w:t>t</w:t>
+      </w:r>
+      <w:r>
+        <w:rPr>
+          <w:rFonts w:ascii="Arial" w:hAnsi="Arial" w:eastAsia="Arial" w:cs="Arial"/>
+          <w:b w:val="0"/>
+          <w:i w:val="0"/>
+          <w:color w:val="000000"/>
+          <w:sz w:val="18"/>
+          <w:highlight w:val="lightGray"/>
+        </w:rPr>
+        <w:t xml:space="preserve"> </w:t>
+      </w:r>
+      <w:r>
+        <w:rPr>
+          <w:rFonts w:ascii="Arial" w:hAnsi="Arial" w:eastAsia="Arial" w:cs="Arial"/>
+          <w:b w:val="0"/>
+          <w:i w:val="0"/>
+          <w:color w:val="000000"/>
+          <w:sz w:val="18"/>
+          <w:highlight w:val="lightGray"/>
+        </w:rPr>
+        <w:t>(</w:t>
+      </w:r>
+      <w:r>
+        <w:rPr>
+          <w:rFonts w:ascii="Arial" w:hAnsi="Arial" w:eastAsia="Arial" w:cs="Arial"/>
+          <w:b w:val="0"/>
+          <w:i w:val="0"/>
+          <w:color w:val="000000"/>
+          <w:sz w:val="18"/>
+          <w:highlight w:val="lightGray"/>
+        </w:rPr>
+        <w:t>G</w:t>
+      </w:r>
+      <w:r>
+        <w:rPr>
+          <w:rFonts w:ascii="Arial" w:hAnsi="Arial" w:eastAsia="Arial" w:cs="Arial"/>
+          <w:b w:val="0"/>
+          <w:i w:val="0"/>
+          <w:color w:val="000000"/>
+          <w:sz w:val="18"/>
+          <w:highlight w:val="lightGray"/>
+        </w:rPr>
+        <w:t>P</w:t>
+      </w:r>
+      <w:r>
+        <w:rPr>
+          <w:rFonts w:ascii="Arial" w:hAnsi="Arial" w:eastAsia="Arial" w:cs="Arial"/>
+          <w:b w:val="0"/>
+          <w:i w:val="0"/>
+          <w:color w:val="000000"/>
+          <w:sz w:val="18"/>
+          <w:highlight w:val="lightGray"/>
+        </w:rPr>
+        <w:t>T</w:t>
+      </w:r>
+      <w:r>
+        <w:rPr>
+          <w:rFonts w:ascii="Arial" w:hAnsi="Arial" w:eastAsia="Arial" w:cs="Arial"/>
+          <w:b w:val="0"/>
+          <w:i w:val="0"/>
+          <w:color w:val="000000"/>
+          <w:sz w:val="18"/>
+          <w:highlight w:val="lightGray"/>
         </w:rPr>
         <w:t>‑</w:t>
       </w:r>
       <w:r>
         <w:rPr>
-          <w:rFonts w:ascii="Arial" w:eastAsia="Arial" w:hAnsi="Arial" w:cs="Arial"/>
-          <w:b/>
-          <w:kern w:val="0"/>
-          <w:sz w:val="22"/>
-          <w:szCs w:val="22"/>
-          <w:highlight w:val="darkGray"/>
-          <w:lang w:val="en"/>
-          <w14:ligatures w14:val="none"/>
-        </w:rPr>
-        <w:t>5 Mini) at [12/18/2025]</w:t>
+          <w:rFonts w:ascii="Arial" w:hAnsi="Arial" w:eastAsia="Arial" w:cs="Arial"/>
+          <w:b w:val="0"/>
+          <w:i w:val="0"/>
+          <w:color w:val="000000"/>
+          <w:sz w:val="18"/>
+          <w:highlight w:val="lightGray"/>
+        </w:rPr>
+        <w:t>5</w:t>
+      </w:r>
+      <w:r>
+        <w:rPr>
+          <w:rFonts w:ascii="Arial" w:hAnsi="Arial" w:eastAsia="Arial" w:cs="Arial"/>
+          <w:b w:val="0"/>
+          <w:i w:val="0"/>
+          <w:color w:val="000000"/>
+          <w:sz w:val="18"/>
+          <w:highlight w:val="lightGray"/>
+        </w:rPr>
+        <w:t xml:space="preserve"> </w:t>
+      </w:r>
+      <w:r>
+        <w:rPr>
+          <w:rFonts w:ascii="Arial" w:hAnsi="Arial" w:eastAsia="Arial" w:cs="Arial"/>
+          <w:b w:val="0"/>
+          <w:i w:val="0"/>
+          <w:color w:val="000000"/>
+          <w:sz w:val="18"/>
+          <w:highlight w:val="lightGray"/>
+        </w:rPr>
+        <w:t>M</w:t>
+      </w:r>
+      <w:r>
+        <w:rPr>
+          <w:rFonts w:ascii="Arial" w:hAnsi="Arial" w:eastAsia="Arial" w:cs="Arial"/>
+          <w:b w:val="0"/>
+          <w:i w:val="0"/>
+          <w:color w:val="000000"/>
+          <w:sz w:val="18"/>
+          <w:highlight w:val="lightGray"/>
+        </w:rPr>
+        <w:t>i</w:t>
+      </w:r>
+      <w:r>
+        <w:rPr>
+          <w:rFonts w:ascii="Arial" w:hAnsi="Arial" w:eastAsia="Arial" w:cs="Arial"/>
+          <w:b w:val="0"/>
+          <w:i w:val="0"/>
+          <w:color w:val="000000"/>
+          <w:sz w:val="18"/>
+          <w:highlight w:val="lightGray"/>
+        </w:rPr>
+        <w:t>n</w:t>
+      </w:r>
+      <w:r>
+        <w:rPr>
+          <w:rFonts w:ascii="Arial" w:hAnsi="Arial" w:eastAsia="Arial" w:cs="Arial"/>
+          <w:b w:val="0"/>
+          <w:i w:val="0"/>
+          <w:color w:val="000000"/>
+          <w:sz w:val="18"/>
+          <w:highlight w:val="lightGray"/>
+        </w:rPr>
+        <w:t>i</w:t>
+      </w:r>
+      <w:r>
+        <w:rPr>
+          <w:rFonts w:ascii="Arial" w:hAnsi="Arial" w:eastAsia="Arial" w:cs="Arial"/>
+          <w:b w:val="0"/>
+          <w:i w:val="0"/>
+          <w:color w:val="000000"/>
+          <w:sz w:val="18"/>
+          <w:highlight w:val="lightGray"/>
+        </w:rPr>
+        <w:t>)</w:t>
+      </w:r>
+      <w:r>
+        <w:rPr>
+          <w:rFonts w:ascii="Arial" w:hAnsi="Arial" w:eastAsia="Arial" w:cs="Arial"/>
+          <w:b w:val="0"/>
+          <w:i w:val="0"/>
+          <w:color w:val="000000"/>
+          <w:sz w:val="18"/>
+          <w:highlight w:val="lightGray"/>
+        </w:rPr>
+        <w:t>]</w:t>
+      </w:r>
+      <w:r>
+        <w:rPr>
+          <w:rFonts w:ascii="Arial" w:hAnsi="Arial" w:eastAsia="Arial" w:cs="Arial"/>
+          <w:b w:val="0"/>
+          <w:i w:val="0"/>
+          <w:color w:val="000000"/>
+          <w:sz w:val="18"/>
+          <w:highlight w:val="lightGray"/>
+        </w:rPr>
+        <w:t xml:space="preserve"> </w:t>
+      </w:r>
+      <w:r>
+        <w:rPr>
+          <w:rFonts w:ascii="Arial" w:hAnsi="Arial" w:eastAsia="Arial" w:cs="Arial"/>
+          <w:b/>
+          <w:i w:val="0"/>
+          <w:color w:val="000000"/>
+          <w:sz w:val="18"/>
+          <w:highlight w:val="lightGray"/>
+        </w:rPr>
+        <w:t>o</w:t>
+      </w:r>
+      <w:r>
+        <w:rPr>
+          <w:rFonts w:ascii="Arial" w:hAnsi="Arial" w:eastAsia="Arial" w:cs="Arial"/>
+          <w:b/>
+          <w:i w:val="0"/>
+          <w:color w:val="000000"/>
+          <w:sz w:val="18"/>
+          <w:highlight w:val="lightGray"/>
+        </w:rPr>
+        <w:t>n</w:t>
+      </w:r>
+      <w:r>
+        <w:rPr>
+          <w:rFonts w:ascii="Arial" w:hAnsi="Arial"/>
+          <w:b w:val="0"/>
+          <w:i w:val="0"/>
+          <w:color w:val="000000"/>
+          <w:sz w:val="18"/>
+          <w:highlight w:val="lightGray"/>
+        </w:rPr>
+        <w:t xml:space="preserve"> </w:t>
+      </w:r>
+      <w:r>
+        <w:rPr>
+          <w:rFonts w:ascii="Arial" w:hAnsi="Arial"/>
+          <w:b w:val="0"/>
+          <w:i w:val="0"/>
+          <w:color w:val="000000"/>
+          <w:sz w:val="18"/>
+          <w:highlight w:val="lightGray"/>
+        </w:rPr>
+        <w:t>[</w:t>
+      </w:r>
+      <w:r>
+        <w:rPr>
+          <w:rFonts w:ascii="Arial" w:hAnsi="Arial"/>
+          <w:b w:val="0"/>
+          <w:i w:val="0"/>
+          <w:sz w:val="18"/>
+          <w:highlight w:val="lightGray"/>
+        </w:rPr>
+        <w:t>12/18/2025]</w:t>
       </w:r>
     </w:p>
     <w:p>
